--- a/docs/manual-docente/Manual-del-docente.docx
+++ b/docs/manual-docente/Manual-del-docente.docx
@@ -404,6 +404,38 @@
         <w:rPr>
           <w:rFonts w:ascii="Calibri" w:hAnsi="Calibri" w:cs="Calibri"/>
           <w:b w:val="0"/>
+          <w:i w:val="0"/>
+          <w:color w:val="1E1B2E"/>
+          <w:sz w:val="24"/>
+        </w:rPr>
+        <w:t>Operadores abre cada símbolo y el orden en que se ligan. No escribe nada en el algoritmo.</w:t>
+      </w:r>
+    </w:p>
+    <w:p>
+      <w:pPr>
+        <w:pStyle w:val="ListBullet"/>
+        <w:spacing w:after="40"/>
+      </w:pPr>
+      <w:r>
+        <w:rPr>
+          <w:rFonts w:ascii="Calibri" w:hAnsi="Calibri" w:cs="Calibri"/>
+          <w:b w:val="0"/>
+          <w:i w:val="0"/>
+          <w:color w:val="1E1B2E"/>
+          <w:sz w:val="24"/>
+        </w:rPr>
+        <w:t>Manuales abre el manual del lenguaje, el del alumno y este manual. Ver lo muestra en la aplicación. Descargar PDF guarda el archivo.</w:t>
+      </w:r>
+    </w:p>
+    <w:p>
+      <w:pPr>
+        <w:pStyle w:val="ListBullet"/>
+        <w:spacing w:after="40"/>
+      </w:pPr>
+      <w:r>
+        <w:rPr>
+          <w:rFonts w:ascii="Calibri" w:hAnsi="Calibri" w:cs="Calibri"/>
+          <w:b w:val="0"/>
           <w:color w:val="1E1B2E"/>
           <w:sz w:val="24"/>
         </w:rPr>
@@ -1170,6 +1202,22 @@
     </w:p>
     <w:p>
       <w:pPr>
+        <w:pStyle w:val="ListBullet"/>
+        <w:spacing w:after="40"/>
+      </w:pPr>
+      <w:r>
+        <w:rPr>
+          <w:rFonts w:ascii="Calibri" w:hAnsi="Calibri" w:cs="Calibri"/>
+          <w:b w:val="0"/>
+          <w:i w:val="0"/>
+          <w:color w:val="1E1B2E"/>
+          <w:sz w:val="24"/>
+        </w:rPr>
+        <w:t>Descargar CSV guarda los retos del tipo elegido en el estante abierto. Con el tipo en Todos, la pantalla pide elegir un tipo.</w:t>
+      </w:r>
+    </w:p>
+    <w:p>
+      <w:pPr>
         <w:pStyle w:val="Heading2"/>
       </w:pPr>
       <w:r>
@@ -1378,7 +1426,7 @@
           <w:color w:val="1E1B2E"/>
           <w:sz w:val="24"/>
         </w:rPr>
-        <w:t>El archivo admite hasta 80 filas y 200 KB. Si una fila falla, no se guarda ninguna. Descargar plantilla entrega un archivo de ese tipo para completarlo.</w:t>
+        <w:t>El archivo admite hasta 250 filas y 1 MB. Si una fila falla, no se guarda ninguna. Descargar plantilla entrega un archivo vacío de ese tipo, con una fila de ejemplo, para completarlo.</w:t>
       </w:r>
     </w:p>
     <w:p>
@@ -2548,6 +2596,416 @@
           <w:sz w:val="24"/>
         </w:rPr>
         <w:t>Si quiere mirar el código, vuelve al editor, elige Ana Ruiz · Programación 1 y pulsa Ejecutar. El texto de Ana permanece como ella lo dejó.</w:t>
+      </w:r>
+    </w:p>
+    <w:p>
+      <w:pPr>
+        <w:pStyle w:val="Heading1"/>
+      </w:pPr>
+      <w:r>
+        <w:rPr>
+          <w:rFonts w:ascii="Calibri" w:hAnsi="Calibri" w:cs="Calibri"/>
+          <w:b/>
+          <w:i w:val="0"/>
+          <w:color w:val="3D2A5C"/>
+          <w:sz w:val="44"/>
+        </w:rPr>
+        <w:t>13. Operadores y manuales</w:t>
+      </w:r>
+    </w:p>
+    <w:p>
+      <w:pPr>
+        <w:spacing w:after="160"/>
+      </w:pPr>
+      <w:r>
+        <w:rPr>
+          <w:rFonts w:ascii="Calibri" w:hAnsi="Calibri" w:cs="Calibri"/>
+          <w:b w:val="0"/>
+          <w:i w:val="0"/>
+          <w:color w:val="1E1B2E"/>
+          <w:sz w:val="24"/>
+        </w:rPr>
+        <w:t>Estos dos botones están en la misma barra del alumno. Operadores consulta símbolos. Manuales abre los documentos. En una cuenta de docente la lista trae tres: lenguaje, alumno y docente.</w:t>
+      </w:r>
+    </w:p>
+    <w:p>
+      <w:pPr>
+        <w:pStyle w:val="Heading2"/>
+      </w:pPr>
+      <w:r>
+        <w:rPr>
+          <w:rFonts w:ascii="Calibri" w:hAnsi="Calibri" w:cs="Calibri"/>
+          <w:b/>
+          <w:i w:val="0"/>
+          <w:color w:val="3D2A5C"/>
+          <w:sz w:val="32"/>
+        </w:rPr>
+        <w:t>Operadores</w:t>
+      </w:r>
+    </w:p>
+    <w:p>
+      <w:pPr>
+        <w:spacing w:after="160"/>
+      </w:pPr>
+      <w:r>
+        <w:rPr>
+          <w:rFonts w:ascii="Calibri" w:hAnsi="Calibri" w:cs="Calibri"/>
+          <w:b w:val="0"/>
+          <w:i w:val="0"/>
+          <w:color w:val="1E1B2E"/>
+          <w:sz w:val="24"/>
+        </w:rPr>
+        <w:t>El panel se titula Operadores que puedes usar. El orden de una expresión es ^, luego * / DIV MOD, luego + y -, luego las comparaciones, y al final NO, Y y O. &lt;- asigna y no va dentro de una expresión. Los grupos son Asignación, Aritméticos, Comparación, Lógicos y Agrupación. % equivale a MOD. = compara y no asigna.</w:t>
+      </w:r>
+    </w:p>
+    <w:p>
+      <w:pPr>
+        <w:spacing w:after="160"/>
+      </w:pPr>
+      <w:r>
+        <w:rPr>
+          <w:rFonts w:ascii="Calibri" w:hAnsi="Calibri" w:cs="Calibri"/>
+          <w:b w:val="0"/>
+          <w:i w:val="0"/>
+          <w:color w:val="1E1B2E"/>
+          <w:sz w:val="24"/>
+        </w:rPr>
+        <w:t>Ejemplo. Luis abre Área de un triángulo, donde la cuenta es (base * altura) / 2, y pulsa Operadores. Comprueba que * liga antes que / y que los paréntesis fijan ese orden. El algoritmo sigue igual al cerrar el panel. 2 ^ 3 ^ 2 se lee 2 ^ (3 ^ 2).</w:t>
+      </w:r>
+    </w:p>
+    <w:p>
+      <w:pPr>
+        <w:jc w:val="center"/>
+      </w:pPr>
+      <w:r>
+        <w:drawing>
+          <wp:inline xmlns:a="http://schemas.openxmlformats.org/drawingml/2006/main" xmlns:pic="http://schemas.openxmlformats.org/drawingml/2006/picture">
+            <wp:extent cx="5852160" cy="3657600"/>
+            <wp:docPr id="11" name="Picture 11"/>
+            <wp:cNvGraphicFramePr>
+              <a:graphicFrameLocks noChangeAspect="1"/>
+            </wp:cNvGraphicFramePr>
+            <a:graphic>
+              <a:graphicData uri="http://schemas.openxmlformats.org/drawingml/2006/picture">
+                <pic:pic>
+                  <pic:nvPicPr>
+                    <pic:cNvPr id="0" name="11-operadores.png"/>
+                    <pic:cNvPicPr/>
+                  </pic:nvPicPr>
+                  <pic:blipFill>
+                    <a:blip r:embed="rId19"/>
+                    <a:stretch>
+                      <a:fillRect/>
+                    </a:stretch>
+                  </pic:blipFill>
+                  <pic:spPr>
+                    <a:xfrm>
+                      <a:off x="0" y="0"/>
+                      <a:ext cx="5852160" cy="3657600"/>
+                    </a:xfrm>
+                    <a:prstGeom prst="rect"/>
+                  </pic:spPr>
+                </pic:pic>
+              </a:graphicData>
+            </a:graphic>
+          </wp:inline>
+        </w:drawing>
+      </w:r>
+    </w:p>
+    <w:p>
+      <w:pPr>
+        <w:spacing w:after="240"/>
+        <w:jc w:val="center"/>
+      </w:pPr>
+      <w:r>
+        <w:rPr>
+          <w:rFonts w:ascii="Calibri" w:hAnsi="Calibri" w:cs="Calibri"/>
+          <w:b w:val="0"/>
+          <w:i/>
+          <w:color w:val="475569"/>
+          <w:sz w:val="20"/>
+        </w:rPr>
+        <w:t>Figura 11. Panel Operadores en la barra de Luis Mora.</w:t>
+      </w:r>
+    </w:p>
+    <w:p>
+      <w:pPr>
+        <w:pStyle w:val="Heading2"/>
+      </w:pPr>
+      <w:r>
+        <w:rPr>
+          <w:rFonts w:ascii="Calibri" w:hAnsi="Calibri" w:cs="Calibri"/>
+          <w:b/>
+          <w:i w:val="0"/>
+          <w:color w:val="3D2A5C"/>
+          <w:sz w:val="32"/>
+        </w:rPr>
+        <w:t>Manuales</w:t>
+      </w:r>
+    </w:p>
+    <w:p>
+      <w:pPr>
+        <w:spacing w:after="160"/>
+      </w:pPr>
+      <w:r>
+        <w:rPr>
+          <w:rFonts w:ascii="Calibri" w:hAnsi="Calibri" w:cs="Calibri"/>
+          <w:b w:val="0"/>
+          <w:i w:val="0"/>
+          <w:color w:val="1E1B2E"/>
+          <w:sz w:val="24"/>
+        </w:rPr>
+        <w:t>Ver abre el documento dentro de Traza. Descargar PDF guarda Manual-del-lenguaje.pdf, Manual-del-alumno.pdf o Manual-del-docente.pdf. Escape cierra el menú. Una cuenta de alumno ve solo los dos primeros.</w:t>
+      </w:r>
+    </w:p>
+    <w:p>
+      <w:pPr>
+        <w:spacing w:after="160"/>
+      </w:pPr>
+      <w:r>
+        <w:rPr>
+          <w:rFonts w:ascii="Calibri" w:hAnsi="Calibri" w:cs="Calibri"/>
+          <w:b w:val="0"/>
+          <w:i w:val="0"/>
+          <w:color w:val="1E1B2E"/>
+          <w:sz w:val="24"/>
+        </w:rPr>
+        <w:t>Ejemplo. Luis pulsa Manuales y Ver en Manual del alumno para revisar cómo ve Ana la ruta. Descargar PDF del manual del docente guarda este documento.</w:t>
+      </w:r>
+    </w:p>
+    <w:p>
+      <w:pPr>
+        <w:jc w:val="center"/>
+      </w:pPr>
+      <w:r>
+        <w:drawing>
+          <wp:inline xmlns:a="http://schemas.openxmlformats.org/drawingml/2006/main" xmlns:pic="http://schemas.openxmlformats.org/drawingml/2006/picture">
+            <wp:extent cx="5852160" cy="3657600"/>
+            <wp:docPr id="12" name="Picture 12"/>
+            <wp:cNvGraphicFramePr>
+              <a:graphicFrameLocks noChangeAspect="1"/>
+            </wp:cNvGraphicFramePr>
+            <a:graphic>
+              <a:graphicData uri="http://schemas.openxmlformats.org/drawingml/2006/picture">
+                <pic:pic>
+                  <pic:nvPicPr>
+                    <pic:cNvPr id="0" name="12-manuales.png"/>
+                    <pic:cNvPicPr/>
+                  </pic:nvPicPr>
+                  <pic:blipFill>
+                    <a:blip r:embed="rId20"/>
+                    <a:stretch>
+                      <a:fillRect/>
+                    </a:stretch>
+                  </pic:blipFill>
+                  <pic:spPr>
+                    <a:xfrm>
+                      <a:off x="0" y="0"/>
+                      <a:ext cx="5852160" cy="3657600"/>
+                    </a:xfrm>
+                    <a:prstGeom prst="rect"/>
+                  </pic:spPr>
+                </pic:pic>
+              </a:graphicData>
+            </a:graphic>
+          </wp:inline>
+        </w:drawing>
+      </w:r>
+    </w:p>
+    <w:p>
+      <w:pPr>
+        <w:spacing w:after="240"/>
+        <w:jc w:val="center"/>
+      </w:pPr>
+      <w:r>
+        <w:rPr>
+          <w:rFonts w:ascii="Calibri" w:hAnsi="Calibri" w:cs="Calibri"/>
+          <w:b w:val="0"/>
+          <w:i/>
+          <w:color w:val="475569"/>
+          <w:sz w:val="20"/>
+        </w:rPr>
+        <w:t>Figura 12. Manuales de una cuenta de docente: lenguaje, alumno y docente.</w:t>
+      </w:r>
+    </w:p>
+    <w:p>
+      <w:pPr>
+        <w:pStyle w:val="Heading1"/>
+      </w:pPr>
+      <w:r>
+        <w:rPr>
+          <w:rFonts w:ascii="Calibri" w:hAnsi="Calibri" w:cs="Calibri"/>
+          <w:b/>
+          <w:i w:val="0"/>
+          <w:color w:val="3D2A5C"/>
+          <w:sz w:val="44"/>
+        </w:rPr>
+        <w:t>14. Descargar los retos del banco</w:t>
+      </w:r>
+    </w:p>
+    <w:p>
+      <w:pPr>
+        <w:spacing w:after="160"/>
+      </w:pPr>
+      <w:r>
+        <w:rPr>
+          <w:rFonts w:ascii="Calibri" w:hAnsi="Calibri" w:cs="Calibri"/>
+          <w:b w:val="0"/>
+          <w:i w:val="0"/>
+          <w:color w:val="1E1B2E"/>
+          <w:sz w:val="24"/>
+        </w:rPr>
+        <w:t>En Banco, Descargar CSV entrega los retos del tipo que esté elegido en Tipo y del estante que esté abierto. Hay que elegir Clasificar, Ordenar, Construir o Predecir. Con Todos, el aviso pide un tipo y no se baja ningún archivo.</w:t>
+      </w:r>
+    </w:p>
+    <w:p>
+      <w:pPr>
+        <w:pStyle w:val="ListBullet"/>
+        <w:spacing w:after="40"/>
+      </w:pPr>
+      <w:r>
+        <w:rPr>
+          <w:rFonts w:ascii="Calibri" w:hAnsi="Calibri" w:cs="Calibri"/>
+          <w:b w:val="0"/>
+          <w:i w:val="0"/>
+          <w:color w:val="1E1B2E"/>
+          <w:sz w:val="24"/>
+        </w:rPr>
+        <w:t>Catálogo incluye el banco del sistema y los retos propios del docente. El archivo se llama retos-clasificar.csv, retos-ordenar.csv, retos-construir.csv o retos-predecir.csv.</w:t>
+      </w:r>
+    </w:p>
+    <w:p>
+      <w:pPr>
+        <w:pStyle w:val="ListBullet"/>
+        <w:spacing w:after="40"/>
+      </w:pPr>
+      <w:r>
+        <w:rPr>
+          <w:rFonts w:ascii="Calibri" w:hAnsi="Calibri" w:cs="Calibri"/>
+          <w:b w:val="0"/>
+          <w:i w:val="0"/>
+          <w:color w:val="1E1B2E"/>
+          <w:sz w:val="24"/>
+        </w:rPr>
+        <w:t>Concurso incluye solo el banco del sistema. retos-construir-concurso.csv trae los cincuenta problemas de creación. Un tipo que ese estante no tiene, como Clasificar, avisa que no hay retos de ese tipo.</w:t>
+      </w:r>
+    </w:p>
+    <w:p>
+      <w:pPr>
+        <w:pStyle w:val="ListBullet"/>
+        <w:spacing w:after="40"/>
+      </w:pPr>
+      <w:r>
+        <w:rPr>
+          <w:rFonts w:ascii="Calibri" w:hAnsi="Calibri" w:cs="Calibri"/>
+          <w:b w:val="0"/>
+          <w:i w:val="0"/>
+          <w:color w:val="1E1B2E"/>
+          <w:sz w:val="24"/>
+        </w:rPr>
+        <w:t>El aviso confirma cuántos retos trae el archivo y recuerda que otro docente puede subirlo a su banco.</w:t>
+      </w:r>
+    </w:p>
+    <w:p>
+      <w:pPr>
+        <w:pStyle w:val="ListBullet"/>
+        <w:spacing w:after="40"/>
+      </w:pPr>
+      <w:r>
+        <w:rPr>
+          <w:rFonts w:ascii="Calibri" w:hAnsi="Calibri" w:cs="Calibri"/>
+          <w:b w:val="0"/>
+          <w:i w:val="0"/>
+          <w:color w:val="1E1B2E"/>
+          <w:sz w:val="24"/>
+        </w:rPr>
+        <w:t>Subir CSV sigue escribiendo solo en el catálogo del docente. No agrega filas al concurso.</w:t>
+      </w:r>
+    </w:p>
+    <w:p>
+      <w:pPr>
+        <w:pStyle w:val="ListBullet"/>
+        <w:spacing w:after="40"/>
+      </w:pPr>
+      <w:r>
+        <w:rPr>
+          <w:rFonts w:ascii="Calibri" w:hAnsi="Calibri" w:cs="Calibri"/>
+          <w:b w:val="0"/>
+          <w:i w:val="0"/>
+          <w:color w:val="1E1B2E"/>
+          <w:sz w:val="24"/>
+        </w:rPr>
+        <w:t>Una cuenta de alumno no descarga este archivo.</w:t>
+      </w:r>
+    </w:p>
+    <w:p>
+      <w:pPr>
+        <w:spacing w:after="160"/>
+      </w:pPr>
+      <w:r>
+        <w:rPr>
+          <w:rFonts w:ascii="Calibri" w:hAnsi="Calibri" w:cs="Calibri"/>
+          <w:b w:val="0"/>
+          <w:i w:val="0"/>
+          <w:color w:val="1E1B2E"/>
+          <w:sz w:val="24"/>
+        </w:rPr>
+        <w:t>Ejemplo. Luis abre Banco, deja Catálogo y pone Tipo en Clasificar. Pulsa Descargar CSV. La pantalla dice que el archivo trae 53 retos y que otro docente puede subirlo a su banco. El archivo es retos-clasificar.csv. Quien lo recibe pulsa Subir CSV y esos retos quedan en su catálogo, no en el concurso.</w:t>
+      </w:r>
+    </w:p>
+    <w:p>
+      <w:pPr>
+        <w:jc w:val="center"/>
+      </w:pPr>
+      <w:r>
+        <w:drawing>
+          <wp:inline xmlns:a="http://schemas.openxmlformats.org/drawingml/2006/main" xmlns:pic="http://schemas.openxmlformats.org/drawingml/2006/picture">
+            <wp:extent cx="5852160" cy="3657600"/>
+            <wp:docPr id="13" name="Picture 13"/>
+            <wp:cNvGraphicFramePr>
+              <a:graphicFrameLocks noChangeAspect="1"/>
+            </wp:cNvGraphicFramePr>
+            <a:graphic>
+              <a:graphicData uri="http://schemas.openxmlformats.org/drawingml/2006/picture">
+                <pic:pic>
+                  <pic:nvPicPr>
+                    <pic:cNvPr id="0" name="13-descarga.png"/>
+                    <pic:cNvPicPr/>
+                  </pic:nvPicPr>
+                  <pic:blipFill>
+                    <a:blip r:embed="rId21"/>
+                    <a:stretch>
+                      <a:fillRect/>
+                    </a:stretch>
+                  </pic:blipFill>
+                  <pic:spPr>
+                    <a:xfrm>
+                      <a:off x="0" y="0"/>
+                      <a:ext cx="5852160" cy="3657600"/>
+                    </a:xfrm>
+                    <a:prstGeom prst="rect"/>
+                  </pic:spPr>
+                </pic:pic>
+              </a:graphicData>
+            </a:graphic>
+          </wp:inline>
+        </w:drawing>
+      </w:r>
+    </w:p>
+    <w:p>
+      <w:pPr>
+        <w:spacing w:after="240"/>
+        <w:jc w:val="center"/>
+      </w:pPr>
+      <w:r>
+        <w:rPr>
+          <w:rFonts w:ascii="Calibri" w:hAnsi="Calibri" w:cs="Calibri"/>
+          <w:b w:val="0"/>
+          <w:i/>
+          <w:color w:val="475569"/>
+          <w:sz w:val="20"/>
+        </w:rPr>
+        <w:t>Figura 13. Catálogo filtrado por Clasificar, después de Descargar CSV: el archivo trae 53 retos.</w:t>
       </w:r>
     </w:p>
     <w:sectPr>

--- a/docs/manual-docente/Manual-del-docente.docx
+++ b/docs/manual-docente/Manual-del-docente.docx
@@ -2755,7 +2755,7 @@
           <w:color w:val="1E1B2E"/>
           <w:sz w:val="24"/>
         </w:rPr>
-        <w:t>Ver abre el documento dentro de Traza. Descargar PDF guarda Manual-del-lenguaje.pdf, Manual-del-alumno.pdf o Manual-del-docente.pdf. Escape cierra el menú. Una cuenta de alumno ve solo los dos primeros.</w:t>
+        <w:t>Ver abre el PDF dentro de Traza. Descargar PDF guarda Manual-del-lenguaje.pdf, Manual-del-alumno.pdf o Manual-del-docente.pdf. En la aplicación de escritorio guardar abre el diálogo del sistema; cancelarlo no deja archivo. En el navegador la descarga es la del navegador. Escape cierra el menú. Una cuenta de alumno ve solo los dos primeros.</w:t>
       </w:r>
     </w:p>
     <w:p>
@@ -3006,6 +3006,246 @@
           <w:sz w:val="20"/>
         </w:rPr>
         <w:t>Figura 13. Catálogo filtrado por Clasificar, después de Descargar CSV: el archivo trae 53 retos.</w:t>
+      </w:r>
+    </w:p>
+    <w:p>
+      <w:pPr>
+        <w:pStyle w:val="Heading1"/>
+      </w:pPr>
+      <w:r>
+        <w:rPr>
+          <w:rFonts w:ascii="Calibri" w:hAnsi="Calibri" w:cs="Calibri"/>
+          <w:b/>
+          <w:i w:val="0"/>
+          <w:color w:val="3D2A5C"/>
+          <w:sz w:val="44"/>
+        </w:rPr>
+        <w:t>15. Entrar, bloqueo y una sola sesión</w:t>
+      </w:r>
+    </w:p>
+    <w:p>
+      <w:pPr>
+        <w:spacing w:after="160"/>
+      </w:pPr>
+      <w:r>
+        <w:rPr>
+          <w:rFonts w:ascii="Calibri" w:hAnsi="Calibri" w:cs="Calibri"/>
+          <w:b w:val="0"/>
+          <w:i w:val="0"/>
+          <w:color w:val="1E1B2E"/>
+          <w:sz w:val="24"/>
+        </w:rPr>
+        <w:t>Entrar sigue las mismas reglas que la cuenta del alumno. Tres fallos del mismo correo lo bloquean 15 minutos. La cuenta solo tiene una sesión: el navegador y la aplicación no pueden estar dentro a la vez, ni dos equipos. Salir libera la sesión. A los 30 minutos sin uso también se cierra y la pantalla pide volver a entrar.</w:t>
+      </w:r>
+    </w:p>
+    <w:p>
+      <w:pPr>
+        <w:spacing w:after="160"/>
+      </w:pPr>
+      <w:r>
+        <w:rPr>
+          <w:rFonts w:ascii="Calibri" w:hAnsi="Calibri" w:cs="Calibri"/>
+          <w:b w:val="0"/>
+          <w:i w:val="0"/>
+          <w:color w:val="1E1B2E"/>
+          <w:sz w:val="24"/>
+        </w:rPr>
+        <w:t>Ejemplo. Tres contraseñas que no coinciden dejan este aviso. Aunque después se escriba la contraseña buena, hay que esperar los 15 minutos.</w:t>
+      </w:r>
+    </w:p>
+    <w:p>
+      <w:pPr>
+        <w:jc w:val="center"/>
+      </w:pPr>
+      <w:r>
+        <w:drawing>
+          <wp:inline xmlns:a="http://schemas.openxmlformats.org/drawingml/2006/main" xmlns:pic="http://schemas.openxmlformats.org/drawingml/2006/picture">
+            <wp:extent cx="5852160" cy="3657600"/>
+            <wp:docPr id="14" name="Picture 14"/>
+            <wp:cNvGraphicFramePr>
+              <a:graphicFrameLocks noChangeAspect="1"/>
+            </wp:cNvGraphicFramePr>
+            <a:graphic>
+              <a:graphicData uri="http://schemas.openxmlformats.org/drawingml/2006/picture">
+                <pic:pic>
+                  <pic:nvPicPr>
+                    <pic:cNvPr id="0" name="14-bloqueo.png"/>
+                    <pic:cNvPicPr/>
+                  </pic:nvPicPr>
+                  <pic:blipFill>
+                    <a:blip r:embed="rId22"/>
+                    <a:stretch>
+                      <a:fillRect/>
+                    </a:stretch>
+                  </pic:blipFill>
+                  <pic:spPr>
+                    <a:xfrm>
+                      <a:off x="0" y="0"/>
+                      <a:ext cx="5852160" cy="3657600"/>
+                    </a:xfrm>
+                    <a:prstGeom prst="rect"/>
+                  </pic:spPr>
+                </pic:pic>
+              </a:graphicData>
+            </a:graphic>
+          </wp:inline>
+        </w:drawing>
+      </w:r>
+    </w:p>
+    <w:p>
+      <w:pPr>
+        <w:spacing w:after="240"/>
+        <w:jc w:val="center"/>
+      </w:pPr>
+      <w:r>
+        <w:rPr>
+          <w:rFonts w:ascii="Calibri" w:hAnsi="Calibri" w:cs="Calibri"/>
+          <w:b w:val="0"/>
+          <w:i/>
+          <w:color w:val="475569"/>
+          <w:sz w:val="20"/>
+        </w:rPr>
+        <w:t>Figura 14. El tercer intento fallido bloquea el correo 15 minutos.</w:t>
+      </w:r>
+    </w:p>
+    <w:p>
+      <w:pPr>
+        <w:spacing w:after="160"/>
+      </w:pPr>
+      <w:r>
+        <w:rPr>
+          <w:rFonts w:ascii="Calibri" w:hAnsi="Calibri" w:cs="Calibri"/>
+          <w:b w:val="0"/>
+          <w:i w:val="0"/>
+          <w:color w:val="1E1B2E"/>
+          <w:sz w:val="24"/>
+        </w:rPr>
+        <w:t>Ejemplo. Luis ya entró en un equipo. En otro, Traza responde que ya hay una sesión abierta. Tiene que salir en el primero o esperar 30 minutos sin usar esa sesión. Actualizar no abre una segunda sesión: vuelve a pedir los datos de la que ya está abierta y suelta el borrador que aún no se guardó.</w:t>
+      </w:r>
+    </w:p>
+    <w:p>
+      <w:pPr>
+        <w:jc w:val="center"/>
+      </w:pPr>
+      <w:r>
+        <w:drawing>
+          <wp:inline xmlns:a="http://schemas.openxmlformats.org/drawingml/2006/main" xmlns:pic="http://schemas.openxmlformats.org/drawingml/2006/picture">
+            <wp:extent cx="5852160" cy="3657600"/>
+            <wp:docPr id="15" name="Picture 15"/>
+            <wp:cNvGraphicFramePr>
+              <a:graphicFrameLocks noChangeAspect="1"/>
+            </wp:cNvGraphicFramePr>
+            <a:graphic>
+              <a:graphicData uri="http://schemas.openxmlformats.org/drawingml/2006/picture">
+                <pic:pic>
+                  <pic:nvPicPr>
+                    <pic:cNvPr id="0" name="15-sesion.png"/>
+                    <pic:cNvPicPr/>
+                  </pic:nvPicPr>
+                  <pic:blipFill>
+                    <a:blip r:embed="rId23"/>
+                    <a:stretch>
+                      <a:fillRect/>
+                    </a:stretch>
+                  </pic:blipFill>
+                  <pic:spPr>
+                    <a:xfrm>
+                      <a:off x="0" y="0"/>
+                      <a:ext cx="5852160" cy="3657600"/>
+                    </a:xfrm>
+                    <a:prstGeom prst="rect"/>
+                  </pic:spPr>
+                </pic:pic>
+              </a:graphicData>
+            </a:graphic>
+          </wp:inline>
+        </w:drawing>
+      </w:r>
+    </w:p>
+    <w:p>
+      <w:pPr>
+        <w:spacing w:after="240"/>
+        <w:jc w:val="center"/>
+      </w:pPr>
+      <w:r>
+        <w:rPr>
+          <w:rFonts w:ascii="Calibri" w:hAnsi="Calibri" w:cs="Calibri"/>
+          <w:b w:val="0"/>
+          <w:i/>
+          <w:color w:val="475569"/>
+          <w:sz w:val="20"/>
+        </w:rPr>
+        <w:t>Figura 15. La segunda entrada no abre el escritorio.</w:t>
+      </w:r>
+    </w:p>
+    <w:p>
+      <w:pPr>
+        <w:spacing w:after="160"/>
+      </w:pPr>
+      <w:r>
+        <w:rPr>
+          <w:rFonts w:ascii="Calibri" w:hAnsi="Calibri" w:cs="Calibri"/>
+          <w:b w:val="0"/>
+          <w:i w:val="0"/>
+          <w:color w:val="1E1B2E"/>
+          <w:sz w:val="24"/>
+        </w:rPr>
+        <w:t>Ver abre el PDF en la ventana. La del docente incluye este manual. Descargar PDF lo guarda. En la aplicación, el algoritmo, el diagrama, la traducción, el CSV del banco y el de notas usan el mismo diálogo de guardar.</w:t>
+      </w:r>
+    </w:p>
+    <w:p>
+      <w:pPr>
+        <w:jc w:val="center"/>
+      </w:pPr>
+      <w:r>
+        <w:drawing>
+          <wp:inline xmlns:a="http://schemas.openxmlformats.org/drawingml/2006/main" xmlns:pic="http://schemas.openxmlformats.org/drawingml/2006/picture">
+            <wp:extent cx="5852160" cy="3657600"/>
+            <wp:docPr id="16" name="Picture 16"/>
+            <wp:cNvGraphicFramePr>
+              <a:graphicFrameLocks noChangeAspect="1"/>
+            </wp:cNvGraphicFramePr>
+            <a:graphic>
+              <a:graphicData uri="http://schemas.openxmlformats.org/drawingml/2006/picture">
+                <pic:pic>
+                  <pic:nvPicPr>
+                    <pic:cNvPr id="0" name="16-ver-pdf.png"/>
+                    <pic:cNvPicPr/>
+                  </pic:nvPicPr>
+                  <pic:blipFill>
+                    <a:blip r:embed="rId24"/>
+                    <a:stretch>
+                      <a:fillRect/>
+                    </a:stretch>
+                  </pic:blipFill>
+                  <pic:spPr>
+                    <a:xfrm>
+                      <a:off x="0" y="0"/>
+                      <a:ext cx="5852160" cy="3657600"/>
+                    </a:xfrm>
+                    <a:prstGeom prst="rect"/>
+                  </pic:spPr>
+                </pic:pic>
+              </a:graphicData>
+            </a:graphic>
+          </wp:inline>
+        </w:drawing>
+      </w:r>
+    </w:p>
+    <w:p>
+      <w:pPr>
+        <w:spacing w:after="240"/>
+        <w:jc w:val="center"/>
+      </w:pPr>
+      <w:r>
+        <w:rPr>
+          <w:rFonts w:ascii="Calibri" w:hAnsi="Calibri" w:cs="Calibri"/>
+          <w:b w:val="0"/>
+          <w:i/>
+          <w:color w:val="475569"/>
+          <w:sz w:val="20"/>
+        </w:rPr>
+        <w:t>Figura 16. Ver muestra el PDF del manual, con Descargar PDF y Cerrar.</w:t>
       </w:r>
     </w:p>
     <w:sectPr>

--- a/docs/manual-docente/Manual-del-docente.docx
+++ b/docs/manual-docente/Manual-del-docente.docx
@@ -13,7 +13,7 @@
           <w:color w:val="3D2A5C"/>
           <w:sz w:val="64"/>
         </w:rPr>
-        <w:t>Traza</w:t>
+        <w:t>Aulivana-FCDdesign</w:t>
       </w:r>
     </w:p>
     <w:p>
@@ -49,7 +49,7 @@
           <w:color w:val="1E1B2E"/>
           <w:sz w:val="24"/>
         </w:rPr>
-        <w:t>Este manual recorre cada menú que el docente usa en Traza. Las figuras son capturas de la aplicación. Cada menú incluye un ejemplo que se puede repetir. Escribir, validar, ejecutar, traducir, depurar y resolver retos se explica con el mismo detalle en el Manual del alumno. Aquí se indica qué cambia cuando quien entra es docente.</w:t>
+        <w:t>Este manual recorre cada menú que el docente usa en Aulivana-FCDdesign. Las figuras son capturas de la aplicación. Cada menú incluye un ejemplo que se puede repetir. Escribir, validar, ejecutar, traducir, depurar y resolver retos se explica con el mismo detalle en el Manual del alumno. Aquí se indica qué cambia cuando quien entra es docente.</w:t>
       </w:r>
     </w:p>
     <w:p>
@@ -2755,7 +2755,7 @@
           <w:color w:val="1E1B2E"/>
           <w:sz w:val="24"/>
         </w:rPr>
-        <w:t>Ver abre el PDF dentro de Traza. Descargar PDF guarda Manual-del-lenguaje.pdf, Manual-del-alumno.pdf o Manual-del-docente.pdf. En la aplicación de escritorio guardar abre el diálogo del sistema; cancelarlo no deja archivo. En el navegador la descarga es la del navegador. Escape cierra el menú. Una cuenta de alumno ve solo los dos primeros.</w:t>
+        <w:t>Ver abre el PDF dentro de Aulivana-FCDdesign. Descargar PDF guarda Manual-del-lenguaje.pdf, Manual-del-alumno.pdf o Manual-del-docente.pdf. En la aplicación de escritorio guardar abre el diálogo del sistema; cancelarlo no deja archivo. En el navegador la descarga es la del navegador. Escape cierra el menú. Una cuenta de alumno ve solo los dos primeros.</w:t>
       </w:r>
     </w:p>
     <w:p>
@@ -3120,7 +3120,7 @@
           <w:color w:val="1E1B2E"/>
           <w:sz w:val="24"/>
         </w:rPr>
-        <w:t>Ejemplo. Luis ya entró en un equipo. En otro, Traza responde que ya hay una sesión abierta. Tiene que salir en el primero o esperar 30 minutos sin usar esa sesión. Actualizar no abre una segunda sesión: vuelve a pedir los datos de la que ya está abierta y suelta el borrador que aún no se guardó.</w:t>
+        <w:t>Ejemplo. Luis ya entró en un equipo. En otro, Aulivana-FCDdesign responde que ya hay una sesión abierta. Tiene que salir en el primero o esperar 30 minutos sin usar esa sesión. Actualizar no abre una segunda sesión: vuelve a pedir los datos de la que ya está abierta y suelta el borrador que aún no se guardó.</w:t>
       </w:r>
     </w:p>
     <w:p>

--- a/docs/manual-docente/Manual-del-docente.docx
+++ b/docs/manual-docente/Manual-del-docente.docx
@@ -4,23 +4,28 @@
   <w:body>
     <w:p>
       <w:pPr>
-        <w:jc w:val="left"/>
+        <w:jc w:val="center"/>
       </w:pPr>
       <w:r>
         <w:rPr>
           <w:rFonts w:ascii="Calibri" w:hAnsi="Calibri" w:cs="Calibri"/>
           <w:b/>
+          <w:i w:val="0"/>
           <w:color w:val="3D2A5C"/>
-          <w:sz w:val="64"/>
+          <w:sz w:val="44"/>
         </w:rPr>
         <w:t>Aulivana-FCDdesign</w:t>
       </w:r>
     </w:p>
     <w:p>
+      <w:pPr>
+        <w:jc w:val="center"/>
+      </w:pPr>
       <w:r>
         <w:rPr>
           <w:rFonts w:ascii="Calibri" w:hAnsi="Calibri" w:cs="Calibri"/>
           <w:b/>
+          <w:i w:val="0"/>
           <w:color w:val="3D2A5C"/>
           <w:sz w:val="44"/>
         </w:rPr>
@@ -28,28 +33,46 @@
       </w:r>
     </w:p>
     <w:p>
-      <w:r>
-        <w:rPr>
-          <w:rFonts w:ascii="Calibri" w:hAnsi="Calibri" w:cs="Calibri"/>
-          <w:b w:val="0"/>
-          <w:color w:val="475569"/>
-          <w:sz w:val="22"/>
-        </w:rPr>
-        <w:t>19 de octubre de 2026</w:t>
-      </w:r>
-    </w:p>
-    <w:p>
       <w:pPr>
-        <w:spacing w:after="160" w:before="0"/>
+        <w:jc w:val="center"/>
       </w:pPr>
       <w:r>
         <w:rPr>
           <w:rFonts w:ascii="Calibri" w:hAnsi="Calibri" w:cs="Calibri"/>
           <w:b w:val="0"/>
-          <w:color w:val="1E1B2E"/>
+          <w:i w:val="0"/>
+          <w:color w:val="1E293B"/>
           <w:sz w:val="24"/>
         </w:rPr>
-        <w:t>Este manual recorre cada menú que el docente usa en Aulivana-FCDdesign. Las figuras son capturas de la aplicación. Cada menú incluye un ejemplo que se puede repetir. Escribir, validar, ejecutar, traducir, depurar y resolver retos se explica con el mismo detalle en el Manual del alumno. Aquí se indica qué cambia cuando quien entra es docente.</w:t>
+        <w:t>Cada menú del docente, con la pantalla y un ejemplo.</w:t>
+      </w:r>
+    </w:p>
+    <w:p>
+      <w:pPr>
+        <w:jc w:val="center"/>
+      </w:pPr>
+      <w:r>
+        <w:rPr>
+          <w:rFonts w:ascii="Calibri" w:hAnsi="Calibri" w:cs="Calibri"/>
+          <w:b w:val="0"/>
+          <w:i w:val="0"/>
+          <w:color w:val="1E293B"/>
+          <w:sz w:val="24"/>
+        </w:rPr>
+        <w:t>21 de octubre de 2026</w:t>
+      </w:r>
+    </w:p>
+    <w:p>
+      <w:pPr/>
+      <w:r>
+        <w:rPr>
+          <w:rFonts w:ascii="Calibri" w:hAnsi="Calibri" w:cs="Calibri"/>
+          <w:b w:val="0"/>
+          <w:i w:val="0"/>
+          <w:color w:val="1E293B"/>
+          <w:sz w:val="24"/>
+        </w:rPr>
+        <w:t>Este manual recorre los menús de quien entra como docente en Aulivana-FCDdesign. Las figuras son capturas de la aplicación. El administrador puede ocultar el alta de docente. El nivel de la cuenta es el tope: una acción que no aparece no está incluida en ese nivel.</w:t>
       </w:r>
     </w:p>
     <w:p>
@@ -60,24 +83,24 @@
         <w:rPr>
           <w:rFonts w:ascii="Calibri" w:hAnsi="Calibri" w:cs="Calibri"/>
           <w:b/>
+          <w:i w:val="0"/>
           <w:color w:val="3D2A5C"/>
           <w:sz w:val="44"/>
         </w:rPr>
-        <w:t>1. Crear la cuenta de docente</w:t>
+        <w:t>1. Crear la cuenta</w:t>
       </w:r>
     </w:p>
     <w:p>
-      <w:pPr>
-        <w:spacing w:after="160" w:before="0"/>
-      </w:pPr>
+      <w:pPr/>
       <w:r>
         <w:rPr>
           <w:rFonts w:ascii="Calibri" w:hAnsi="Calibri" w:cs="Calibri"/>
           <w:b w:val="0"/>
-          <w:color w:val="1E1B2E"/>
+          <w:i w:val="0"/>
+          <w:color w:val="1E293B"/>
           <w:sz w:val="24"/>
         </w:rPr>
-        <w:t>En la pantalla de entrada, Crear cuenta abre el formulario. El perfil se elige antes de enviar. Docente deja la cuenta en el papel de docente. Estudiante deja la cuenta en el papel de alumno. Ese papel se guarda al crear la cuenta y después no se cambia desde el perfil.</w:t>
+        <w:t>En la pantalla de entrada, Crear cuenta abre el formulario. El perfil Docente deja la cuenta en ese papel. No se puede cambiar después desde el perfil. Si el administrador cerró el alta de docente, esa opción no aparece y el servidor la rechaza.</w:t>
       </w:r>
     </w:p>
     <w:p>
@@ -87,7 +110,7 @@
       <w:r>
         <w:drawing>
           <wp:inline xmlns:a="http://schemas.openxmlformats.org/drawingml/2006/main" xmlns:pic="http://schemas.openxmlformats.org/drawingml/2006/picture">
-            <wp:extent cx="5852160" cy="3657600"/>
+            <wp:extent cx="5852160" cy="4403799"/>
             <wp:docPr id="1" name="Picture 1"/>
             <wp:cNvGraphicFramePr>
               <a:graphicFrameLocks noChangeAspect="1"/>
@@ -108,7 +131,7 @@
                   <pic:spPr>
                     <a:xfrm>
                       <a:off x="0" y="0"/>
-                      <a:ext cx="5852160" cy="3657600"/>
+                      <a:ext cx="5852160" cy="4403799"/>
                     </a:xfrm>
                     <a:prstGeom prst="rect"/>
                   </pic:spPr>
@@ -121,7 +144,6 @@
     </w:p>
     <w:p>
       <w:pPr>
-        <w:spacing w:after="240"/>
         <w:jc w:val="center"/>
       </w:pPr>
       <w:r>
@@ -132,95 +154,20 @@
           <w:color w:val="475569"/>
           <w:sz w:val="20"/>
         </w:rPr>
-        <w:t>Figura 1. Crear cuenta con el perfil Docente y el nombre Luis Mora.</w:t>
+        <w:t>Figura 1. Alta con el perfil Docente y el nombre Luis Mora.</w:t>
       </w:r>
     </w:p>
     <w:p>
-      <w:pPr>
-        <w:pStyle w:val="Heading2"/>
-      </w:pPr>
-      <w:r>
-        <w:rPr>
-          <w:rFonts w:ascii="Calibri" w:hAnsi="Calibri" w:cs="Calibri"/>
-          <w:b/>
-          <w:color w:val="3D2A5C"/>
-          <w:sz w:val="32"/>
-        </w:rPr>
-        <w:t>Ejemplo</w:t>
-      </w:r>
-    </w:p>
-    <w:p>
-      <w:pPr>
-        <w:spacing w:after="160" w:before="0"/>
-      </w:pPr>
+      <w:pPr/>
       <w:r>
         <w:rPr>
           <w:rFonts w:ascii="Calibri" w:hAnsi="Calibri" w:cs="Calibri"/>
           <w:b w:val="0"/>
-          <w:color w:val="1E1B2E"/>
+          <w:i w:val="0"/>
+          <w:color w:val="1E293B"/>
           <w:sz w:val="24"/>
         </w:rPr>
-        <w:t>Luis Mora abre Crear cuenta, escribe su nombre, elige Docente y completa el correo y la contraseña. Al entrar, la barra muestra Docente junto a su nombre.</w:t>
-      </w:r>
-    </w:p>
-    <w:p>
-      <w:pPr>
-        <w:pStyle w:val="ListBullet"/>
-        <w:spacing w:after="40"/>
-      </w:pPr>
-      <w:r>
-        <w:rPr>
-          <w:rFonts w:ascii="Calibri" w:hAnsi="Calibri" w:cs="Calibri"/>
-          <w:b w:val="0"/>
-          <w:color w:val="1E1B2E"/>
-          <w:sz w:val="24"/>
-        </w:rPr>
-        <w:t>El nombre visible admite hasta 80 caracteres y se puede cambiar después en Personalizar perfil.</w:t>
-      </w:r>
-    </w:p>
-    <w:p>
-      <w:pPr>
-        <w:pStyle w:val="ListBullet"/>
-        <w:spacing w:after="40"/>
-      </w:pPr>
-      <w:r>
-        <w:rPr>
-          <w:rFonts w:ascii="Calibri" w:hAnsi="Calibri" w:cs="Calibri"/>
-          <w:b w:val="0"/>
-          <w:color w:val="1E1B2E"/>
-          <w:sz w:val="24"/>
-        </w:rPr>
-        <w:t>La foto admite JPG o PNG, entre 32 y 120.000 bytes.</w:t>
-      </w:r>
-    </w:p>
-    <w:p>
-      <w:pPr>
-        <w:pStyle w:val="ListBullet"/>
-        <w:spacing w:after="40"/>
-      </w:pPr>
-      <w:r>
-        <w:rPr>
-          <w:rFonts w:ascii="Calibri" w:hAnsi="Calibri" w:cs="Calibri"/>
-          <w:b w:val="0"/>
-          <w:color w:val="1E1B2E"/>
-          <w:sz w:val="24"/>
-        </w:rPr>
-        <w:t>Cambiar la contraseña pide la contraseña actual.</w:t>
-      </w:r>
-    </w:p>
-    <w:p>
-      <w:pPr>
-        <w:pStyle w:val="ListBullet"/>
-        <w:spacing w:after="40"/>
-      </w:pPr>
-      <w:r>
-        <w:rPr>
-          <w:rFonts w:ascii="Calibri" w:hAnsi="Calibri" w:cs="Calibri"/>
-          <w:b w:val="0"/>
-          <w:color w:val="1E1B2E"/>
-          <w:sz w:val="24"/>
-        </w:rPr>
-        <w:t>Una cuenta de docente no se convierte en alumno desde la sesión, ni al revés.</w:t>
+        <w:t>Ejemplo. Luis Mora elige Docente, escribe su correo y espera el enlace de confirmación. Hasta abrirlo, Entrar responde que el correo no está confirmado.</w:t>
       </w:r>
     </w:p>
     <w:p>
@@ -231,24 +178,24 @@
         <w:rPr>
           <w:rFonts w:ascii="Calibri" w:hAnsi="Calibri" w:cs="Calibri"/>
           <w:b/>
+          <w:i w:val="0"/>
           <w:color w:val="3D2A5C"/>
           <w:sz w:val="44"/>
         </w:rPr>
-        <w:t>2. La barra del docente</w:t>
+        <w:t>2. El banco de trabajo</w:t>
       </w:r>
     </w:p>
     <w:p>
-      <w:pPr>
-        <w:spacing w:after="160" w:before="0"/>
-      </w:pPr>
+      <w:pPr/>
       <w:r>
         <w:rPr>
           <w:rFonts w:ascii="Calibri" w:hAnsi="Calibri" w:cs="Calibri"/>
           <w:b w:val="0"/>
-          <w:color w:val="1E1B2E"/>
+          <w:i w:val="0"/>
+          <w:color w:val="1E293B"/>
           <w:sz w:val="24"/>
         </w:rPr>
-        <w:t>Después de entrar, el escritorio es el mismo editor que usa el alumno, con dos diferencias visibles. La barra añade Comunidades. El laboratorio añade Banco, Rutas y Avance cuando el nivel de la cuenta los incluye. El encabezado muestra el nombre, el papel, los puntos, el puesto y los días que quedan del periodo.</w:t>
+        <w:t>El docente tiene los mismos menús del editor y, además, Comunidades. En Laboratorio aparecen Banco, Rutas y Avance. El proyecto Ejemplos trae los trece algoritmos y no cuenta para el cupo.</w:t>
       </w:r>
     </w:p>
     <w:p>
@@ -258,7 +205,7 @@
       <w:r>
         <w:drawing>
           <wp:inline xmlns:a="http://schemas.openxmlformats.org/drawingml/2006/main" xmlns:pic="http://schemas.openxmlformats.org/drawingml/2006/picture">
-            <wp:extent cx="5852160" cy="3657600"/>
+            <wp:extent cx="5852160" cy="4403799"/>
             <wp:docPr id="2" name="Picture 2"/>
             <wp:cNvGraphicFramePr>
               <a:graphicFrameLocks noChangeAspect="1"/>
@@ -279,7 +226,7 @@
                   <pic:spPr>
                     <a:xfrm>
                       <a:off x="0" y="0"/>
-                      <a:ext cx="5852160" cy="3657600"/>
+                      <a:ext cx="5852160" cy="4403799"/>
                     </a:xfrm>
                     <a:prstGeom prst="rect"/>
                   </pic:spPr>
@@ -292,7 +239,6 @@
     </w:p>
     <w:p>
       <w:pPr>
-        <w:spacing w:after="240"/>
         <w:jc w:val="center"/>
       </w:pPr>
       <w:r>
@@ -303,215 +249,33 @@
           <w:color w:val="475569"/>
           <w:sz w:val="20"/>
         </w:rPr>
-        <w:t>Figura 2. Escritorio de Luis Mora, docente con nivel Premium, y el selector de alumnos.</w:t>
+        <w:t>Figura 2. Banco de trabajo de Luis Mora, con Comunidades en la barra.</w:t>
       </w:r>
     </w:p>
     <w:p>
-      <w:pPr>
-        <w:pStyle w:val="Heading2"/>
-      </w:pPr>
-      <w:r>
-        <w:rPr>
-          <w:rFonts w:ascii="Calibri" w:hAnsi="Calibri" w:cs="Calibri"/>
-          <w:b/>
-          <w:color w:val="3D2A5C"/>
-          <w:sz w:val="32"/>
-        </w:rPr>
-        <w:t>Qué hace cada control de la barra</w:t>
-      </w:r>
-    </w:p>
-    <w:p>
-      <w:pPr>
-        <w:pStyle w:val="ListBullet"/>
-        <w:spacing w:after="40"/>
-      </w:pPr>
-      <w:r>
-        <w:rPr>
-          <w:rFonts w:ascii="Calibri" w:hAnsi="Calibri" w:cs="Calibri"/>
-          <w:b w:val="0"/>
-          <w:color w:val="1E1B2E"/>
-          <w:sz w:val="24"/>
-        </w:rPr>
-        <w:t>Actualizar vuelve a pedir proyectos, algoritmos y la lista de alumnos.</w:t>
-      </w:r>
-    </w:p>
-    <w:p>
-      <w:pPr>
-        <w:pStyle w:val="ListBullet"/>
-        <w:spacing w:after="40"/>
-      </w:pPr>
-      <w:r>
-        <w:rPr>
-          <w:rFonts w:ascii="Calibri" w:hAnsi="Calibri" w:cs="Calibri"/>
-          <w:b w:val="0"/>
-          <w:color w:val="1E1B2E"/>
-          <w:sz w:val="24"/>
-        </w:rPr>
-        <w:t>Laboratorio abre Ruta, Práctica libre y, en el nivel que los incluye, Banco, Rutas y Avance.</w:t>
-      </w:r>
-    </w:p>
-    <w:p>
-      <w:pPr>
-        <w:pStyle w:val="ListBullet"/>
-        <w:spacing w:after="40"/>
-      </w:pPr>
-      <w:r>
-        <w:rPr>
-          <w:rFonts w:ascii="Calibri" w:hAnsi="Calibri" w:cs="Calibri"/>
-          <w:b w:val="0"/>
-          <w:color w:val="1E1B2E"/>
-          <w:sz w:val="24"/>
-        </w:rPr>
-        <w:t>Armar diagrama abre el lienzo para construir un algoritmo con figuras.</w:t>
-      </w:r>
-    </w:p>
-    <w:p>
-      <w:pPr>
-        <w:pStyle w:val="ListBullet"/>
-        <w:spacing w:after="40"/>
-      </w:pPr>
-      <w:r>
-        <w:rPr>
-          <w:rFonts w:ascii="Calibri" w:hAnsi="Calibri" w:cs="Calibri"/>
-          <w:b w:val="0"/>
-          <w:color w:val="1E1B2E"/>
-          <w:sz w:val="24"/>
-        </w:rPr>
-        <w:t>Comunidades abre el grupo del curso.</w:t>
-      </w:r>
-    </w:p>
-    <w:p>
-      <w:pPr>
-        <w:pStyle w:val="ListBullet"/>
-        <w:spacing w:after="40"/>
-      </w:pPr>
-      <w:r>
-        <w:rPr>
-          <w:rFonts w:ascii="Calibri" w:hAnsi="Calibri" w:cs="Calibri"/>
-          <w:b w:val="0"/>
-          <w:color w:val="1E1B2E"/>
-          <w:sz w:val="24"/>
-        </w:rPr>
-        <w:t>Funciones abre las funciones de biblioteca, con un ejemplo que se puede ejecutar.</w:t>
-      </w:r>
-    </w:p>
-    <w:p>
-      <w:pPr>
-        <w:pStyle w:val="ListBullet"/>
-        <w:spacing w:after="40"/>
-      </w:pPr>
+      <w:pPr/>
       <w:r>
         <w:rPr>
           <w:rFonts w:ascii="Calibri" w:hAnsi="Calibri" w:cs="Calibri"/>
           <w:b w:val="0"/>
           <w:i w:val="0"/>
-          <w:color w:val="1E1B2E"/>
+          <w:color w:val="1E293B"/>
           <w:sz w:val="24"/>
         </w:rPr>
-        <w:t>Operadores abre cada símbolo y el orden en que se ligan. No escribe nada en el algoritmo.</w:t>
+        <w:t>Validar, Traducir, Ejecutar y Depurar funcionan como para el alumno. Traducir no guarda el código generado. Operadores y Funciones solo muestran la lista.</w:t>
       </w:r>
     </w:p>
     <w:p>
-      <w:pPr>
-        <w:pStyle w:val="ListBullet"/>
-        <w:spacing w:after="40"/>
-      </w:pPr>
+      <w:pPr/>
       <w:r>
         <w:rPr>
           <w:rFonts w:ascii="Calibri" w:hAnsi="Calibri" w:cs="Calibri"/>
           <w:b w:val="0"/>
           <w:i w:val="0"/>
-          <w:color w:val="1E1B2E"/>
+          <w:color w:val="1E293B"/>
           <w:sz w:val="24"/>
         </w:rPr>
-        <w:t>Manuales abre el manual del lenguaje, el del alumno y este manual. Ver lo muestra en la aplicación. Descargar PDF guarda el archivo.</w:t>
-      </w:r>
-    </w:p>
-    <w:p>
-      <w:pPr>
-        <w:pStyle w:val="ListBullet"/>
-        <w:spacing w:after="40"/>
-      </w:pPr>
-      <w:r>
-        <w:rPr>
-          <w:rFonts w:ascii="Calibri" w:hAnsi="Calibri" w:cs="Calibri"/>
-          <w:b w:val="0"/>
-          <w:color w:val="1E1B2E"/>
-          <w:sz w:val="24"/>
-        </w:rPr>
-        <w:t>Configuración elige el primer índice de los arreglos, 0 o 1, y el idioma de la interfaz.</w:t>
-      </w:r>
-    </w:p>
-    <w:p>
-      <w:pPr>
-        <w:pStyle w:val="ListBullet"/>
-        <w:spacing w:after="40"/>
-      </w:pPr>
-      <w:r>
-        <w:rPr>
-          <w:rFonts w:ascii="Calibri" w:hAnsi="Calibri" w:cs="Calibri"/>
-          <w:b w:val="0"/>
-          <w:color w:val="1E1B2E"/>
-          <w:sz w:val="24"/>
-        </w:rPr>
-        <w:t>Salir cierra la sesión en este equipo.</w:t>
-      </w:r>
-    </w:p>
-    <w:p>
-      <w:pPr>
-        <w:pStyle w:val="ListBullet"/>
-        <w:spacing w:after="40"/>
-      </w:pPr>
-      <w:r>
-        <w:rPr>
-          <w:rFonts w:ascii="Calibri" w:hAnsi="Calibri" w:cs="Calibri"/>
-          <w:b w:val="0"/>
-          <w:color w:val="1E1B2E"/>
-          <w:sz w:val="24"/>
-        </w:rPr>
-        <w:t>Personalizar perfil, el círculo con las iniciales, cambia el nombre, la foto y la contraseña.</w:t>
-      </w:r>
-    </w:p>
-    <w:p>
-      <w:pPr>
-        <w:pStyle w:val="Heading2"/>
-      </w:pPr>
-      <w:r>
-        <w:rPr>
-          <w:rFonts w:ascii="Calibri" w:hAnsi="Calibri" w:cs="Calibri"/>
-          <w:b/>
-          <w:color w:val="3D2A5C"/>
-          <w:sz w:val="32"/>
-        </w:rPr>
-        <w:t>Ejemplo</w:t>
-      </w:r>
-    </w:p>
-    <w:p>
-      <w:pPr>
-        <w:spacing w:after="160" w:before="0"/>
-      </w:pPr>
-      <w:r>
-        <w:rPr>
-          <w:rFonts w:ascii="Calibri" w:hAnsi="Calibri" w:cs="Calibri"/>
-          <w:b w:val="0"/>
-          <w:color w:val="1E1B2E"/>
-          <w:sz w:val="24"/>
-        </w:rPr>
-        <w:t>Luis abre el proyecto Ejemplos y el algoritmo Hola mundo. Pulsa Ejecutar. La consola escribe el saludo. El diagrama de la derecha sigue al texto. Validar, Traducir, Depurar, Diagrama y Descargar se comportan como en el Manual del alumno cuando el nivel de la cuenta los tiene activos.</w:t>
-      </w:r>
-    </w:p>
-    <w:p>
-      <w:pPr>
-        <w:spacing w:after="160" w:before="0"/>
-      </w:pPr>
-      <w:r>
-        <w:rPr>
-          <w:rFonts w:ascii="Calibri" w:hAnsi="Calibri" w:cs="Calibri"/>
-          <w:b w:val="0"/>
-          <w:color w:val="1E1B2E"/>
-          <w:sz w:val="24"/>
-        </w:rPr>
-        <w:t>El docente también puede crear proyectos y algoritmos propios. El proyecto Ejemplos no cuenta para el cupo. En el nivel Gratis de docente el cupo es de 3 proyectos y 10 algoritmos. En Premium no hay tope.</w:t>
+        <w:t>Ejemplo. Luis abre Área de un triángulo en Ejemplos, pulsa Validar y el panel de diagnósticos queda vacío. El diagrama de la derecha corresponde a ese texto.</w:t>
       </w:r>
     </w:p>
     <w:p>
@@ -522,6 +286,7 @@
         <w:rPr>
           <w:rFonts w:ascii="Calibri" w:hAnsi="Calibri" w:cs="Calibri"/>
           <w:b/>
+          <w:i w:val="0"/>
           <w:color w:val="3D2A5C"/>
           <w:sz w:val="44"/>
         </w:rPr>
@@ -529,17 +294,16 @@
       </w:r>
     </w:p>
     <w:p>
-      <w:pPr>
-        <w:spacing w:after="160" w:before="0"/>
-      </w:pPr>
+      <w:pPr/>
       <w:r>
         <w:rPr>
           <w:rFonts w:ascii="Calibri" w:hAnsi="Calibri" w:cs="Calibri"/>
           <w:b w:val="0"/>
-          <w:color w:val="1E1B2E"/>
+          <w:i w:val="0"/>
+          <w:color w:val="1E293B"/>
           <w:sz w:val="24"/>
         </w:rPr>
-        <w:t>Comunidades es el grupo con el que el docente trabaja. Ahí se crea el grupo, se agregan alumnos y se decide si ese grupo puede traducir código y si puede pegar texto en el editor. El nivel Gratis de docente oculta este menú. Premium lo muestra.</w:t>
+        <w:t>Comunidades abre el panel del grupo. Nueva comunidad y Crear agregan una. Hay un tope de 30 comunidades y de 200 personas en cada una. Eliminar pide confirmación.</w:t>
       </w:r>
     </w:p>
     <w:p>
@@ -549,7 +313,7 @@
       <w:r>
         <w:drawing>
           <wp:inline xmlns:a="http://schemas.openxmlformats.org/drawingml/2006/main" xmlns:pic="http://schemas.openxmlformats.org/drawingml/2006/picture">
-            <wp:extent cx="5852160" cy="3657600"/>
+            <wp:extent cx="5852160" cy="4403799"/>
             <wp:docPr id="3" name="Picture 3"/>
             <wp:cNvGraphicFramePr>
               <a:graphicFrameLocks noChangeAspect="1"/>
@@ -570,7 +334,7 @@
                   <pic:spPr>
                     <a:xfrm>
                       <a:off x="0" y="0"/>
-                      <a:ext cx="5852160" cy="3657600"/>
+                      <a:ext cx="5852160" cy="4403799"/>
                     </a:xfrm>
                     <a:prstGeom prst="rect"/>
                   </pic:spPr>
@@ -583,7 +347,6 @@
     </w:p>
     <w:p>
       <w:pPr>
-        <w:spacing w:after="240"/>
         <w:jc w:val="center"/>
       </w:pPr>
       <w:r>
@@ -594,194 +357,33 @@
           <w:color w:val="475569"/>
           <w:sz w:val="20"/>
         </w:rPr>
-        <w:t>Figura 3. La comunidad Programación 1, con Ana Ruiz y los interruptores del grupo.</w:t>
+        <w:t>Figura 3. La comunidad Programación 1, con Ana Ruiz.</w:t>
       </w:r>
     </w:p>
     <w:p>
-      <w:pPr>
-        <w:pStyle w:val="Heading2"/>
-      </w:pPr>
-      <w:r>
-        <w:rPr>
-          <w:rFonts w:ascii="Calibri" w:hAnsi="Calibri" w:cs="Calibri"/>
-          <w:b/>
-          <w:color w:val="3D2A5C"/>
-          <w:sz w:val="32"/>
-        </w:rPr>
-        <w:t>Crear el grupo y agregar personas</w:t>
-      </w:r>
-    </w:p>
-    <w:p>
-      <w:pPr>
-        <w:pStyle w:val="ListBullet"/>
-        <w:spacing w:after="40"/>
-      </w:pPr>
+      <w:pPr/>
       <w:r>
         <w:rPr>
           <w:rFonts w:ascii="Calibri" w:hAnsi="Calibri" w:cs="Calibri"/>
           <w:b w:val="0"/>
-          <w:color w:val="1E1B2E"/>
+          <w:i w:val="0"/>
+          <w:color w:val="1E293B"/>
           <w:sz w:val="24"/>
         </w:rPr>
-        <w:t>Nueva comunidad pide un nombre. Crear guarda el grupo y lo deja seleccionado.</w:t>
+        <w:t>Traducción de código para este grupo, encendida, deja traducir a los alumnos. Bloquear pegar texto en este grupo, encendido, impide pegar en el editor de esos alumnos. El docente siempre puede traducir y pegar. Cambiar el interruptor del grupo devuelve el ajuste de cada alumno a heredar el del grupo. La búsqueda pide al menos dos letras. Agregar suma a la persona. Quitar la saca de la comunidad.</w:t>
       </w:r>
     </w:p>
     <w:p>
-      <w:pPr>
-        <w:pStyle w:val="ListBullet"/>
-        <w:spacing w:after="40"/>
-      </w:pPr>
+      <w:pPr/>
       <w:r>
         <w:rPr>
           <w:rFonts w:ascii="Calibri" w:hAnsi="Calibri" w:cs="Calibri"/>
           <w:b w:val="0"/>
-          <w:color w:val="1E1B2E"/>
+          <w:i w:val="0"/>
+          <w:color w:val="1E293B"/>
           <w:sz w:val="24"/>
         </w:rPr>
-        <w:t>Cada comunidad muestra cuántos alumnos tiene. Eliminar pide confirmación y quita el grupo.</w:t>
-      </w:r>
-    </w:p>
-    <w:p>
-      <w:pPr>
-        <w:pStyle w:val="ListBullet"/>
-        <w:spacing w:after="40"/>
-      </w:pPr>
-      <w:r>
-        <w:rPr>
-          <w:rFonts w:ascii="Calibri" w:hAnsi="Calibri" w:cs="Calibri"/>
-          <w:b w:val="0"/>
-          <w:color w:val="1E1B2E"/>
-          <w:sz w:val="24"/>
-        </w:rPr>
-        <w:t>La búsqueda pide al menos dos letras del nombre o del correo. Agregar incorpora a esa persona. Ya está indica que ya pertenece.</w:t>
-      </w:r>
-    </w:p>
-    <w:p>
-      <w:pPr>
-        <w:pStyle w:val="ListBullet"/>
-        <w:spacing w:after="40"/>
-      </w:pPr>
-      <w:r>
-        <w:rPr>
-          <w:rFonts w:ascii="Calibri" w:hAnsi="Calibri" w:cs="Calibri"/>
-          <w:b w:val="0"/>
-          <w:color w:val="1E1B2E"/>
-          <w:sz w:val="24"/>
-        </w:rPr>
-        <w:t>Quitar saca a una persona del grupo. El trabajo que ya hizo en su cuenta se conserva.</w:t>
-      </w:r>
-    </w:p>
-    <w:p>
-      <w:pPr>
-        <w:pStyle w:val="ListBullet"/>
-        <w:spacing w:after="40"/>
-      </w:pPr>
-      <w:r>
-        <w:rPr>
-          <w:rFonts w:ascii="Calibri" w:hAnsi="Calibri" w:cs="Calibri"/>
-          <w:b w:val="0"/>
-          <w:color w:val="1E1B2E"/>
-          <w:sz w:val="24"/>
-        </w:rPr>
-        <w:t>Una cuenta admite hasta 30 comunidades y cada una hasta 200 personas.</w:t>
-      </w:r>
-    </w:p>
-    <w:p>
-      <w:pPr>
-        <w:pStyle w:val="Heading2"/>
-      </w:pPr>
-      <w:r>
-        <w:rPr>
-          <w:rFonts w:ascii="Calibri" w:hAnsi="Calibri" w:cs="Calibri"/>
-          <w:b/>
-          <w:color w:val="3D2A5C"/>
-          <w:sz w:val="32"/>
-        </w:rPr>
-        <w:t>Traducción y pegado</w:t>
-      </w:r>
-    </w:p>
-    <w:p>
-      <w:pPr>
-        <w:spacing w:after="160" w:before="0"/>
-      </w:pPr>
-      <w:r>
-        <w:rPr>
-          <w:rFonts w:ascii="Calibri" w:hAnsi="Calibri" w:cs="Calibri"/>
-          <w:b w:val="0"/>
-          <w:color w:val="1E1B2E"/>
-          <w:sz w:val="24"/>
-        </w:rPr>
-        <w:t>Traducción de código para este grupo, encendido, deja que los alumnos de ese grupo usen Traducir, si su nivel también incluye la traducción. Apagado, Traducir responde que el docente desactivó la traducción.</w:t>
-      </w:r>
-    </w:p>
-    <w:p>
-      <w:pPr>
-        <w:spacing w:after="160" w:before="0"/>
-      </w:pPr>
-      <w:r>
-        <w:rPr>
-          <w:rFonts w:ascii="Calibri" w:hAnsi="Calibri" w:cs="Calibri"/>
-          <w:b w:val="0"/>
-          <w:color w:val="1E1B2E"/>
-          <w:sz w:val="24"/>
-        </w:rPr>
-        <w:t>Bloquear pegar texto en este grupo, encendido, impide pegar en el editor de esos alumnos. Escribir a mano sigue disponible. El interruptor se muestra apagado cuando pegar está permitido.</w:t>
-      </w:r>
-    </w:p>
-    <w:p>
-      <w:pPr>
-        <w:spacing w:after="160" w:before="0"/>
-      </w:pPr>
-      <w:r>
-        <w:rPr>
-          <w:rFonts w:ascii="Calibri" w:hAnsi="Calibri" w:cs="Calibri"/>
-          <w:b w:val="0"/>
-          <w:color w:val="1E1B2E"/>
-          <w:sz w:val="24"/>
-        </w:rPr>
-        <w:t>Cada alumno tiene sus propios interruptores: Traducción de esa persona y Bloquear pegar para esa persona. Esa elección personal manda sobre la del grupo. Si después se cambia el interruptor del grupo, las elecciones personales de los alumnos de ese grupo vuelven a seguir al grupo.</w:t>
-      </w:r>
-    </w:p>
-    <w:p>
-      <w:pPr>
-        <w:spacing w:after="160" w:before="0"/>
-      </w:pPr>
-      <w:r>
-        <w:rPr>
-          <w:rFonts w:ascii="Calibri" w:hAnsi="Calibri" w:cs="Calibri"/>
-          <w:b w:val="0"/>
-          <w:color w:val="1E1B2E"/>
-          <w:sz w:val="24"/>
-        </w:rPr>
-        <w:t>El nivel de la cuenta es el techo. Si el plan del alumno no incluye traducir o pegar, el interruptor de la comunidad no lo enciende. El docente, cuando su propio plan incluye esas acciones, puede traducir y pegar en su editor aunque un grupo las tenga apagadas.</w:t>
-      </w:r>
-    </w:p>
-    <w:p>
-      <w:pPr>
-        <w:pStyle w:val="Heading2"/>
-      </w:pPr>
-      <w:r>
-        <w:rPr>
-          <w:rFonts w:ascii="Calibri" w:hAnsi="Calibri" w:cs="Calibri"/>
-          <w:b/>
-          <w:color w:val="3D2A5C"/>
-          <w:sz w:val="32"/>
-        </w:rPr>
-        <w:t>Ejemplo</w:t>
-      </w:r>
-    </w:p>
-    <w:p>
-      <w:pPr>
-        <w:spacing w:after="160" w:before="0"/>
-      </w:pPr>
-      <w:r>
-        <w:rPr>
-          <w:rFonts w:ascii="Calibri" w:hAnsi="Calibri" w:cs="Calibri"/>
-          <w:b w:val="0"/>
-          <w:color w:val="1E1B2E"/>
-          <w:sz w:val="24"/>
-        </w:rPr>
-        <w:t>Luis crea la comunidad Programación 1. En el buscador escribe Ana y pulsa Agregar junto a Ana Ruiz. El grupo queda con 1 alumno. Traducción de código para este grupo se deja encendida. Bloquear pegar texto en este grupo se deja apagado, así que Ana puede pegar. Si Luis enciende el bloqueo del grupo, Ana sigue pudiendo teclear y deja de poder pegar.</w:t>
+        <w:t>Ejemplo. Luis crea Programación 1, busca Ana y pulsa Agregar. La traducción queda encendida y el bloqueo de pegar, apagado. Ana puede traducir y pegar. Si Luis enciende Bloquear pegar texto en este grupo, Ana ya no puede pegar en el editor, aunque sigue pudiendo escribir.</w:t>
       </w:r>
     </w:p>
     <w:p>
@@ -792,24 +394,24 @@
         <w:rPr>
           <w:rFonts w:ascii="Calibri" w:hAnsi="Calibri" w:cs="Calibri"/>
           <w:b/>
+          <w:i w:val="0"/>
           <w:color w:val="3D2A5C"/>
           <w:sz w:val="44"/>
         </w:rPr>
-        <w:t>4. Ver el trabajo de un alumno</w:t>
+        <w:t>4. Repaso</w:t>
       </w:r>
     </w:p>
     <w:p>
-      <w:pPr>
-        <w:spacing w:after="160" w:before="0"/>
-      </w:pPr>
+      <w:pPr/>
       <w:r>
         <w:rPr>
           <w:rFonts w:ascii="Calibri" w:hAnsi="Calibri" w:cs="Calibri"/>
           <w:b w:val="0"/>
-          <w:color w:val="1E1B2E"/>
+          <w:i w:val="0"/>
+          <w:color w:val="1E293B"/>
           <w:sz w:val="24"/>
         </w:rPr>
-        <w:t>En el escritorio, la columna Alumnos lista a las personas de las comunidades del docente. El cuadro Elige un alumno ofrece Mis proyectos y, debajo, cada alumno con el nombre de su comunidad. Si la lista está vacía después de agregar a alguien, Actualizar la vuelve a pedir.</w:t>
+        <w:t>En el banco de trabajo, la lista Alumnos tiene Mis proyectos y cada alumno de las comunidades. Elegir un alumno abre su trabajo en solo lectura. Se puede ejecutar. No se puede renombrar, borrar, crear ni guardar una versión de ese trabajo.</w:t>
       </w:r>
     </w:p>
     <w:p>
@@ -819,7 +421,7 @@
       <w:r>
         <w:drawing>
           <wp:inline xmlns:a="http://schemas.openxmlformats.org/drawingml/2006/main" xmlns:pic="http://schemas.openxmlformats.org/drawingml/2006/picture">
-            <wp:extent cx="5852160" cy="3657600"/>
+            <wp:extent cx="5852160" cy="4403799"/>
             <wp:docPr id="4" name="Picture 4"/>
             <wp:cNvGraphicFramePr>
               <a:graphicFrameLocks noChangeAspect="1"/>
@@ -840,7 +442,7 @@
                   <pic:spPr>
                     <a:xfrm>
                       <a:off x="0" y="0"/>
-                      <a:ext cx="5852160" cy="3657600"/>
+                      <a:ext cx="5852160" cy="4403799"/>
                     </a:xfrm>
                     <a:prstGeom prst="rect"/>
                   </pic:spPr>
@@ -853,7 +455,6 @@
     </w:p>
     <w:p>
       <w:pPr>
-        <w:spacing w:after="240"/>
         <w:jc w:val="center"/>
       </w:pPr>
       <w:r>
@@ -864,153 +465,33 @@
           <w:color w:val="475569"/>
           <w:sz w:val="20"/>
         </w:rPr>
-        <w:t>Figura 4. El escritorio abierto sobre los algoritmos de Ana Ruiz, en solo lectura.</w:t>
+        <w:t>Figura 4. Luis ve los algoritmos de Ana Ruiz sin modificarlos.</w:t>
       </w:r>
     </w:p>
     <w:p>
-      <w:pPr>
-        <w:pStyle w:val="Heading2"/>
-      </w:pPr>
-      <w:r>
-        <w:rPr>
-          <w:rFonts w:ascii="Calibri" w:hAnsi="Calibri" w:cs="Calibri"/>
-          <w:b/>
-          <w:color w:val="3D2A5C"/>
-          <w:sz w:val="32"/>
-        </w:rPr>
-        <w:t>Qué se puede hacer en esa vista</w:t>
-      </w:r>
-    </w:p>
-    <w:p>
-      <w:pPr>
-        <w:pStyle w:val="ListBullet"/>
-        <w:spacing w:after="40"/>
-      </w:pPr>
+      <w:pPr/>
       <w:r>
         <w:rPr>
           <w:rFonts w:ascii="Calibri" w:hAnsi="Calibri" w:cs="Calibri"/>
           <w:b w:val="0"/>
-          <w:color w:val="1E1B2E"/>
+          <w:i w:val="0"/>
+          <w:color w:val="1E293B"/>
           <w:sz w:val="24"/>
         </w:rPr>
-        <w:t>Se abre cualquier algoritmo del alumno y se lee el texto y el diagrama.</w:t>
+        <w:t>La nota dice que se está viendo el trabajo de esa persona. Si la lista está vacía, Actualizar la vuelve a pedir. El código del alumno no se modifica.</w:t>
       </w:r>
     </w:p>
     <w:p>
-      <w:pPr>
-        <w:pStyle w:val="ListBullet"/>
-        <w:spacing w:after="40"/>
-      </w:pPr>
+      <w:pPr/>
       <w:r>
         <w:rPr>
           <w:rFonts w:ascii="Calibri" w:hAnsi="Calibri" w:cs="Calibri"/>
           <w:b w:val="0"/>
-          <w:color w:val="1E1B2E"/>
+          <w:i w:val="0"/>
+          <w:color w:val="1E293B"/>
           <w:sz w:val="24"/>
         </w:rPr>
-        <w:t>Ejecutar corre ese algoritmo. La consola muestra el resultado en la sesión del docente.</w:t>
-      </w:r>
-    </w:p>
-    <w:p>
-      <w:pPr>
-        <w:pStyle w:val="ListBullet"/>
-        <w:spacing w:after="40"/>
-      </w:pPr>
-      <w:r>
-        <w:rPr>
-          <w:rFonts w:ascii="Calibri" w:hAnsi="Calibri" w:cs="Calibri"/>
-          <w:b w:val="0"/>
-          <w:color w:val="1E1B2E"/>
-          <w:sz w:val="24"/>
-        </w:rPr>
-        <w:t>Validar y Depurar también se pueden usar para revisar, cuando el nivel del docente los incluye.</w:t>
-      </w:r>
-    </w:p>
-    <w:p>
-      <w:pPr>
-        <w:pStyle w:val="ListBullet"/>
-        <w:spacing w:after="40"/>
-      </w:pPr>
-      <w:r>
-        <w:rPr>
-          <w:rFonts w:ascii="Calibri" w:hAnsi="Calibri" w:cs="Calibri"/>
-          <w:b w:val="0"/>
-          <w:color w:val="1E1B2E"/>
-          <w:sz w:val="24"/>
-        </w:rPr>
-        <w:t>Guardar versión permanece desactivado. Cambiar el texto en pantalla no vuelve a la cuenta del alumno.</w:t>
-      </w:r>
-    </w:p>
-    <w:p>
-      <w:pPr>
-        <w:pStyle w:val="ListBullet"/>
-        <w:spacing w:after="40"/>
-      </w:pPr>
-      <w:r>
-        <w:rPr>
-          <w:rFonts w:ascii="Calibri" w:hAnsi="Calibri" w:cs="Calibri"/>
-          <w:b w:val="0"/>
-          <w:color w:val="1E1B2E"/>
-          <w:sz w:val="24"/>
-        </w:rPr>
-        <w:t>No aparecen renombrar, eliminar, proyecto nuevo ni algoritmo nuevo mientras se mira el trabajo de otra persona.</w:t>
-      </w:r>
-    </w:p>
-    <w:p>
-      <w:pPr>
-        <w:pStyle w:val="ListBullet"/>
-        <w:spacing w:after="40"/>
-      </w:pPr>
-      <w:r>
-        <w:rPr>
-          <w:rFonts w:ascii="Calibri" w:hAnsi="Calibri" w:cs="Calibri"/>
-          <w:b w:val="0"/>
-          <w:color w:val="1E1B2E"/>
-          <w:sz w:val="24"/>
-        </w:rPr>
-        <w:t>Descargar sigue disponible si el nivel del docente incluye la descarga.</w:t>
-      </w:r>
-    </w:p>
-    <w:p>
-      <w:pPr>
-        <w:pStyle w:val="Heading2"/>
-      </w:pPr>
-      <w:r>
-        <w:rPr>
-          <w:rFonts w:ascii="Calibri" w:hAnsi="Calibri" w:cs="Calibri"/>
-          <w:b/>
-          <w:color w:val="3D2A5C"/>
-          <w:sz w:val="32"/>
-        </w:rPr>
-        <w:t>Ejemplo</w:t>
-      </w:r>
-    </w:p>
-    <w:p>
-      <w:pPr>
-        <w:spacing w:after="160" w:before="0"/>
-      </w:pPr>
-      <w:r>
-        <w:rPr>
-          <w:rFonts w:ascii="Calibri" w:hAnsi="Calibri" w:cs="Calibri"/>
-          <w:b w:val="0"/>
-          <w:color w:val="1E1B2E"/>
-          <w:sz w:val="24"/>
-        </w:rPr>
-        <w:t>Luis elige Ana Ruiz · Programación 1. Abre Hola mundo y pulsa Ejecutar. La consola muestra el saludo. El aviso de la columna dice que se puede ejecutar y que el código no se modifica. El botón Guardar versión queda desactivado. Al volver a Mis proyectos, Luis recupera sus propios algoritmos.</w:t>
-      </w:r>
-    </w:p>
-    <w:p>
-      <w:pPr>
-        <w:spacing w:after="160" w:before="0"/>
-      </w:pPr>
-      <w:r>
-        <w:rPr>
-          <w:rFonts w:ascii="Calibri" w:hAnsi="Calibri" w:cs="Calibri"/>
-          <w:b w:val="0"/>
-          <w:color w:val="1E1B2E"/>
-          <w:sz w:val="24"/>
-        </w:rPr>
-        <w:t>Si todavía no hay alumnos, la columna dice: Todavía no hay alumnos en tus comunidades.</w:t>
+        <w:t>Ejemplo. Luis elige Ana Ruiz · Programación 1. Ve Ejemplos y Área de un triángulo. Puede pulsar Ejecutar. Guardar versión no está disponible porque el algoritmo no es suyo.</w:t>
       </w:r>
     </w:p>
     <w:p>
@@ -1021,6 +502,7 @@
         <w:rPr>
           <w:rFonts w:ascii="Calibri" w:hAnsi="Calibri" w:cs="Calibri"/>
           <w:b/>
+          <w:i w:val="0"/>
           <w:color w:val="3D2A5C"/>
           <w:sz w:val="44"/>
         </w:rPr>
@@ -1028,17 +510,16 @@
       </w:r>
     </w:p>
     <w:p>
-      <w:pPr>
-        <w:spacing w:after="160" w:before="0"/>
-      </w:pPr>
+      <w:pPr/>
       <w:r>
         <w:rPr>
           <w:rFonts w:ascii="Calibri" w:hAnsi="Calibri" w:cs="Calibri"/>
           <w:b w:val="0"/>
-          <w:color w:val="1E1B2E"/>
+          <w:i w:val="0"/>
+          <w:color w:val="1E293B"/>
           <w:sz w:val="24"/>
         </w:rPr>
-        <w:t>Laboratorio y luego Banco abre el banco de retos. Hay dos estantes. Catálogo reúne doscientos retos del sistema, de básico a avanzado, más los que el docente agregue. Concurso reúne cincuenta retos del sistema para la práctica de concurso. Ninguno se asigna solo: el docente elige cuáles colocar en una ruta.</w:t>
+        <w:t>En Laboratorio, Banco tiene dos estantes: Catálogo y Concurso. El concurso trae 50 retos del sistema. El catálogo trae doscientos, de básico a avanzado, y no se asignan solos: el docente elige cuáles poner en una ruta.</w:t>
       </w:r>
     </w:p>
     <w:p>
@@ -1048,7 +529,7 @@
       <w:r>
         <w:drawing>
           <wp:inline xmlns:a="http://schemas.openxmlformats.org/drawingml/2006/main" xmlns:pic="http://schemas.openxmlformats.org/drawingml/2006/picture">
-            <wp:extent cx="5852160" cy="3657600"/>
+            <wp:extent cx="5852160" cy="4403799"/>
             <wp:docPr id="5" name="Picture 5"/>
             <wp:cNvGraphicFramePr>
               <a:graphicFrameLocks noChangeAspect="1"/>
@@ -1069,7 +550,7 @@
                   <pic:spPr>
                     <a:xfrm>
                       <a:off x="0" y="0"/>
-                      <a:ext cx="5852160" cy="3657600"/>
+                      <a:ext cx="5852160" cy="4403799"/>
                     </a:xfrm>
                     <a:prstGeom prst="rect"/>
                   </pic:spPr>
@@ -1082,7 +563,6 @@
     </w:p>
     <w:p>
       <w:pPr>
-        <w:spacing w:after="240"/>
         <w:jc w:val="center"/>
       </w:pPr>
       <w:r>
@@ -1093,1509 +573,59 @@
           <w:color w:val="475569"/>
           <w:sz w:val="20"/>
         </w:rPr>
-        <w:t>Figura 5. Banco de retos en el estante Catálogo, con 200 retos.</w:t>
+        <w:t>Figura 5. Catálogo, con Nuevo reto, Subir CSV, Formato CSV y Descargar CSV.</w:t>
       </w:r>
     </w:p>
     <w:p>
-      <w:pPr>
-        <w:pStyle w:val="Heading2"/>
-      </w:pPr>
-      <w:r>
-        <w:rPr>
-          <w:rFonts w:ascii="Calibri" w:hAnsi="Calibri" w:cs="Calibri"/>
-          <w:b/>
-          <w:color w:val="3D2A5C"/>
-          <w:sz w:val="32"/>
-        </w:rPr>
-        <w:t>Acciones del banco</w:t>
-      </w:r>
-    </w:p>
-    <w:p>
-      <w:pPr>
-        <w:pStyle w:val="ListBullet"/>
-        <w:spacing w:after="40"/>
-      </w:pPr>
-      <w:r>
-        <w:rPr>
-          <w:rFonts w:ascii="Calibri" w:hAnsi="Calibri" w:cs="Calibri"/>
-          <w:b w:val="0"/>
-          <w:color w:val="1E1B2E"/>
-          <w:sz w:val="24"/>
-        </w:rPr>
-        <w:t>Catálogo y Concurso cambian de estante.</w:t>
-      </w:r>
-    </w:p>
-    <w:p>
-      <w:pPr>
-        <w:pStyle w:val="ListBullet"/>
-        <w:spacing w:after="40"/>
-      </w:pPr>
-      <w:r>
-        <w:rPr>
-          <w:rFonts w:ascii="Calibri" w:hAnsi="Calibri" w:cs="Calibri"/>
-          <w:b w:val="0"/>
-          <w:color w:val="1E1B2E"/>
-          <w:sz w:val="24"/>
-        </w:rPr>
-        <w:t>Tema filtra por el concepto. Tipo filtra por Clasificar, Ordenar, Construir o Predecir.</w:t>
-      </w:r>
-    </w:p>
-    <w:p>
-      <w:pPr>
-        <w:pStyle w:val="ListBullet"/>
-        <w:spacing w:after="40"/>
-      </w:pPr>
-      <w:r>
-        <w:rPr>
-          <w:rFonts w:ascii="Calibri" w:hAnsi="Calibri" w:cs="Calibri"/>
-          <w:b w:val="0"/>
-          <w:color w:val="1E1B2E"/>
-          <w:sz w:val="24"/>
-        </w:rPr>
-        <w:t>El buscador acepta palabras del título o del enunciado.</w:t>
-      </w:r>
-    </w:p>
-    <w:p>
-      <w:pPr>
-        <w:pStyle w:val="ListBullet"/>
-        <w:spacing w:after="40"/>
-      </w:pPr>
-      <w:r>
-        <w:rPr>
-          <w:rFonts w:ascii="Calibri" w:hAnsi="Calibri" w:cs="Calibri"/>
-          <w:b w:val="0"/>
-          <w:color w:val="1E1B2E"/>
-          <w:sz w:val="24"/>
-        </w:rPr>
-        <w:t>Nuevo reto crea un reto propio del docente. Ese reto se puede editar y se puede retirar.</w:t>
-      </w:r>
-    </w:p>
-    <w:p>
-      <w:pPr>
-        <w:pStyle w:val="ListBullet"/>
-        <w:spacing w:after="40"/>
-      </w:pPr>
-      <w:r>
-        <w:rPr>
-          <w:rFonts w:ascii="Calibri" w:hAnsi="Calibri" w:cs="Calibri"/>
-          <w:b w:val="0"/>
-          <w:color w:val="1E1B2E"/>
-          <w:sz w:val="24"/>
-        </w:rPr>
-        <w:t>Subir CSV agrega retos al catálogo del docente. El concurso no recibe filas del archivo.</w:t>
-      </w:r>
-    </w:p>
-    <w:p>
-      <w:pPr>
-        <w:pStyle w:val="ListBullet"/>
-        <w:spacing w:after="40"/>
-      </w:pPr>
-      <w:r>
-        <w:rPr>
-          <w:rFonts w:ascii="Calibri" w:hAnsi="Calibri" w:cs="Calibri"/>
-          <w:b w:val="0"/>
-          <w:color w:val="1E1B2E"/>
-          <w:sz w:val="24"/>
-        </w:rPr>
-        <w:t>Formato CSV abre las columnas y un ejemplo de cada tipo, y permite descargar la plantilla.</w:t>
-      </w:r>
-    </w:p>
-    <w:p>
-      <w:pPr>
-        <w:pStyle w:val="ListBullet"/>
-        <w:spacing w:after="40"/>
-      </w:pPr>
+      <w:pPr/>
       <w:r>
         <w:rPr>
           <w:rFonts w:ascii="Calibri" w:hAnsi="Calibri" w:cs="Calibri"/>
           <w:b w:val="0"/>
           <w:i w:val="0"/>
-          <w:color w:val="1E1B2E"/>
+          <w:color w:val="1E293B"/>
           <w:sz w:val="24"/>
         </w:rPr>
-        <w:t>Descargar CSV guarda los retos del tipo elegido en el estante abierto. Con el tipo en Todos, la pantalla pide elegir un tipo.</w:t>
+        <w:t>Los filtros son Tema y Tipo: Clasificar, Ordenar, Construir y Predecir. Un reto propio se puede editar y retirar. Uno del sistema, no.</w:t>
       </w:r>
     </w:p>
     <w:p>
-      <w:pPr>
-        <w:pStyle w:val="Heading2"/>
-      </w:pPr>
-      <w:r>
-        <w:rPr>
-          <w:rFonts w:ascii="Calibri" w:hAnsi="Calibri" w:cs="Calibri"/>
-          <w:b/>
-          <w:color w:val="3D2A5C"/>
-          <w:sz w:val="32"/>
-        </w:rPr>
-        <w:t>Ejemplo</w:t>
-      </w:r>
-    </w:p>
-    <w:p>
-      <w:pPr>
-        <w:spacing w:after="160" w:before="0"/>
-      </w:pPr>
+      <w:pPr/>
       <w:r>
         <w:rPr>
           <w:rFonts w:ascii="Calibri" w:hAnsi="Calibri" w:cs="Calibri"/>
           <w:b w:val="0"/>
-          <w:color w:val="1E1B2E"/>
+          <w:i w:val="0"/>
+          <w:color w:val="1E293B"/>
           <w:sz w:val="24"/>
         </w:rPr>
-        <w:t>Luis abre Banco, deja Catálogo y filtra Tipo en Clasificar. Encuentra retos para separar frases en entrada, proceso y salida. Esos retos siguen en el banco hasta que los agregue a una ruta. En Concurso ve los cincuenta retos de práctica, que tampoco se asignan solos.</w:t>
+        <w:t>Subir CSV agrega retos al catálogo del docente, nunca al concurso. El archivo admite hasta 250 filas y un megabyte. Si una fila falla, no se guarda ninguna. El separador es la coma, o el punto y coma si el encabezado trae más punto y coma. Las listas usan |. \n es un salto de línea.</w:t>
       </w:r>
     </w:p>
     <w:p>
-      <w:pPr>
-        <w:pStyle w:val="Heading1"/>
-      </w:pPr>
-      <w:r>
-        <w:rPr>
-          <w:rFonts w:ascii="Calibri" w:hAnsi="Calibri" w:cs="Calibri"/>
-          <w:b/>
-          <w:color w:val="3D2A5C"/>
-          <w:sz w:val="44"/>
-        </w:rPr>
-        <w:t>6. Subir retos con un archivo CSV</w:t>
-      </w:r>
-    </w:p>
-    <w:p>
-      <w:pPr>
-        <w:spacing w:after="160" w:before="0"/>
-      </w:pPr>
+      <w:pPr/>
       <w:r>
         <w:rPr>
           <w:rFonts w:ascii="Calibri" w:hAnsi="Calibri" w:cs="Calibri"/>
           <w:b w:val="0"/>
-          <w:color w:val="1E1B2E"/>
+          <w:i w:val="0"/>
+          <w:color w:val="1E293B"/>
           <w:sz w:val="24"/>
         </w:rPr>
-        <w:t>Formato CSV explica las columnas. El separador es la coma. Si el encabezado tiene más punto y coma que comas, el separador pasa a ser el punto y coma. Las listas usan la barra vertical. La secuencia \n dentro de un campo es un salto de línea.</w:t>
+        <w:t>Descargar CSV exige elegir un tipo. Con Tipo en Todos, el aviso pide elegir un tipo. El archivo del catálogo se llama retos-tipo.csv y junta los retos del sistema con los del docente. El del concurso se llama retos-tipo-concurso.csv. Otro docente puede subir ese archivo a su banco. Un alumno no puede descargarlo.</w:t>
       </w:r>
     </w:p>
     <w:p>
-      <w:pPr>
-        <w:jc w:val="center"/>
-      </w:pPr>
-      <w:r>
-        <w:drawing>
-          <wp:inline xmlns:a="http://schemas.openxmlformats.org/drawingml/2006/main" xmlns:pic="http://schemas.openxmlformats.org/drawingml/2006/picture">
-            <wp:extent cx="5852160" cy="3657600"/>
-            <wp:docPr id="6" name="Picture 6"/>
-            <wp:cNvGraphicFramePr>
-              <a:graphicFrameLocks noChangeAspect="1"/>
-            </wp:cNvGraphicFramePr>
-            <a:graphic>
-              <a:graphicData uri="http://schemas.openxmlformats.org/drawingml/2006/picture">
-                <pic:pic>
-                  <pic:nvPicPr>
-                    <pic:cNvPr id="0" name="06-csv.png"/>
-                    <pic:cNvPicPr/>
-                  </pic:nvPicPr>
-                  <pic:blipFill>
-                    <a:blip r:embed="rId14"/>
-                    <a:stretch>
-                      <a:fillRect/>
-                    </a:stretch>
-                  </pic:blipFill>
-                  <pic:spPr>
-                    <a:xfrm>
-                      <a:off x="0" y="0"/>
-                      <a:ext cx="5852160" cy="3657600"/>
-                    </a:xfrm>
-                    <a:prstGeom prst="rect"/>
-                  </pic:spPr>
-                </pic:pic>
-              </a:graphicData>
-            </a:graphic>
-          </wp:inline>
-        </w:drawing>
-      </w:r>
-    </w:p>
-    <w:p>
-      <w:pPr>
-        <w:spacing w:after="240"/>
-        <w:jc w:val="center"/>
-      </w:pPr>
+      <w:pPr/>
       <w:r>
         <w:rPr>
           <w:rFonts w:ascii="Calibri" w:hAnsi="Calibri" w:cs="Calibri"/>
           <w:b w:val="0"/>
-          <w:i/>
-          <w:color w:val="475569"/>
-          <w:sz w:val="20"/>
-        </w:rPr>
-        <w:t>Figura 6. Formato CSV abierto sobre el banco, con la plantilla de Clasificar.</w:t>
-      </w:r>
-    </w:p>
-    <w:p>
-      <w:pPr>
-        <w:pStyle w:val="Heading2"/>
-      </w:pPr>
-      <w:r>
-        <w:rPr>
-          <w:rFonts w:ascii="Calibri" w:hAnsi="Calibri" w:cs="Calibri"/>
-          <w:b/>
-          <w:color w:val="3D2A5C"/>
-          <w:sz w:val="32"/>
-        </w:rPr>
-        <w:t>Columnas</w:t>
-      </w:r>
-    </w:p>
-    <w:p>
-      <w:pPr>
-        <w:spacing w:after="160" w:before="0"/>
-      </w:pPr>
-      <w:r>
-        <w:rPr>
-          <w:rFonts w:ascii="Calibri" w:hAnsi="Calibri" w:cs="Calibri"/>
-          <w:b w:val="0"/>
-          <w:color w:val="1E1B2E"/>
+          <w:i w:val="0"/>
+          <w:color w:val="1E293B"/>
           <w:sz w:val="24"/>
         </w:rPr>
-        <w:t>Todos los tipos comparten tipo, título, enunciado, concepto, dificultad, puntos, minutos y hasta cinco pistas. El resto depende del tipo:</w:t>
-      </w:r>
-    </w:p>
-    <w:p>
-      <w:pPr>
-        <w:pStyle w:val="ListBullet"/>
-        <w:spacing w:after="40"/>
-      </w:pPr>
-      <w:r>
-        <w:rPr>
-          <w:rFonts w:ascii="Calibri" w:hAnsi="Calibri" w:cs="Calibri"/>
-          <w:b w:val="0"/>
-          <w:color w:val="1E1B2E"/>
-          <w:sz w:val="24"/>
-        </w:rPr>
-        <w:t>Clasificar añade categorías y frases. Cada frase se escribe como texto =&gt; categoría.</w:t>
-      </w:r>
-    </w:p>
-    <w:p>
-      <w:pPr>
-        <w:pStyle w:val="ListBullet"/>
-        <w:spacing w:after="40"/>
-      </w:pPr>
-      <w:r>
-        <w:rPr>
-          <w:rFonts w:ascii="Calibri" w:hAnsi="Calibri" w:cs="Calibri"/>
-          <w:b w:val="0"/>
-          <w:color w:val="1E1B2E"/>
-          <w:sz w:val="24"/>
-        </w:rPr>
-        <w:t>Ordenar añade instrucciones, ya en el orden correcto.</w:t>
-      </w:r>
-    </w:p>
-    <w:p>
-      <w:pPr>
-        <w:pStyle w:val="ListBullet"/>
-        <w:spacing w:after="40"/>
-      </w:pPr>
-      <w:r>
-        <w:rPr>
-          <w:rFonts w:ascii="Calibri" w:hAnsi="Calibri" w:cs="Calibri"/>
-          <w:b w:val="0"/>
-          <w:color w:val="1E1B2E"/>
-          <w:sz w:val="24"/>
-        </w:rPr>
-        <w:t>Construir añade el enunciado del programa que el alumno debe escribir y, si hace falta, los casos.</w:t>
-      </w:r>
-    </w:p>
-    <w:p>
-      <w:pPr>
-        <w:pStyle w:val="ListBullet"/>
-        <w:spacing w:after="40"/>
-      </w:pPr>
-      <w:r>
-        <w:rPr>
-          <w:rFonts w:ascii="Calibri" w:hAnsi="Calibri" w:cs="Calibri"/>
-          <w:b w:val="0"/>
-          <w:color w:val="1E1B2E"/>
-          <w:sz w:val="24"/>
-        </w:rPr>
-        <w:t>Predecir añade el programa y lo que el alumno debe anticipar antes de ejecutarlo.</w:t>
-      </w:r>
-    </w:p>
-    <w:p>
-      <w:pPr>
-        <w:spacing w:after="160" w:before="0"/>
-      </w:pPr>
-      <w:r>
-        <w:rPr>
-          <w:rFonts w:ascii="Calibri" w:hAnsi="Calibri" w:cs="Calibri"/>
-          <w:b w:val="0"/>
-          <w:color w:val="1E1B2E"/>
-          <w:sz w:val="24"/>
-        </w:rPr>
-        <w:t>El archivo admite hasta 250 filas y 1 MB. Si una fila falla, no se guarda ninguna. Descargar plantilla entrega un archivo vacío de ese tipo, con una fila de ejemplo, para completarlo.</w:t>
-      </w:r>
-    </w:p>
-    <w:p>
-      <w:pPr>
-        <w:pStyle w:val="Heading2"/>
-      </w:pPr>
-      <w:r>
-        <w:rPr>
-          <w:rFonts w:ascii="Calibri" w:hAnsi="Calibri" w:cs="Calibri"/>
-          <w:b/>
-          <w:color w:val="3D2A5C"/>
-          <w:sz w:val="32"/>
-        </w:rPr>
-        <w:t>Ejemplo</w:t>
-      </w:r>
-    </w:p>
-    <w:p>
-      <w:pPr>
-        <w:spacing w:after="160" w:before="0"/>
-      </w:pPr>
-      <w:r>
-        <w:rPr>
-          <w:rFonts w:ascii="Calibri" w:hAnsi="Calibri" w:cs="Calibri"/>
-          <w:b w:val="0"/>
-          <w:color w:val="1E1B2E"/>
-          <w:sz w:val="24"/>
-        </w:rPr>
-        <w:t>Una fila de Clasificar, copiada del formato de la pantalla, queda así:</w:t>
-      </w:r>
-    </w:p>
-    <w:tbl>
-      <w:tblPr>
-        <w:tblW w:type="auto" w:w="0"/>
-        <w:tblLook w:firstColumn="1" w:firstRow="1" w:lastColumn="0" w:lastRow="0" w:noHBand="0" w:noVBand="1" w:val="04A0"/>
-      </w:tblPr>
-      <w:tblGrid>
-        <w:gridCol w:w="9648"/>
-      </w:tblGrid>
-      <w:tr>
-        <w:tc>
-          <w:tcPr>
-            <w:tcW w:type="dxa" w:w="9866"/>
-            <w:shd w:val="clear" w:color="auto" w:fill="F7F4EC"/>
-          </w:tcPr>
-          <w:p>
-            <w:pPr>
-              <w:spacing w:after="0"/>
-            </w:pPr>
-            <w:r>
-              <w:rPr>
-                <w:rFonts w:ascii="Menlo" w:hAnsi="Menlo" w:cs="Menlo"/>
-                <w:b w:val="0"/>
-                <w:color w:val="1E1B2E"/>
-                <w:sz w:val="21"/>
-              </w:rPr>
-              <w:t>clasificar,Señales del dato,"Separa lo que entra, lo que se calcula y lo que se muestra.",io,1,10,,entrada|proceso|salida,"Leer un nombre =&gt; entrada|Sumar dos precios =&gt; proceso|Mostrar el total =&gt; salida",Fíjate quién produce el dato.</w:t>
-            </w:r>
-          </w:p>
-        </w:tc>
-      </w:tr>
-    </w:tbl>
-    <w:p>
-      <w:pPr>
-        <w:spacing w:after="120"/>
-      </w:pPr>
-    </w:p>
-    <w:p>
-      <w:pPr>
-        <w:spacing w:after="160" w:before="0"/>
-      </w:pPr>
-      <w:r>
-        <w:rPr>
-          <w:rFonts w:ascii="Calibri" w:hAnsi="Calibri" w:cs="Calibri"/>
-          <w:b w:val="0"/>
-          <w:color w:val="1E1B2E"/>
-          <w:sz w:val="24"/>
-        </w:rPr>
-        <w:t>Luis guarda esa fila en un CSV, pulsa Subir CSV y elige el archivo. El reto Señales del dato aparece en su catálogo. Desde una ruta lo podrá agregar con Del catálogo.</w:t>
-      </w:r>
-    </w:p>
-    <w:p>
-      <w:pPr>
-        <w:pStyle w:val="Heading1"/>
-      </w:pPr>
-      <w:r>
-        <w:rPr>
-          <w:rFonts w:ascii="Calibri" w:hAnsi="Calibri" w:cs="Calibri"/>
-          <w:b/>
-          <w:color w:val="3D2A5C"/>
-          <w:sz w:val="44"/>
-        </w:rPr>
-        <w:t>7. Crear una ruta</w:t>
-      </w:r>
-    </w:p>
-    <w:p>
-      <w:pPr>
-        <w:spacing w:after="160" w:before="0"/>
-      </w:pPr>
-      <w:r>
-        <w:rPr>
-          <w:rFonts w:ascii="Calibri" w:hAnsi="Calibri" w:cs="Calibri"/>
-          <w:b w:val="0"/>
-          <w:color w:val="1E1B2E"/>
-          <w:sz w:val="24"/>
-        </w:rPr>
-        <w:t>Laboratorio y luego Rutas abre Crear y asignar. Fundamentos sigue disponible para todos. Una ruta del docente se ve solo donde la asigne, y solo si está publicada.</w:t>
-      </w:r>
-    </w:p>
-    <w:p>
-      <w:pPr>
-        <w:jc w:val="center"/>
-      </w:pPr>
-      <w:r>
-        <w:drawing>
-          <wp:inline xmlns:a="http://schemas.openxmlformats.org/drawingml/2006/main" xmlns:pic="http://schemas.openxmlformats.org/drawingml/2006/picture">
-            <wp:extent cx="5852160" cy="3657600"/>
-            <wp:docPr id="7" name="Picture 7"/>
-            <wp:cNvGraphicFramePr>
-              <a:graphicFrameLocks noChangeAspect="1"/>
-            </wp:cNvGraphicFramePr>
-            <a:graphic>
-              <a:graphicData uri="http://schemas.openxmlformats.org/drawingml/2006/picture">
-                <pic:pic>
-                  <pic:nvPicPr>
-                    <pic:cNvPr id="0" name="07-rutas.png"/>
-                    <pic:cNvPicPr/>
-                  </pic:nvPicPr>
-                  <pic:blipFill>
-                    <a:blip r:embed="rId15"/>
-                    <a:stretch>
-                      <a:fillRect/>
-                    </a:stretch>
-                  </pic:blipFill>
-                  <pic:spPr>
-                    <a:xfrm>
-                      <a:off x="0" y="0"/>
-                      <a:ext cx="5852160" cy="3657600"/>
-                    </a:xfrm>
-                    <a:prstGeom prst="rect"/>
-                  </pic:spPr>
-                </pic:pic>
-              </a:graphicData>
-            </a:graphic>
-          </wp:inline>
-        </w:drawing>
-      </w:r>
-    </w:p>
-    <w:p>
-      <w:pPr>
-        <w:spacing w:after="240"/>
-        <w:jc w:val="center"/>
-      </w:pPr>
-      <w:r>
-        <w:rPr>
-          <w:rFonts w:ascii="Calibri" w:hAnsi="Calibri" w:cs="Calibri"/>
-          <w:b w:val="0"/>
-          <w:i/>
-          <w:color w:val="475569"/>
-          <w:sz w:val="20"/>
-        </w:rPr>
-        <w:t>Figura 7. Formulario Nueva ruta, antes de crear Repaso de la semana.</w:t>
-      </w:r>
-    </w:p>
-    <w:p>
-      <w:pPr>
-        <w:pStyle w:val="Heading2"/>
-      </w:pPr>
-      <w:r>
-        <w:rPr>
-          <w:rFonts w:ascii="Calibri" w:hAnsi="Calibri" w:cs="Calibri"/>
-          <w:b/>
-          <w:color w:val="3D2A5C"/>
-          <w:sz w:val="32"/>
-        </w:rPr>
-        <w:t>Ejemplo de alta</w:t>
-      </w:r>
-    </w:p>
-    <w:p>
-      <w:pPr>
-        <w:spacing w:after="160" w:before="0"/>
-      </w:pPr>
-      <w:r>
-        <w:rPr>
-          <w:rFonts w:ascii="Calibri" w:hAnsi="Calibri" w:cs="Calibri"/>
-          <w:b w:val="0"/>
-          <w:color w:val="1E1B2E"/>
-          <w:sz w:val="24"/>
-        </w:rPr>
-        <w:t>Luis escribe Repaso de la semana en Nombre y pulsa Crear ruta. La descripción puede quedar vacía: el nombre y la descripción se pueden cambiar después. La ruta nace como borrador, con 0 retos, 0 comunidades y 0 alumnos.</w:t>
-      </w:r>
-    </w:p>
-    <w:p>
-      <w:pPr>
-        <w:jc w:val="center"/>
-      </w:pPr>
-      <w:r>
-        <w:drawing>
-          <wp:inline xmlns:a="http://schemas.openxmlformats.org/drawingml/2006/main" xmlns:pic="http://schemas.openxmlformats.org/drawingml/2006/picture">
-            <wp:extent cx="5852160" cy="3657600"/>
-            <wp:docPr id="8" name="Picture 8"/>
-            <wp:cNvGraphicFramePr>
-              <a:graphicFrameLocks noChangeAspect="1"/>
-            </wp:cNvGraphicFramePr>
-            <a:graphic>
-              <a:graphicData uri="http://schemas.openxmlformats.org/drawingml/2006/picture">
-                <pic:pic>
-                  <pic:nvPicPr>
-                    <pic:cNvPr id="0" name="08-ruta.png"/>
-                    <pic:cNvPicPr/>
-                  </pic:nvPicPr>
-                  <pic:blipFill>
-                    <a:blip r:embed="rId16"/>
-                    <a:stretch>
-                      <a:fillRect/>
-                    </a:stretch>
-                  </pic:blipFill>
-                  <pic:spPr>
-                    <a:xfrm>
-                      <a:off x="0" y="0"/>
-                      <a:ext cx="5852160" cy="3657600"/>
-                    </a:xfrm>
-                    <a:prstGeom prst="rect"/>
-                  </pic:spPr>
-                </pic:pic>
-              </a:graphicData>
-            </a:graphic>
-          </wp:inline>
-        </w:drawing>
-      </w:r>
-    </w:p>
-    <w:p>
-      <w:pPr>
-        <w:spacing w:after="240"/>
-        <w:jc w:val="center"/>
-      </w:pPr>
-      <w:r>
-        <w:rPr>
-          <w:rFonts w:ascii="Calibri" w:hAnsi="Calibri" w:cs="Calibri"/>
-          <w:b w:val="0"/>
-          <w:i/>
-          <w:color w:val="475569"/>
-          <w:sz w:val="20"/>
-        </w:rPr>
-        <w:t>Figura 8. La ruta Repaso de la semana, en borrador y todavía sin retos.</w:t>
-      </w:r>
-    </w:p>
-    <w:p>
-      <w:pPr>
-        <w:pStyle w:val="Heading2"/>
-      </w:pPr>
-      <w:r>
-        <w:rPr>
-          <w:rFonts w:ascii="Calibri" w:hAnsi="Calibri" w:cs="Calibri"/>
-          <w:b/>
-          <w:color w:val="3D2A5C"/>
-          <w:sz w:val="32"/>
-        </w:rPr>
-        <w:t>Datos y retos</w:t>
-      </w:r>
-    </w:p>
-    <w:p>
-      <w:pPr>
-        <w:pStyle w:val="ListBullet"/>
-        <w:spacing w:after="40"/>
-      </w:pPr>
-      <w:r>
-        <w:rPr>
-          <w:rFonts w:ascii="Calibri" w:hAnsi="Calibri" w:cs="Calibri"/>
-          <w:b w:val="0"/>
-          <w:color w:val="1E1B2E"/>
-          <w:sz w:val="24"/>
-        </w:rPr>
-        <w:t>Nombre y Descripción se editan en Datos. Guardar datos conserva esos textos.</w:t>
-      </w:r>
-    </w:p>
-    <w:p>
-      <w:pPr>
-        <w:pStyle w:val="ListBullet"/>
-        <w:spacing w:after="40"/>
-      </w:pPr>
-      <w:r>
-        <w:rPr>
-          <w:rFonts w:ascii="Calibri" w:hAnsi="Calibri" w:cs="Calibri"/>
-          <w:b w:val="0"/>
-          <w:color w:val="1E1B2E"/>
-          <w:sz w:val="24"/>
-        </w:rPr>
-        <w:t>Publicada. Los alumnos la ven cuando está publicada y asignada. Sin esa casilla, la ruta sigue en borrador.</w:t>
-      </w:r>
-    </w:p>
-    <w:p>
-      <w:pPr>
-        <w:pStyle w:val="ListBullet"/>
-        <w:spacing w:after="40"/>
-      </w:pPr>
-      <w:r>
-        <w:rPr>
-          <w:rFonts w:ascii="Calibri" w:hAnsi="Calibri" w:cs="Calibri"/>
-          <w:b w:val="0"/>
-          <w:color w:val="1E1B2E"/>
-          <w:sz w:val="24"/>
-        </w:rPr>
-        <w:t>Del catálogo elige un reto del banco. Agregar lo coloca en la ruta.</w:t>
-      </w:r>
-    </w:p>
-    <w:p>
-      <w:pPr>
-        <w:pStyle w:val="ListBullet"/>
-        <w:spacing w:after="40"/>
-      </w:pPr>
-      <w:r>
-        <w:rPr>
-          <w:rFonts w:ascii="Calibri" w:hAnsi="Calibri" w:cs="Calibri"/>
-          <w:b w:val="0"/>
-          <w:color w:val="1E1B2E"/>
-          <w:sz w:val="24"/>
-        </w:rPr>
-        <w:t>El inicio y el término son opcionales. Con las fechas vacías, el reto se puede hacer en cualquier momento, hasta que se retire o se quite.</w:t>
-      </w:r>
-    </w:p>
-    <w:p>
-      <w:pPr>
-        <w:pStyle w:val="ListBullet"/>
-        <w:spacing w:after="40"/>
-      </w:pPr>
-      <w:r>
-        <w:rPr>
-          <w:rFonts w:ascii="Calibri" w:hAnsi="Calibri" w:cs="Calibri"/>
-          <w:b w:val="0"/>
-          <w:color w:val="1E1B2E"/>
-          <w:sz w:val="24"/>
-        </w:rPr>
-        <w:t>Cada reto se puede subir, bajar, retirar u ofrecer de nuevo, y quitar de la ruta.</w:t>
-      </w:r>
-    </w:p>
-    <w:p>
-      <w:pPr>
-        <w:spacing w:after="160" w:before="0"/>
-      </w:pPr>
-      <w:r>
-        <w:rPr>
-          <w:rFonts w:ascii="Calibri" w:hAnsi="Calibri" w:cs="Calibri"/>
-          <w:b w:val="0"/>
-          <w:color w:val="1E1B2E"/>
-          <w:sz w:val="24"/>
-        </w:rPr>
-        <w:t>Si todavía no hay rutas, la lista dice: Todavía no armaste rutas.</w:t>
-      </w:r>
-    </w:p>
-    <w:p>
-      <w:pPr>
-        <w:pStyle w:val="Heading1"/>
-      </w:pPr>
-      <w:r>
-        <w:rPr>
-          <w:rFonts w:ascii="Calibri" w:hAnsi="Calibri" w:cs="Calibri"/>
-          <w:b/>
-          <w:color w:val="3D2A5C"/>
-          <w:sz w:val="44"/>
-        </w:rPr>
-        <w:t>8. Asignar la ruta</w:t>
-      </w:r>
-    </w:p>
-    <w:p>
-      <w:pPr>
-        <w:spacing w:after="160" w:before="0"/>
-      </w:pPr>
-      <w:r>
-        <w:rPr>
-          <w:rFonts w:ascii="Calibri" w:hAnsi="Calibri" w:cs="Calibri"/>
-          <w:b w:val="0"/>
-          <w:color w:val="1E1B2E"/>
-          <w:sz w:val="24"/>
-        </w:rPr>
-        <w:t>La sección Asignación está al final de la ruta. Marcar una comunidad asigna la ruta a todas las personas de ese grupo. Para una sola persona, se elige su comunidad y su nombre y se pulsa Asignar alumno. Guardar asignación publica la ruta para esas personas.</w:t>
-      </w:r>
-    </w:p>
-    <w:p>
-      <w:pPr>
-        <w:jc w:val="center"/>
-      </w:pPr>
-      <w:r>
-        <w:drawing>
-          <wp:inline xmlns:a="http://schemas.openxmlformats.org/drawingml/2006/main" xmlns:pic="http://schemas.openxmlformats.org/drawingml/2006/picture">
-            <wp:extent cx="5852160" cy="3657600"/>
-            <wp:docPr id="9" name="Picture 9"/>
-            <wp:cNvGraphicFramePr>
-              <a:graphicFrameLocks noChangeAspect="1"/>
-            </wp:cNvGraphicFramePr>
-            <a:graphic>
-              <a:graphicData uri="http://schemas.openxmlformats.org/drawingml/2006/picture">
-                <pic:pic>
-                  <pic:nvPicPr>
-                    <pic:cNvPr id="0" name="09-asignacion.png"/>
-                    <pic:cNvPicPr/>
-                  </pic:nvPicPr>
-                  <pic:blipFill>
-                    <a:blip r:embed="rId17"/>
-                    <a:stretch>
-                      <a:fillRect/>
-                    </a:stretch>
-                  </pic:blipFill>
-                  <pic:spPr>
-                    <a:xfrm>
-                      <a:off x="0" y="0"/>
-                      <a:ext cx="5852160" cy="3657600"/>
-                    </a:xfrm>
-                    <a:prstGeom prst="rect"/>
-                  </pic:spPr>
-                </pic:pic>
-              </a:graphicData>
-            </a:graphic>
-          </wp:inline>
-        </w:drawing>
-      </w:r>
-    </w:p>
-    <w:p>
-      <w:pPr>
-        <w:spacing w:after="240"/>
-        <w:jc w:val="center"/>
-      </w:pPr>
-      <w:r>
-        <w:rPr>
-          <w:rFonts w:ascii="Calibri" w:hAnsi="Calibri" w:cs="Calibri"/>
-          <w:b w:val="0"/>
-          <w:i/>
-          <w:color w:val="475569"/>
-          <w:sz w:val="20"/>
-        </w:rPr>
-        <w:t>Figura 9. Asignación de Repaso de la semana a la comunidad Programación 1.</w:t>
-      </w:r>
-    </w:p>
-    <w:p>
-      <w:pPr>
-        <w:pStyle w:val="Heading2"/>
-      </w:pPr>
-      <w:r>
-        <w:rPr>
-          <w:rFonts w:ascii="Calibri" w:hAnsi="Calibri" w:cs="Calibri"/>
-          <w:b/>
-          <w:color w:val="3D2A5C"/>
-          <w:sz w:val="32"/>
-        </w:rPr>
-        <w:t>Ejemplo</w:t>
-      </w:r>
-    </w:p>
-    <w:p>
-      <w:pPr>
-        <w:spacing w:after="160" w:before="0"/>
-      </w:pPr>
-      <w:r>
-        <w:rPr>
-          <w:rFonts w:ascii="Calibri" w:hAnsi="Calibri" w:cs="Calibri"/>
-          <w:b w:val="0"/>
-          <w:color w:val="1E1B2E"/>
-          <w:sz w:val="24"/>
-        </w:rPr>
-        <w:t>Luis marca Programación 1, que tiene 1 alumno, y pulsa Guardar asignación. Antes, en Datos, deja marcada Publicada y pulsa Guardar datos. Ana, al abrir Ruta en su laboratorio, ve Repaso de la semana además de Fundamentos. Mientras la ruta siga en borrador o sin asignación, Ana no la ve.</w:t>
-      </w:r>
-    </w:p>
-    <w:p>
-      <w:pPr>
-        <w:spacing w:after="160" w:before="0"/>
-      </w:pPr>
-      <w:r>
-        <w:rPr>
-          <w:rFonts w:ascii="Calibri" w:hAnsi="Calibri" w:cs="Calibri"/>
-          <w:b w:val="0"/>
-          <w:color w:val="1E1B2E"/>
-          <w:sz w:val="24"/>
-        </w:rPr>
-        <w:t>Eliminar ruta borra la ruta y sus asignaciones. Los puntos que un alumno ya ganó se conservan.</w:t>
-      </w:r>
-    </w:p>
-    <w:p>
-      <w:pPr>
-        <w:pStyle w:val="Heading1"/>
-      </w:pPr>
-      <w:r>
-        <w:rPr>
-          <w:rFonts w:ascii="Calibri" w:hAnsi="Calibri" w:cs="Calibri"/>
-          <w:b/>
-          <w:color w:val="3D2A5C"/>
-          <w:sz w:val="44"/>
-        </w:rPr>
-        <w:t>9. Avance</w:t>
-      </w:r>
-    </w:p>
-    <w:p>
-      <w:pPr>
-        <w:spacing w:after="160" w:before="0"/>
-      </w:pPr>
-      <w:r>
-        <w:rPr>
-          <w:rFonts w:ascii="Calibri" w:hAnsi="Calibri" w:cs="Calibri"/>
-          <w:b w:val="0"/>
-          <w:color w:val="1E1B2E"/>
-          <w:sz w:val="24"/>
-        </w:rPr>
-        <w:t>Laboratorio y luego Avance abre el tablero. Cada barra es el avance de un alumno, sumando las rutas que tiene asignadas. Arriba se cuentan las rutas, el avance medio y cuántos alumnos no tienen actividad.</w:t>
-      </w:r>
-    </w:p>
-    <w:p>
-      <w:pPr>
-        <w:jc w:val="center"/>
-      </w:pPr>
-      <w:r>
-        <w:drawing>
-          <wp:inline xmlns:a="http://schemas.openxmlformats.org/drawingml/2006/main" xmlns:pic="http://schemas.openxmlformats.org/drawingml/2006/picture">
-            <wp:extent cx="5852160" cy="3657600"/>
-            <wp:docPr id="10" name="Picture 10"/>
-            <wp:cNvGraphicFramePr>
-              <a:graphicFrameLocks noChangeAspect="1"/>
-            </wp:cNvGraphicFramePr>
-            <a:graphic>
-              <a:graphicData uri="http://schemas.openxmlformats.org/drawingml/2006/picture">
-                <pic:pic>
-                  <pic:nvPicPr>
-                    <pic:cNvPr id="0" name="10-avance.png"/>
-                    <pic:cNvPicPr/>
-                  </pic:nvPicPr>
-                  <pic:blipFill>
-                    <a:blip r:embed="rId18"/>
-                    <a:stretch>
-                      <a:fillRect/>
-                    </a:stretch>
-                  </pic:blipFill>
-                  <pic:spPr>
-                    <a:xfrm>
-                      <a:off x="0" y="0"/>
-                      <a:ext cx="5852160" cy="3657600"/>
-                    </a:xfrm>
-                    <a:prstGeom prst="rect"/>
-                  </pic:spPr>
-                </pic:pic>
-              </a:graphicData>
-            </a:graphic>
-          </wp:inline>
-        </w:drawing>
-      </w:r>
-    </w:p>
-    <w:p>
-      <w:pPr>
-        <w:spacing w:after="240"/>
-        <w:jc w:val="center"/>
-      </w:pPr>
-      <w:r>
-        <w:rPr>
-          <w:rFonts w:ascii="Calibri" w:hAnsi="Calibri" w:cs="Calibri"/>
-          <w:b w:val="0"/>
-          <w:i/>
-          <w:color w:val="475569"/>
-          <w:sz w:val="20"/>
-        </w:rPr>
-        <w:t>Figura 10. Avance de Ana Ruiz: Fundamentos, De básico a avanzado y Práctica de concurso, todas en 0 %.</w:t>
-      </w:r>
-    </w:p>
-    <w:p>
-      <w:pPr>
-        <w:pStyle w:val="Heading2"/>
-      </w:pPr>
-      <w:r>
-        <w:rPr>
-          <w:rFonts w:ascii="Calibri" w:hAnsi="Calibri" w:cs="Calibri"/>
-          <w:b/>
-          <w:color w:val="3D2A5C"/>
-          <w:sz w:val="32"/>
-        </w:rPr>
-        <w:t>Leer una tarjeta</w:t>
-      </w:r>
-    </w:p>
-    <w:p>
-      <w:pPr>
-        <w:spacing w:after="160" w:before="0"/>
-      </w:pPr>
-      <w:r>
-        <w:rPr>
-          <w:rFonts w:ascii="Calibri" w:hAnsi="Calibri" w:cs="Calibri"/>
-          <w:b w:val="0"/>
-          <w:color w:val="1E1B2E"/>
-          <w:sz w:val="24"/>
-        </w:rPr>
-        <w:t>La tarjeta de Ana Ruiz muestra su comunidad, los retos completados sobre el total, los puntos y el puesto. Debajo, cada ruta asignada tiene su propia barra. En la captura Ana está en 0 % porque todavía no ha entregado retos: la ruta Repaso de la semana aún no tenía retos cuando se tomó la figura.</w:t>
-      </w:r>
-    </w:p>
-    <w:p>
-      <w:pPr>
-        <w:spacing w:after="160" w:before="0"/>
-      </w:pPr>
-      <w:r>
-        <w:rPr>
-          <w:rFonts w:ascii="Calibri" w:hAnsi="Calibri" w:cs="Calibri"/>
-          <w:b w:val="0"/>
-          <w:color w:val="1E1B2E"/>
-          <w:sz w:val="24"/>
-        </w:rPr>
-        <w:t>Abrir a un alumno muestra el detalle de su ruta. Ver abre un reto ya entregado: la respuesta, el código, los casos, la predicción y la reflexión.</w:t>
-      </w:r>
-    </w:p>
-    <w:p>
-      <w:pPr>
-        <w:pStyle w:val="Heading2"/>
-      </w:pPr>
-      <w:r>
-        <w:rPr>
-          <w:rFonts w:ascii="Calibri" w:hAnsi="Calibri" w:cs="Calibri"/>
-          <w:b/>
-          <w:color w:val="3D2A5C"/>
-          <w:sz w:val="32"/>
-        </w:rPr>
-        <w:t>La hoja de notas</w:t>
-      </w:r>
-    </w:p>
-    <w:p>
-      <w:pPr>
-        <w:spacing w:after="160" w:before="0"/>
-      </w:pPr>
-      <w:r>
-        <w:rPr>
-          <w:rFonts w:ascii="Calibri" w:hAnsi="Calibri" w:cs="Calibri"/>
-          <w:b w:val="0"/>
-          <w:color w:val="1E1B2E"/>
-          <w:sz w:val="24"/>
-        </w:rPr>
-        <w:t>En cada ruta, Progreso de los estudiantes descarga un CSV. El archivo se llama progreso- seguido del nombre de la ruta, por ejemplo progreso-fundamentos.csv, y lleva marca de orden de bytes para que la hoja de cálculo respete las tildes.</w:t>
-      </w:r>
-    </w:p>
-    <w:p>
-      <w:pPr>
-        <w:spacing w:after="160" w:before="0"/>
-      </w:pPr>
-      <w:r>
-        <w:rPr>
-          <w:rFonts w:ascii="Calibri" w:hAnsi="Calibri" w:cs="Calibri"/>
-          <w:b w:val="0"/>
-          <w:color w:val="1E1B2E"/>
-          <w:sz w:val="24"/>
-        </w:rPr>
-        <w:t>La primera fila, en español, es:</w:t>
-      </w:r>
-    </w:p>
-    <w:tbl>
-      <w:tblPr>
-        <w:tblW w:type="auto" w:w="0"/>
-        <w:tblLook w:firstColumn="1" w:firstRow="1" w:lastColumn="0" w:lastRow="0" w:noHBand="0" w:noVBand="1" w:val="04A0"/>
-      </w:tblPr>
-      <w:tblGrid>
-        <w:gridCol w:w="9648"/>
-      </w:tblGrid>
-      <w:tr>
-        <w:tc>
-          <w:tcPr>
-            <w:tcW w:type="dxa" w:w="9866"/>
-            <w:shd w:val="clear" w:color="auto" w:fill="F7F4EC"/>
-          </w:tcPr>
-          <w:p>
-            <w:pPr>
-              <w:spacing w:after="0"/>
-            </w:pPr>
-            <w:r>
-              <w:rPr>
-                <w:rFonts w:ascii="Menlo" w:hAnsi="Menlo" w:cs="Menlo"/>
-                <w:b w:val="0"/>
-                <w:color w:val="1E1B2E"/>
-                <w:sz w:val="21"/>
-              </w:rPr>
-              <w:t>Nombre, Correo, Comunidades, Nota, y una columna por reto</w:t>
-            </w:r>
-          </w:p>
-        </w:tc>
-      </w:tr>
-    </w:tbl>
-    <w:p>
-      <w:pPr>
-        <w:spacing w:after="120"/>
-      </w:pPr>
-    </w:p>
-    <w:p>
-      <w:pPr>
-        <w:spacing w:after="160" w:before="0"/>
-      </w:pPr>
-      <w:r>
-        <w:rPr>
-          <w:rFonts w:ascii="Calibri" w:hAnsi="Calibri" w:cs="Calibri"/>
-          <w:b w:val="0"/>
-          <w:color w:val="1E1B2E"/>
-          <w:sz w:val="24"/>
-        </w:rPr>
-        <w:t>Cada columna de reto termina en · 100. Si el reto tiene fechas, el título incluye el intervalo, por ejemplo desde 2026-10-20 o un par de fechas unidas por un guion. La celda trae la nota de 0 a 100 cuando el reto está completado, y queda vacía cuando no lo está. La columna Nota es el promedio entero de los retos de esa ruta. Un reto sin completar cuenta como 0 en ese promedio y la celda de ese reto sigue vacía. Las comunidades de la persona se separan con una barra vertical.</w:t>
-      </w:r>
-    </w:p>
-    <w:p>
-      <w:pPr>
-        <w:pStyle w:val="Heading2"/>
-      </w:pPr>
-      <w:r>
-        <w:rPr>
-          <w:rFonts w:ascii="Calibri" w:hAnsi="Calibri" w:cs="Calibri"/>
-          <w:b/>
-          <w:color w:val="3D2A5C"/>
-          <w:sz w:val="32"/>
-        </w:rPr>
-        <w:t>Ejemplo</w:t>
-      </w:r>
-    </w:p>
-    <w:p>
-      <w:pPr>
-        <w:spacing w:after="160" w:before="0"/>
-      </w:pPr>
-      <w:r>
-        <w:rPr>
-          <w:rFonts w:ascii="Calibri" w:hAnsi="Calibri" w:cs="Calibri"/>
-          <w:b w:val="0"/>
-          <w:color w:val="1E1B2E"/>
-          <w:sz w:val="24"/>
-        </w:rPr>
-        <w:t>Luis, en Avance, baja hasta Fundamentos y pulsa Progreso de los estudiantes. Abre el CSV. La fila de Ana Ruiz trae su nombre, su correo, Programación 1, una nota y una columna por cada reto de Fundamentos. Como Ana no ha completado esos retos, la nota sale de tratar cada uno como 0 y las celdas de reto quedan vacías.</w:t>
-      </w:r>
-    </w:p>
-    <w:p>
-      <w:pPr>
-        <w:spacing w:after="160" w:before="0"/>
-      </w:pPr>
-      <w:r>
-        <w:rPr>
-          <w:rFonts w:ascii="Calibri" w:hAnsi="Calibri" w:cs="Calibri"/>
-          <w:b w:val="0"/>
-          <w:color w:val="1E1B2E"/>
-          <w:sz w:val="24"/>
-        </w:rPr>
-        <w:t>La nota de un reto reparte 100 puntos en cinco partes: comprensión 20, diseño 25, corrección 30, explicación 15 y autonomía 10.</w:t>
-      </w:r>
-    </w:p>
-    <w:p>
-      <w:pPr>
-        <w:pStyle w:val="Heading1"/>
-      </w:pPr>
-      <w:r>
-        <w:rPr>
-          <w:rFonts w:ascii="Calibri" w:hAnsi="Calibri" w:cs="Calibri"/>
-          <w:b/>
-          <w:color w:val="3D2A5C"/>
-          <w:sz w:val="44"/>
-        </w:rPr>
-        <w:t>10. Lo que el docente comparte con el alumno</w:t>
-      </w:r>
-    </w:p>
-    <w:p>
-      <w:pPr>
-        <w:spacing w:after="160" w:before="0"/>
-      </w:pPr>
-      <w:r>
-        <w:rPr>
-          <w:rFonts w:ascii="Calibri" w:hAnsi="Calibri" w:cs="Calibri"/>
-          <w:b w:val="0"/>
-          <w:color w:val="1E1B2E"/>
-          <w:sz w:val="24"/>
-        </w:rPr>
-        <w:t>El docente escribe, valida, ejecuta, traduce, depura, arma diagramas y resuelve el laboratorio con los mismos menús del Manual del alumno. Estas son las diferencias que importan en clase.</w:t>
-      </w:r>
-    </w:p>
-    <w:p>
-      <w:pPr>
-        <w:pStyle w:val="ListBullet"/>
-        <w:spacing w:after="40"/>
-      </w:pPr>
-      <w:r>
-        <w:rPr>
-          <w:rFonts w:ascii="Calibri" w:hAnsi="Calibri" w:cs="Calibri"/>
-          <w:b w:val="0"/>
-          <w:color w:val="1E1B2E"/>
-          <w:sz w:val="24"/>
-        </w:rPr>
-        <w:t>Traducir y pegar del docente dependen de su plan. Un interruptor de comunidad no se los quita.</w:t>
-      </w:r>
-    </w:p>
-    <w:p>
-      <w:pPr>
-        <w:pStyle w:val="ListBullet"/>
-        <w:spacing w:after="40"/>
-      </w:pPr>
-      <w:r>
-        <w:rPr>
-          <w:rFonts w:ascii="Calibri" w:hAnsi="Calibri" w:cs="Calibri"/>
-          <w:b w:val="0"/>
-          <w:color w:val="1E1B2E"/>
-          <w:sz w:val="24"/>
-        </w:rPr>
-        <w:t>Para un alumno, el plan es el techo y, dentro de ese techo, manda el interruptor de su comunidad o el suyo personal.</w:t>
-      </w:r>
-    </w:p>
-    <w:p>
-      <w:pPr>
-        <w:pStyle w:val="ListBullet"/>
-        <w:spacing w:after="40"/>
-      </w:pPr>
-      <w:r>
-        <w:rPr>
-          <w:rFonts w:ascii="Calibri" w:hAnsi="Calibri" w:cs="Calibri"/>
-          <w:b w:val="0"/>
-          <w:color w:val="1E1B2E"/>
-          <w:sz w:val="24"/>
-        </w:rPr>
-        <w:t>Al mirar el trabajo de un alumno, la ejecución ocurre en la sesión del docente y el algoritmo del alumno no se guarda de nuevo.</w:t>
-      </w:r>
-    </w:p>
-    <w:p>
-      <w:pPr>
-        <w:pStyle w:val="ListBullet"/>
-        <w:spacing w:after="40"/>
-      </w:pPr>
-      <w:r>
-        <w:rPr>
-          <w:rFonts w:ascii="Calibri" w:hAnsi="Calibri" w:cs="Calibri"/>
-          <w:b w:val="0"/>
-          <w:color w:val="1E1B2E"/>
-          <w:sz w:val="24"/>
-        </w:rPr>
-        <w:t>Ruta y Práctica libre sirven también al docente para probar un reto antes de asignarlo.</w:t>
-      </w:r>
-    </w:p>
-    <w:p>
-      <w:pPr>
-        <w:pStyle w:val="ListBullet"/>
-        <w:spacing w:after="40"/>
-      </w:pPr>
-      <w:r>
-        <w:rPr>
-          <w:rFonts w:ascii="Calibri" w:hAnsi="Calibri" w:cs="Calibri"/>
-          <w:b w:val="0"/>
-          <w:color w:val="1E1B2E"/>
-          <w:sz w:val="24"/>
-        </w:rPr>
-        <w:t>Armar diagrama, Funciones y Configuración son los mismos paneles. El primer índice de los arreglos puede ser 0 o 1.</w:t>
-      </w:r>
-    </w:p>
-    <w:p>
-      <w:pPr>
-        <w:pStyle w:val="Heading2"/>
-      </w:pPr>
-      <w:r>
-        <w:rPr>
-          <w:rFonts w:ascii="Calibri" w:hAnsi="Calibri" w:cs="Calibri"/>
-          <w:b/>
-          <w:color w:val="3D2A5C"/>
-          <w:sz w:val="32"/>
-        </w:rPr>
-        <w:t>Ejemplo</w:t>
-      </w:r>
-    </w:p>
-    <w:p>
-      <w:pPr>
-        <w:spacing w:after="160" w:before="0"/>
-      </w:pPr>
-      <w:r>
-        <w:rPr>
-          <w:rFonts w:ascii="Calibri" w:hAnsi="Calibri" w:cs="Calibri"/>
-          <w:b w:val="0"/>
-          <w:color w:val="1E1B2E"/>
-          <w:sz w:val="24"/>
-        </w:rPr>
-        <w:t>Antes de asignar un reto de Construir, Luis lo abre en Práctica libre, escribe el algoritmo, pulsa Validar y luego Ejecutar. Si el resultado coincide con lo que espera, vuelve a Rutas y agrega ese reto a Repaso de la semana.</w:t>
-      </w:r>
-    </w:p>
-    <w:p>
-      <w:pPr>
-        <w:pStyle w:val="Heading1"/>
-      </w:pPr>
-      <w:r>
-        <w:rPr>
-          <w:rFonts w:ascii="Calibri" w:hAnsi="Calibri" w:cs="Calibri"/>
-          <w:b/>
-          <w:color w:val="3D2A5C"/>
-          <w:sz w:val="44"/>
-        </w:rPr>
-        <w:t>11. Nivel Gratis y nivel Premium</w:t>
-      </w:r>
-    </w:p>
-    <w:p>
-      <w:pPr>
-        <w:spacing w:after="160" w:before="0"/>
-      </w:pPr>
-      <w:r>
-        <w:rPr>
-          <w:rFonts w:ascii="Calibri" w:hAnsi="Calibri" w:cs="Calibri"/>
-          <w:b w:val="0"/>
-          <w:color w:val="1E1B2E"/>
-          <w:sz w:val="24"/>
-        </w:rPr>
-        <w:t>Al crear la cuenta, el docente queda en el nivel Gratis de docente. Ese nivel no caduca. Premium dura 30 días desde que se asigna. El precio guardado en el sistema es cero: la aplicación no cobra. Quien administra la instalación decide hasta qué fecha está pagado el periodo.</w:t>
-      </w:r>
-    </w:p>
-    <w:p>
-      <w:pPr>
-        <w:pStyle w:val="Heading2"/>
-      </w:pPr>
-      <w:r>
-        <w:rPr>
-          <w:rFonts w:ascii="Calibri" w:hAnsi="Calibri" w:cs="Calibri"/>
-          <w:b/>
-          <w:color w:val="3D2A5C"/>
-          <w:sz w:val="32"/>
-        </w:rPr>
-        <w:t>Gratis de docente</w:t>
-      </w:r>
-    </w:p>
-    <w:p>
-      <w:pPr>
-        <w:pStyle w:val="ListBullet"/>
-        <w:spacing w:after="40"/>
-      </w:pPr>
-      <w:r>
-        <w:rPr>
-          <w:rFonts w:ascii="Calibri" w:hAnsi="Calibri" w:cs="Calibri"/>
-          <w:b w:val="0"/>
-          <w:color w:val="1E1B2E"/>
-          <w:sz w:val="24"/>
-        </w:rPr>
-        <w:t>Cupo de 3 proyectos y 10 algoritmos. El proyecto Ejemplos queda fuera del cupo.</w:t>
-      </w:r>
-    </w:p>
-    <w:p>
-      <w:pPr>
-        <w:pStyle w:val="ListBullet"/>
-        <w:spacing w:after="40"/>
-      </w:pPr>
-      <w:r>
-        <w:rPr>
-          <w:rFonts w:ascii="Calibri" w:hAnsi="Calibri" w:cs="Calibri"/>
-          <w:b w:val="0"/>
-          <w:color w:val="1E1B2E"/>
-          <w:sz w:val="24"/>
-        </w:rPr>
-        <w:t>Puede usar el editor, el diagrama, validar, ejecutar, pegar, el laboratorio, Ruta, Práctica libre y Avance.</w:t>
-      </w:r>
-    </w:p>
-    <w:p>
-      <w:pPr>
-        <w:pStyle w:val="ListBullet"/>
-        <w:spacing w:after="40"/>
-      </w:pPr>
-      <w:r>
-        <w:rPr>
-          <w:rFonts w:ascii="Calibri" w:hAnsi="Calibri" w:cs="Calibri"/>
-          <w:b w:val="0"/>
-          <w:color w:val="1E1B2E"/>
-          <w:sz w:val="24"/>
-        </w:rPr>
-        <w:t>Quedan apagados Armar diagrama, Traducir, Depurar, Descargar, Comunidades, Banco y Rutas.</w:t>
-      </w:r>
-    </w:p>
-    <w:p>
-      <w:pPr>
-        <w:pStyle w:val="Heading2"/>
-      </w:pPr>
-      <w:r>
-        <w:rPr>
-          <w:rFonts w:ascii="Calibri" w:hAnsi="Calibri" w:cs="Calibri"/>
-          <w:b/>
-          <w:color w:val="3D2A5C"/>
-          <w:sz w:val="32"/>
-        </w:rPr>
-        <w:t>Premium de docente</w:t>
-      </w:r>
-    </w:p>
-    <w:p>
-      <w:pPr>
-        <w:pStyle w:val="ListBullet"/>
-        <w:spacing w:after="40"/>
-      </w:pPr>
-      <w:r>
-        <w:rPr>
-          <w:rFonts w:ascii="Calibri" w:hAnsi="Calibri" w:cs="Calibri"/>
-          <w:b w:val="0"/>
-          <w:color w:val="1E1B2E"/>
-          <w:sz w:val="24"/>
-        </w:rPr>
-        <w:t>Abre Armar diagrama, Traducir, Depurar, Descargar, Comunidades, Banco y Rutas.</w:t>
-      </w:r>
-    </w:p>
-    <w:p>
-      <w:pPr>
-        <w:pStyle w:val="ListBullet"/>
-        <w:spacing w:after="40"/>
-      </w:pPr>
-      <w:r>
-        <w:rPr>
-          <w:rFonts w:ascii="Calibri" w:hAnsi="Calibri" w:cs="Calibri"/>
-          <w:b w:val="0"/>
-          <w:color w:val="1E1B2E"/>
-          <w:sz w:val="24"/>
-        </w:rPr>
-        <w:t>Quita el tope de proyectos y de algoritmos.</w:t>
-      </w:r>
-    </w:p>
-    <w:p>
-      <w:pPr>
-        <w:pStyle w:val="ListBullet"/>
-        <w:spacing w:after="40"/>
-      </w:pPr>
-      <w:r>
-        <w:rPr>
-          <w:rFonts w:ascii="Calibri" w:hAnsi="Calibri" w:cs="Calibri"/>
-          <w:b w:val="0"/>
-          <w:color w:val="1E1B2E"/>
-          <w:sz w:val="24"/>
-        </w:rPr>
-        <w:t>Las figuras de este manual están tomadas con Premium, por eso se ven Comunidades, Banco, Rutas y Avance juntos.</w:t>
-      </w:r>
-    </w:p>
-    <w:p>
-      <w:pPr>
-        <w:spacing w:after="160" w:before="0"/>
-      </w:pPr>
-      <w:r>
-        <w:rPr>
-          <w:rFonts w:ascii="Calibri" w:hAnsi="Calibri" w:cs="Calibri"/>
-          <w:b w:val="0"/>
-          <w:color w:val="1E1B2E"/>
-          <w:sz w:val="24"/>
-        </w:rPr>
-        <w:t>El navegador, con el ajuste inicial, muestra solo la cuenta: nombre, nivel y cierre de sesión. El editor y el laboratorio se abren en la aplicación de escritorio. Si la instalación habilita el navegador para esa cuenta, los mismos menús aparecen en el navegador.</w:t>
-      </w:r>
-    </w:p>
-    <w:p>
-      <w:pPr>
-        <w:spacing w:after="160" w:before="0"/>
-      </w:pPr>
-      <w:r>
-        <w:rPr>
-          <w:rFonts w:ascii="Calibri" w:hAnsi="Calibri" w:cs="Calibri"/>
-          <w:b w:val="0"/>
-          <w:color w:val="1E1B2E"/>
-          <w:sz w:val="24"/>
-        </w:rPr>
-        <w:t>Cuando un periodo de pago termina, las acciones vuelven a las del nivel Gratis de docente. La pantalla de la cuenta sigue indicando que el periodo terminó.</w:t>
-      </w:r>
-    </w:p>
-    <w:p>
-      <w:pPr>
-        <w:pStyle w:val="Heading1"/>
-      </w:pPr>
-      <w:r>
-        <w:rPr>
-          <w:rFonts w:ascii="Calibri" w:hAnsi="Calibri" w:cs="Calibri"/>
-          <w:b/>
-          <w:color w:val="3D2A5C"/>
-          <w:sz w:val="44"/>
-        </w:rPr>
-        <w:t>12. Recorrido de una clase</w:t>
-      </w:r>
-    </w:p>
-    <w:p>
-      <w:pPr>
-        <w:spacing w:after="160" w:before="0"/>
-      </w:pPr>
-      <w:r>
-        <w:rPr>
-          <w:rFonts w:ascii="Calibri" w:hAnsi="Calibri" w:cs="Calibri"/>
-          <w:b w:val="0"/>
-          <w:color w:val="1E1B2E"/>
-          <w:sz w:val="24"/>
-        </w:rPr>
-        <w:t>Un ejemplo completo, con los menús en el orden en que se usan:</w:t>
-      </w:r>
-    </w:p>
-    <w:p>
-      <w:pPr>
-        <w:pStyle w:val="ListBullet"/>
-        <w:spacing w:after="40"/>
-      </w:pPr>
-      <w:r>
-        <w:rPr>
-          <w:rFonts w:ascii="Calibri" w:hAnsi="Calibri" w:cs="Calibri"/>
-          <w:b w:val="0"/>
-          <w:color w:val="1E1B2E"/>
-          <w:sz w:val="24"/>
-        </w:rPr>
-        <w:t>Luis crea su cuenta con el perfil Docente.</w:t>
-      </w:r>
-    </w:p>
-    <w:p>
-      <w:pPr>
-        <w:pStyle w:val="ListBullet"/>
-        <w:spacing w:after="40"/>
-      </w:pPr>
-      <w:r>
-        <w:rPr>
-          <w:rFonts w:ascii="Calibri" w:hAnsi="Calibri" w:cs="Calibri"/>
-          <w:b w:val="0"/>
-          <w:color w:val="1E1B2E"/>
-          <w:sz w:val="24"/>
-        </w:rPr>
-        <w:t>En Comunidades crea Programación 1 y agrega a Ana Ruiz. Deja la traducción encendida y el pegado permitido.</w:t>
-      </w:r>
-    </w:p>
-    <w:p>
-      <w:pPr>
-        <w:pStyle w:val="ListBullet"/>
-        <w:spacing w:after="40"/>
-      </w:pPr>
-      <w:r>
-        <w:rPr>
-          <w:rFonts w:ascii="Calibri" w:hAnsi="Calibri" w:cs="Calibri"/>
-          <w:b w:val="0"/>
-          <w:color w:val="1E1B2E"/>
-          <w:sz w:val="24"/>
-        </w:rPr>
-        <w:t>En Banco revisa el catálogo y, si hace falta, sube un CSV con el reto Señales del dato.</w:t>
-      </w:r>
-    </w:p>
-    <w:p>
-      <w:pPr>
-        <w:pStyle w:val="ListBullet"/>
-        <w:spacing w:after="40"/>
-      </w:pPr>
-      <w:r>
-        <w:rPr>
-          <w:rFonts w:ascii="Calibri" w:hAnsi="Calibri" w:cs="Calibri"/>
-          <w:b w:val="0"/>
-          <w:color w:val="1E1B2E"/>
-          <w:sz w:val="24"/>
-        </w:rPr>
-        <w:t>En Rutas crea Repaso de la semana, agrega un reto del catálogo, marca Publicada y asigna Programación 1.</w:t>
-      </w:r>
-    </w:p>
-    <w:p>
-      <w:pPr>
-        <w:pStyle w:val="ListBullet"/>
-        <w:spacing w:after="40"/>
-      </w:pPr>
-      <w:r>
-        <w:rPr>
-          <w:rFonts w:ascii="Calibri" w:hAnsi="Calibri" w:cs="Calibri"/>
-          <w:b w:val="0"/>
-          <w:color w:val="1E1B2E"/>
-          <w:sz w:val="24"/>
-        </w:rPr>
-        <w:t>Ana entra con su cuenta, abre Ruta y ve el reto. Lo resuelve en comprender, razonar y explicar.</w:t>
-      </w:r>
-    </w:p>
-    <w:p>
-      <w:pPr>
-        <w:pStyle w:val="ListBullet"/>
-        <w:spacing w:after="40"/>
-      </w:pPr>
-      <w:r>
-        <w:rPr>
-          <w:rFonts w:ascii="Calibri" w:hAnsi="Calibri" w:cs="Calibri"/>
-          <w:b w:val="0"/>
-          <w:color w:val="1E1B2E"/>
-          <w:sz w:val="24"/>
-        </w:rPr>
-        <w:t>Luis abre Avance, ve la barra de Ana y descarga Progreso de los estudiantes.</w:t>
-      </w:r>
-    </w:p>
-    <w:p>
-      <w:pPr>
-        <w:pStyle w:val="ListBullet"/>
-        <w:spacing w:after="40"/>
-      </w:pPr>
-      <w:r>
-        <w:rPr>
-          <w:rFonts w:ascii="Calibri" w:hAnsi="Calibri" w:cs="Calibri"/>
-          <w:b w:val="0"/>
-          <w:color w:val="1E1B2E"/>
-          <w:sz w:val="24"/>
-        </w:rPr>
-        <w:t>Si quiere mirar el código, vuelve al editor, elige Ana Ruiz · Programación 1 y pulsa Ejecutar. El texto de Ana permanece como ella lo dejó.</w:t>
+        <w:t>Ejemplo. Luis filtra Construir, pulsa Descargar CSV y obtiene los retos de construir. Si más tarde arma un CSV con un reto nuevo y pulsa Subir CSV, ese reto queda en su catálogo.</w:t>
       </w:r>
     </w:p>
     <w:p>
@@ -2610,67 +640,20 @@
           <w:color w:val="3D2A5C"/>
           <w:sz w:val="44"/>
         </w:rPr>
-        <w:t>13. Operadores y manuales</w:t>
+        <w:t>6. Rutas</w:t>
       </w:r>
     </w:p>
     <w:p>
-      <w:pPr>
-        <w:spacing w:after="160"/>
-      </w:pPr>
+      <w:pPr/>
       <w:r>
         <w:rPr>
           <w:rFonts w:ascii="Calibri" w:hAnsi="Calibri" w:cs="Calibri"/>
           <w:b w:val="0"/>
           <w:i w:val="0"/>
-          <w:color w:val="1E1B2E"/>
+          <w:color w:val="1E293B"/>
           <w:sz w:val="24"/>
         </w:rPr>
-        <w:t>Estos dos botones están en la misma barra del alumno. Operadores consulta símbolos. Manuales abre los documentos. En una cuenta de docente la lista trae tres: lenguaje, alumno y docente.</w:t>
-      </w:r>
-    </w:p>
-    <w:p>
-      <w:pPr>
-        <w:pStyle w:val="Heading2"/>
-      </w:pPr>
-      <w:r>
-        <w:rPr>
-          <w:rFonts w:ascii="Calibri" w:hAnsi="Calibri" w:cs="Calibri"/>
-          <w:b/>
-          <w:i w:val="0"/>
-          <w:color w:val="3D2A5C"/>
-          <w:sz w:val="32"/>
-        </w:rPr>
-        <w:t>Operadores</w:t>
-      </w:r>
-    </w:p>
-    <w:p>
-      <w:pPr>
-        <w:spacing w:after="160"/>
-      </w:pPr>
-      <w:r>
-        <w:rPr>
-          <w:rFonts w:ascii="Calibri" w:hAnsi="Calibri" w:cs="Calibri"/>
-          <w:b w:val="0"/>
-          <w:i w:val="0"/>
-          <w:color w:val="1E1B2E"/>
-          <w:sz w:val="24"/>
-        </w:rPr>
-        <w:t>El panel se titula Operadores que puedes usar. El orden de una expresión es ^, luego * / DIV MOD, luego + y -, luego las comparaciones, y al final NO, Y y O. &lt;- asigna y no va dentro de una expresión. Los grupos son Asignación, Aritméticos, Comparación, Lógicos y Agrupación. % equivale a MOD. = compara y no asigna.</w:t>
-      </w:r>
-    </w:p>
-    <w:p>
-      <w:pPr>
-        <w:spacing w:after="160"/>
-      </w:pPr>
-      <w:r>
-        <w:rPr>
-          <w:rFonts w:ascii="Calibri" w:hAnsi="Calibri" w:cs="Calibri"/>
-          <w:b w:val="0"/>
-          <w:i w:val="0"/>
-          <w:color w:val="1E1B2E"/>
-          <w:sz w:val="24"/>
-        </w:rPr>
-        <w:t>Ejemplo. Luis abre Área de un triángulo, donde la cuenta es (base * altura) / 2, y pulsa Operadores. Comprueba que * liga antes que / y que los paréntesis fijan ese orden. El algoritmo sigue igual al cerrar el panel. 2 ^ 3 ^ 2 se lee 2 ^ (3 ^ 2).</w:t>
+        <w:t>Rutas es Crear y asignar. Fundamentos sigue disponible para todos. Una ruta del docente se ve solo donde la asigne, y solo si está publicada. Nombre, Descripción y Crear ruta arman una ruta nueva. Dentro se agregan retos del catálogo y de Tus retos, se ordenan, se programan fechas y se asigna la comunidad o un alumno. Guardar asignación publica la ruta para esas personas. Eliminar la ruta no borra los puntos ya ganados.</w:t>
       </w:r>
     </w:p>
     <w:p>
@@ -2680,8 +663,8 @@
       <w:r>
         <w:drawing>
           <wp:inline xmlns:a="http://schemas.openxmlformats.org/drawingml/2006/main" xmlns:pic="http://schemas.openxmlformats.org/drawingml/2006/picture">
-            <wp:extent cx="5852160" cy="3657600"/>
-            <wp:docPr id="11" name="Picture 11"/>
+            <wp:extent cx="5852160" cy="4403799"/>
+            <wp:docPr id="6" name="Picture 6"/>
             <wp:cNvGraphicFramePr>
               <a:graphicFrameLocks noChangeAspect="1"/>
             </wp:cNvGraphicFramePr>
@@ -2689,11 +672,11 @@
               <a:graphicData uri="http://schemas.openxmlformats.org/drawingml/2006/picture">
                 <pic:pic>
                   <pic:nvPicPr>
-                    <pic:cNvPr id="0" name="11-operadores.png"/>
+                    <pic:cNvPr id="0" name="07-rutas.png"/>
                     <pic:cNvPicPr/>
                   </pic:nvPicPr>
                   <pic:blipFill>
-                    <a:blip r:embed="rId19"/>
+                    <a:blip r:embed="rId14"/>
                     <a:stretch>
                       <a:fillRect/>
                     </a:stretch>
@@ -2701,7 +684,7 @@
                   <pic:spPr>
                     <a:xfrm>
                       <a:off x="0" y="0"/>
-                      <a:ext cx="5852160" cy="3657600"/>
+                      <a:ext cx="5852160" cy="4403799"/>
                     </a:xfrm>
                     <a:prstGeom prst="rect"/>
                   </pic:spPr>
@@ -2714,7 +697,6 @@
     </w:p>
     <w:p>
       <w:pPr>
-        <w:spacing w:after="240"/>
         <w:jc w:val="center"/>
       </w:pPr>
       <w:r>
@@ -2725,107 +707,20 @@
           <w:color w:val="475569"/>
           <w:sz w:val="20"/>
         </w:rPr>
-        <w:t>Figura 11. Panel Operadores en la barra de Luis Mora.</w:t>
+        <w:t>Figura 6. Rutas del docente, con Fundamentos y el formulario para crear otra.</w:t>
       </w:r>
     </w:p>
     <w:p>
-      <w:pPr>
-        <w:pStyle w:val="Heading2"/>
-      </w:pPr>
-      <w:r>
-        <w:rPr>
-          <w:rFonts w:ascii="Calibri" w:hAnsi="Calibri" w:cs="Calibri"/>
-          <w:b/>
-          <w:i w:val="0"/>
-          <w:color w:val="3D2A5C"/>
-          <w:sz w:val="32"/>
-        </w:rPr>
-        <w:t>Manuales</w:t>
-      </w:r>
-    </w:p>
-    <w:p>
-      <w:pPr>
-        <w:spacing w:after="160"/>
-      </w:pPr>
+      <w:pPr/>
       <w:r>
         <w:rPr>
           <w:rFonts w:ascii="Calibri" w:hAnsi="Calibri" w:cs="Calibri"/>
           <w:b w:val="0"/>
           <w:i w:val="0"/>
-          <w:color w:val="1E1B2E"/>
+          <w:color w:val="1E293B"/>
           <w:sz w:val="24"/>
         </w:rPr>
-        <w:t>Ver abre el PDF dentro de Aulivana-FCDdesign. Descargar PDF guarda Manual-del-lenguaje.pdf, Manual-del-alumno.pdf o Manual-del-docente.pdf. En la aplicación de escritorio guardar abre el diálogo del sistema; cancelarlo no deja archivo. En el navegador la descarga es la del navegador. Escape cierra el menú. Una cuenta de alumno ve solo los dos primeros.</w:t>
-      </w:r>
-    </w:p>
-    <w:p>
-      <w:pPr>
-        <w:spacing w:after="160"/>
-      </w:pPr>
-      <w:r>
-        <w:rPr>
-          <w:rFonts w:ascii="Calibri" w:hAnsi="Calibri" w:cs="Calibri"/>
-          <w:b w:val="0"/>
-          <w:i w:val="0"/>
-          <w:color w:val="1E1B2E"/>
-          <w:sz w:val="24"/>
-        </w:rPr>
-        <w:t>Ejemplo. Luis pulsa Manuales y Ver en Manual del alumno para revisar cómo ve Ana la ruta. Descargar PDF del manual del docente guarda este documento.</w:t>
-      </w:r>
-    </w:p>
-    <w:p>
-      <w:pPr>
-        <w:jc w:val="center"/>
-      </w:pPr>
-      <w:r>
-        <w:drawing>
-          <wp:inline xmlns:a="http://schemas.openxmlformats.org/drawingml/2006/main" xmlns:pic="http://schemas.openxmlformats.org/drawingml/2006/picture">
-            <wp:extent cx="5852160" cy="3657600"/>
-            <wp:docPr id="12" name="Picture 12"/>
-            <wp:cNvGraphicFramePr>
-              <a:graphicFrameLocks noChangeAspect="1"/>
-            </wp:cNvGraphicFramePr>
-            <a:graphic>
-              <a:graphicData uri="http://schemas.openxmlformats.org/drawingml/2006/picture">
-                <pic:pic>
-                  <pic:nvPicPr>
-                    <pic:cNvPr id="0" name="12-manuales.png"/>
-                    <pic:cNvPicPr/>
-                  </pic:nvPicPr>
-                  <pic:blipFill>
-                    <a:blip r:embed="rId20"/>
-                    <a:stretch>
-                      <a:fillRect/>
-                    </a:stretch>
-                  </pic:blipFill>
-                  <pic:spPr>
-                    <a:xfrm>
-                      <a:off x="0" y="0"/>
-                      <a:ext cx="5852160" cy="3657600"/>
-                    </a:xfrm>
-                    <a:prstGeom prst="rect"/>
-                  </pic:spPr>
-                </pic:pic>
-              </a:graphicData>
-            </a:graphic>
-          </wp:inline>
-        </w:drawing>
-      </w:r>
-    </w:p>
-    <w:p>
-      <w:pPr>
-        <w:spacing w:after="240"/>
-        <w:jc w:val="center"/>
-      </w:pPr>
-      <w:r>
-        <w:rPr>
-          <w:rFonts w:ascii="Calibri" w:hAnsi="Calibri" w:cs="Calibri"/>
-          <w:b w:val="0"/>
-          <w:i/>
-          <w:color w:val="475569"/>
-          <w:sz w:val="20"/>
-        </w:rPr>
-        <w:t>Figura 12. Manuales de una cuenta de docente: lenguaje, alumno y docente.</w:t>
+        <w:t>Ejemplo. Luis escribe Repaso de la semana, una descripción corta y pulsa Crear ruta. La ruta nace como borrador, sin retos y sin alumnos, hasta que agrega retos y guarda la asignación.</w:t>
       </w:r>
     </w:p>
     <w:p>
@@ -2840,117 +735,20 @@
           <w:color w:val="3D2A5C"/>
           <w:sz w:val="44"/>
         </w:rPr>
-        <w:t>14. Descargar los retos del banco</w:t>
+        <w:t>7. Avance</w:t>
       </w:r>
     </w:p>
     <w:p>
-      <w:pPr>
-        <w:spacing w:after="160"/>
-      </w:pPr>
+      <w:pPr/>
       <w:r>
         <w:rPr>
           <w:rFonts w:ascii="Calibri" w:hAnsi="Calibri" w:cs="Calibri"/>
           <w:b w:val="0"/>
           <w:i w:val="0"/>
-          <w:color w:val="1E1B2E"/>
+          <w:color w:val="1E293B"/>
           <w:sz w:val="24"/>
         </w:rPr>
-        <w:t>En Banco, Descargar CSV entrega los retos del tipo que esté elegido en Tipo y del estante que esté abierto. Hay que elegir Clasificar, Ordenar, Construir o Predecir. Con Todos, el aviso pide un tipo y no se baja ningún archivo.</w:t>
-      </w:r>
-    </w:p>
-    <w:p>
-      <w:pPr>
-        <w:pStyle w:val="ListBullet"/>
-        <w:spacing w:after="40"/>
-      </w:pPr>
-      <w:r>
-        <w:rPr>
-          <w:rFonts w:ascii="Calibri" w:hAnsi="Calibri" w:cs="Calibri"/>
-          <w:b w:val="0"/>
-          <w:i w:val="0"/>
-          <w:color w:val="1E1B2E"/>
-          <w:sz w:val="24"/>
-        </w:rPr>
-        <w:t>Catálogo incluye el banco del sistema y los retos propios del docente. El archivo se llama retos-clasificar.csv, retos-ordenar.csv, retos-construir.csv o retos-predecir.csv.</w:t>
-      </w:r>
-    </w:p>
-    <w:p>
-      <w:pPr>
-        <w:pStyle w:val="ListBullet"/>
-        <w:spacing w:after="40"/>
-      </w:pPr>
-      <w:r>
-        <w:rPr>
-          <w:rFonts w:ascii="Calibri" w:hAnsi="Calibri" w:cs="Calibri"/>
-          <w:b w:val="0"/>
-          <w:i w:val="0"/>
-          <w:color w:val="1E1B2E"/>
-          <w:sz w:val="24"/>
-        </w:rPr>
-        <w:t>Concurso incluye solo el banco del sistema. retos-construir-concurso.csv trae los cincuenta problemas de creación. Un tipo que ese estante no tiene, como Clasificar, avisa que no hay retos de ese tipo.</w:t>
-      </w:r>
-    </w:p>
-    <w:p>
-      <w:pPr>
-        <w:pStyle w:val="ListBullet"/>
-        <w:spacing w:after="40"/>
-      </w:pPr>
-      <w:r>
-        <w:rPr>
-          <w:rFonts w:ascii="Calibri" w:hAnsi="Calibri" w:cs="Calibri"/>
-          <w:b w:val="0"/>
-          <w:i w:val="0"/>
-          <w:color w:val="1E1B2E"/>
-          <w:sz w:val="24"/>
-        </w:rPr>
-        <w:t>El aviso confirma cuántos retos trae el archivo y recuerda que otro docente puede subirlo a su banco.</w:t>
-      </w:r>
-    </w:p>
-    <w:p>
-      <w:pPr>
-        <w:pStyle w:val="ListBullet"/>
-        <w:spacing w:after="40"/>
-      </w:pPr>
-      <w:r>
-        <w:rPr>
-          <w:rFonts w:ascii="Calibri" w:hAnsi="Calibri" w:cs="Calibri"/>
-          <w:b w:val="0"/>
-          <w:i w:val="0"/>
-          <w:color w:val="1E1B2E"/>
-          <w:sz w:val="24"/>
-        </w:rPr>
-        <w:t>Subir CSV sigue escribiendo solo en el catálogo del docente. No agrega filas al concurso.</w:t>
-      </w:r>
-    </w:p>
-    <w:p>
-      <w:pPr>
-        <w:pStyle w:val="ListBullet"/>
-        <w:spacing w:after="40"/>
-      </w:pPr>
-      <w:r>
-        <w:rPr>
-          <w:rFonts w:ascii="Calibri" w:hAnsi="Calibri" w:cs="Calibri"/>
-          <w:b w:val="0"/>
-          <w:i w:val="0"/>
-          <w:color w:val="1E1B2E"/>
-          <w:sz w:val="24"/>
-        </w:rPr>
-        <w:t>Una cuenta de alumno no descarga este archivo.</w:t>
-      </w:r>
-    </w:p>
-    <w:p>
-      <w:pPr>
-        <w:spacing w:after="160"/>
-      </w:pPr>
-      <w:r>
-        <w:rPr>
-          <w:rFonts w:ascii="Calibri" w:hAnsi="Calibri" w:cs="Calibri"/>
-          <w:b w:val="0"/>
-          <w:i w:val="0"/>
-          <w:color w:val="1E1B2E"/>
-          <w:sz w:val="24"/>
-        </w:rPr>
-        <w:t>Ejemplo. Luis abre Banco, deja Catálogo y pone Tipo en Clasificar. Pulsa Descargar CSV. La pantalla dice que el archivo trae 53 retos y que otro docente puede subirlo a su banco. El archivo es retos-clasificar.csv. Quien lo recibe pulsa Subir CSV y esos retos quedan en su catálogo, no en el concurso.</w:t>
+        <w:t>Avance muestra las rutas asignadas y una barra por alumno. La barra suma los retos terminados. Progreso de los estudiantes descarga un CSV con nombre, correo, comunidades, nota y una columna por reto. La nota es el promedio entero. Un intento sin terminar cuenta como cero en el promedio y la celda queda vacía si el reto no se completó.</w:t>
       </w:r>
     </w:p>
     <w:p>
@@ -2960,8 +758,8 @@
       <w:r>
         <w:drawing>
           <wp:inline xmlns:a="http://schemas.openxmlformats.org/drawingml/2006/main" xmlns:pic="http://schemas.openxmlformats.org/drawingml/2006/picture">
-            <wp:extent cx="5852160" cy="3657600"/>
-            <wp:docPr id="13" name="Picture 13"/>
+            <wp:extent cx="5852160" cy="4403799"/>
+            <wp:docPr id="7" name="Picture 7"/>
             <wp:cNvGraphicFramePr>
               <a:graphicFrameLocks noChangeAspect="1"/>
             </wp:cNvGraphicFramePr>
@@ -2969,11 +767,11 @@
               <a:graphicData uri="http://schemas.openxmlformats.org/drawingml/2006/picture">
                 <pic:pic>
                   <pic:nvPicPr>
-                    <pic:cNvPr id="0" name="13-descarga.png"/>
+                    <pic:cNvPr id="0" name="10-avance.png"/>
                     <pic:cNvPicPr/>
                   </pic:nvPicPr>
                   <pic:blipFill>
-                    <a:blip r:embed="rId21"/>
+                    <a:blip r:embed="rId15"/>
                     <a:stretch>
                       <a:fillRect/>
                     </a:stretch>
@@ -2981,7 +779,7 @@
                   <pic:spPr>
                     <a:xfrm>
                       <a:off x="0" y="0"/>
-                      <a:ext cx="5852160" cy="3657600"/>
+                      <a:ext cx="5852160" cy="4403799"/>
                     </a:xfrm>
                     <a:prstGeom prst="rect"/>
                   </pic:spPr>
@@ -2994,7 +792,6 @@
     </w:p>
     <w:p>
       <w:pPr>
-        <w:spacing w:after="240"/>
         <w:jc w:val="center"/>
       </w:pPr>
       <w:r>
@@ -3005,7 +802,33 @@
           <w:color w:val="475569"/>
           <w:sz w:val="20"/>
         </w:rPr>
-        <w:t>Figura 13. Catálogo filtrado por Clasificar, después de Descargar CSV: el archivo trae 53 retos.</w:t>
+        <w:t>Figura 7. Avance de Ana Ruiz en las rutas que tiene asignadas.</w:t>
+      </w:r>
+    </w:p>
+    <w:p>
+      <w:pPr/>
+      <w:r>
+        <w:rPr>
+          <w:rFonts w:ascii="Calibri" w:hAnsi="Calibri" w:cs="Calibri"/>
+          <w:b w:val="0"/>
+          <w:i w:val="0"/>
+          <w:color w:val="1E293B"/>
+          <w:sz w:val="24"/>
+        </w:rPr>
+        <w:t>El docente puede abrir el trabajo de un alumno en un reto aunque no lo haya terminado. Ahí ve la respuesta, la herramienta usada y los casos ya comprobados. En un reto de construir, el alumno no puede cerrarlo hasta que coincidan todos los casos. Cuando lo cierra, él también ve cómo lo armó.</w:t>
+      </w:r>
+    </w:p>
+    <w:p>
+      <w:pPr/>
+      <w:r>
+        <w:rPr>
+          <w:rFonts w:ascii="Calibri" w:hAnsi="Calibri" w:cs="Calibri"/>
+          <w:b w:val="0"/>
+          <w:i w:val="0"/>
+          <w:color w:val="1E293B"/>
+          <w:sz w:val="24"/>
+        </w:rPr>
+        <w:t>Ejemplo. Luis abre Avance y ve a Ana Ruiz en Programación 1, con Fundamentos en cero porque todavía no termina el primer reto. La descarga del CSV de esa ruta trae su fila con la nota en cero.</w:t>
       </w:r>
     </w:p>
     <w:p>
@@ -3020,37 +843,20 @@
           <w:color w:val="3D2A5C"/>
           <w:sz w:val="44"/>
         </w:rPr>
-        <w:t>15. Entrar, bloqueo y una sola sesión</w:t>
+        <w:t>8. Operadores y manuales</w:t>
       </w:r>
     </w:p>
     <w:p>
-      <w:pPr>
-        <w:spacing w:after="160"/>
-      </w:pPr>
+      <w:pPr/>
       <w:r>
         <w:rPr>
           <w:rFonts w:ascii="Calibri" w:hAnsi="Calibri" w:cs="Calibri"/>
           <w:b w:val="0"/>
           <w:i w:val="0"/>
-          <w:color w:val="1E1B2E"/>
+          <w:color w:val="1E293B"/>
           <w:sz w:val="24"/>
         </w:rPr>
-        <w:t>Entrar sigue las mismas reglas que la cuenta del alumno. Tres fallos del mismo correo lo bloquean 15 minutos. La cuenta solo tiene una sesión: el navegador y la aplicación no pueden estar dentro a la vez, ni dos equipos. Salir libera la sesión. A los 30 minutos sin uso también se cierra y la pantalla pide volver a entrar.</w:t>
-      </w:r>
-    </w:p>
-    <w:p>
-      <w:pPr>
-        <w:spacing w:after="160"/>
-      </w:pPr>
-      <w:r>
-        <w:rPr>
-          <w:rFonts w:ascii="Calibri" w:hAnsi="Calibri" w:cs="Calibri"/>
-          <w:b w:val="0"/>
-          <w:i w:val="0"/>
-          <w:color w:val="1E1B2E"/>
-          <w:sz w:val="24"/>
-        </w:rPr>
-        <w:t>Ejemplo. Tres contraseñas que no coinciden dejan este aviso. Aunque después se escriba la contraseña buena, hay que esperar los 15 minutos.</w:t>
+        <w:t>Operadores muestra la misma lista que ve el alumno. No cambia el algoritmo abierto. ^ liga más fuerte, luego * / DIV MOD, luego + y -, luego las comparaciones, y al final NO, Y y O.</w:t>
       </w:r>
     </w:p>
     <w:p>
@@ -3060,8 +866,8 @@
       <w:r>
         <w:drawing>
           <wp:inline xmlns:a="http://schemas.openxmlformats.org/drawingml/2006/main" xmlns:pic="http://schemas.openxmlformats.org/drawingml/2006/picture">
-            <wp:extent cx="5852160" cy="3657600"/>
-            <wp:docPr id="14" name="Picture 14"/>
+            <wp:extent cx="5852160" cy="4403799"/>
+            <wp:docPr id="8" name="Picture 8"/>
             <wp:cNvGraphicFramePr>
               <a:graphicFrameLocks noChangeAspect="1"/>
             </wp:cNvGraphicFramePr>
@@ -3069,11 +875,11 @@
               <a:graphicData uri="http://schemas.openxmlformats.org/drawingml/2006/picture">
                 <pic:pic>
                   <pic:nvPicPr>
-                    <pic:cNvPr id="0" name="14-bloqueo.png"/>
+                    <pic:cNvPr id="0" name="12-operadores.png"/>
                     <pic:cNvPicPr/>
                   </pic:nvPicPr>
                   <pic:blipFill>
-                    <a:blip r:embed="rId22"/>
+                    <a:blip r:embed="rId16"/>
                     <a:stretch>
                       <a:fillRect/>
                     </a:stretch>
@@ -3081,7 +887,7 @@
                   <pic:spPr>
                     <a:xfrm>
                       <a:off x="0" y="0"/>
-                      <a:ext cx="5852160" cy="3657600"/>
+                      <a:ext cx="5852160" cy="4403799"/>
                     </a:xfrm>
                     <a:prstGeom prst="rect"/>
                   </pic:spPr>
@@ -3094,7 +900,6 @@
     </w:p>
     <w:p>
       <w:pPr>
-        <w:spacing w:after="240"/>
         <w:jc w:val="center"/>
       </w:pPr>
       <w:r>
@@ -3105,22 +910,20 @@
           <w:color w:val="475569"/>
           <w:sz w:val="20"/>
         </w:rPr>
-        <w:t>Figura 14. El tercer intento fallido bloquea el correo 15 minutos.</w:t>
+        <w:t>Figura 8. Operadores en la sesión del docente.</w:t>
       </w:r>
     </w:p>
     <w:p>
-      <w:pPr>
-        <w:spacing w:after="160"/>
-      </w:pPr>
+      <w:pPr/>
       <w:r>
         <w:rPr>
           <w:rFonts w:ascii="Calibri" w:hAnsi="Calibri" w:cs="Calibri"/>
           <w:b w:val="0"/>
           <w:i w:val="0"/>
-          <w:color w:val="1E1B2E"/>
+          <w:color w:val="1E293B"/>
           <w:sz w:val="24"/>
         </w:rPr>
-        <w:t>Ejemplo. Luis ya entró en un equipo. En otro, Aulivana-FCDdesign responde que ya hay una sesión abierta. Tiene que salir en el primero o esperar 30 minutos sin usar esa sesión. Actualizar no abre una segunda sesión: vuelve a pedir los datos de la que ya está abierta y suelta el borrador que aún no se guardó.</w:t>
+        <w:t>Manuales agrega, además del lenguaje y del alumno, el manual del docente. Ver abre el PDF. Descargar PDF lo guarda. En la aplicación de escritorio el guardado abre el cuadro de la carpeta, hasta 25 MB. Si se cancela, no se escribe el archivo.</w:t>
       </w:r>
     </w:p>
     <w:p>
@@ -3130,8 +933,8 @@
       <w:r>
         <w:drawing>
           <wp:inline xmlns:a="http://schemas.openxmlformats.org/drawingml/2006/main" xmlns:pic="http://schemas.openxmlformats.org/drawingml/2006/picture">
-            <wp:extent cx="5852160" cy="3657600"/>
-            <wp:docPr id="15" name="Picture 15"/>
+            <wp:extent cx="5852160" cy="4403799"/>
+            <wp:docPr id="9" name="Picture 9"/>
             <wp:cNvGraphicFramePr>
               <a:graphicFrameLocks noChangeAspect="1"/>
             </wp:cNvGraphicFramePr>
@@ -3139,11 +942,11 @@
               <a:graphicData uri="http://schemas.openxmlformats.org/drawingml/2006/picture">
                 <pic:pic>
                   <pic:nvPicPr>
-                    <pic:cNvPr id="0" name="15-sesion.png"/>
+                    <pic:cNvPr id="0" name="13-manuales.png"/>
                     <pic:cNvPicPr/>
                   </pic:nvPicPr>
                   <pic:blipFill>
-                    <a:blip r:embed="rId23"/>
+                    <a:blip r:embed="rId17"/>
                     <a:stretch>
                       <a:fillRect/>
                     </a:stretch>
@@ -3151,7 +954,7 @@
                   <pic:spPr>
                     <a:xfrm>
                       <a:off x="0" y="0"/>
-                      <a:ext cx="5852160" cy="3657600"/>
+                      <a:ext cx="5852160" cy="4403799"/>
                     </a:xfrm>
                     <a:prstGeom prst="rect"/>
                   </pic:spPr>
@@ -3164,7 +967,6 @@
     </w:p>
     <w:p>
       <w:pPr>
-        <w:spacing w:after="240"/>
         <w:jc w:val="center"/>
       </w:pPr>
       <w:r>
@@ -3175,22 +977,48 @@
           <w:color w:val="475569"/>
           <w:sz w:val="20"/>
         </w:rPr>
-        <w:t>Figura 15. La segunda entrada no abre el escritorio.</w:t>
+        <w:t>Figura 9. Tres manuales: lenguaje, alumno y docente.</w:t>
       </w:r>
     </w:p>
     <w:p>
-      <w:pPr>
-        <w:spacing w:after="160"/>
-      </w:pPr>
+      <w:pPr/>
       <w:r>
         <w:rPr>
           <w:rFonts w:ascii="Calibri" w:hAnsi="Calibri" w:cs="Calibri"/>
           <w:b w:val="0"/>
           <w:i w:val="0"/>
-          <w:color w:val="1E1B2E"/>
+          <w:color w:val="1E293B"/>
           <w:sz w:val="24"/>
         </w:rPr>
-        <w:t>Ver abre el PDF en la ventana. La del docente incluye este manual. Descargar PDF lo guarda. En la aplicación, el algoritmo, el diagrama, la traducción, el CSV del banco y el de notas usan el mismo diálogo de guardar.</w:t>
+        <w:t>Ejemplo. Luis pulsa Ver en Manual del docente y lee este documento dentro de la aplicación. Cerrar vuelve al editor.</w:t>
+      </w:r>
+    </w:p>
+    <w:p>
+      <w:pPr>
+        <w:pStyle w:val="Heading1"/>
+      </w:pPr>
+      <w:r>
+        <w:rPr>
+          <w:rFonts w:ascii="Calibri" w:hAnsi="Calibri" w:cs="Calibri"/>
+          <w:b/>
+          <w:i w:val="0"/>
+          <w:color w:val="3D2A5C"/>
+          <w:sz w:val="44"/>
+        </w:rPr>
+        <w:t>9. Entrar, bloqueo y una sola sesión</w:t>
+      </w:r>
+    </w:p>
+    <w:p>
+      <w:pPr/>
+      <w:r>
+        <w:rPr>
+          <w:rFonts w:ascii="Calibri" w:hAnsi="Calibri" w:cs="Calibri"/>
+          <w:b w:val="0"/>
+          <w:i w:val="0"/>
+          <w:color w:val="1E293B"/>
+          <w:sz w:val="24"/>
+        </w:rPr>
+        <w:t>Tres ingresos fallidos del mismo correo lo bloquean 15 minutos. Una contraseña correcta, mientras dure el bloqueo, no entra. Una cuenta solo tiene una sesión. Otro equipo ve que ya está abierta y puede esperar 30 minutos sin uso. Salir libera este equipo. Actualizar no abre una segunda sesión.</w:t>
       </w:r>
     </w:p>
     <w:p>
@@ -3200,8 +1028,8 @@
       <w:r>
         <w:drawing>
           <wp:inline xmlns:a="http://schemas.openxmlformats.org/drawingml/2006/main" xmlns:pic="http://schemas.openxmlformats.org/drawingml/2006/picture">
-            <wp:extent cx="5852160" cy="3657600"/>
-            <wp:docPr id="16" name="Picture 16"/>
+            <wp:extent cx="5852160" cy="4403799"/>
+            <wp:docPr id="10" name="Picture 10"/>
             <wp:cNvGraphicFramePr>
               <a:graphicFrameLocks noChangeAspect="1"/>
             </wp:cNvGraphicFramePr>
@@ -3209,11 +1037,11 @@
               <a:graphicData uri="http://schemas.openxmlformats.org/drawingml/2006/picture">
                 <pic:pic>
                   <pic:nvPicPr>
-                    <pic:cNvPr id="0" name="16-ver-pdf.png"/>
+                    <pic:cNvPr id="0" name="15-bloqueo.png"/>
                     <pic:cNvPicPr/>
                   </pic:nvPicPr>
                   <pic:blipFill>
-                    <a:blip r:embed="rId24"/>
+                    <a:blip r:embed="rId18"/>
                     <a:stretch>
                       <a:fillRect/>
                     </a:stretch>
@@ -3221,7 +1049,7 @@
                   <pic:spPr>
                     <a:xfrm>
                       <a:off x="0" y="0"/>
-                      <a:ext cx="5852160" cy="3657600"/>
+                      <a:ext cx="5852160" cy="4403799"/>
                     </a:xfrm>
                     <a:prstGeom prst="rect"/>
                   </pic:spPr>
@@ -3234,7 +1062,6 @@
     </w:p>
     <w:p>
       <w:pPr>
-        <w:spacing w:after="240"/>
         <w:jc w:val="center"/>
       </w:pPr>
       <w:r>
@@ -3245,7 +1072,74 @@
           <w:color w:val="475569"/>
           <w:sz w:val="20"/>
         </w:rPr>
-        <w:t>Figura 16. Ver muestra el PDF del manual, con Descargar PDF y Cerrar.</w:t>
+        <w:t>Figura 10. El correo queda bloqueado 15 minutos.</w:t>
+      </w:r>
+    </w:p>
+    <w:p>
+      <w:pPr>
+        <w:jc w:val="center"/>
+      </w:pPr>
+      <w:r>
+        <w:drawing>
+          <wp:inline xmlns:a="http://schemas.openxmlformats.org/drawingml/2006/main" xmlns:pic="http://schemas.openxmlformats.org/drawingml/2006/picture">
+            <wp:extent cx="5852160" cy="4403799"/>
+            <wp:docPr id="11" name="Picture 11"/>
+            <wp:cNvGraphicFramePr>
+              <a:graphicFrameLocks noChangeAspect="1"/>
+            </wp:cNvGraphicFramePr>
+            <a:graphic>
+              <a:graphicData uri="http://schemas.openxmlformats.org/drawingml/2006/picture">
+                <pic:pic>
+                  <pic:nvPicPr>
+                    <pic:cNvPr id="0" name="16-sesion.png"/>
+                    <pic:cNvPicPr/>
+                  </pic:nvPicPr>
+                  <pic:blipFill>
+                    <a:blip r:embed="rId19"/>
+                    <a:stretch>
+                      <a:fillRect/>
+                    </a:stretch>
+                  </pic:blipFill>
+                  <pic:spPr>
+                    <a:xfrm>
+                      <a:off x="0" y="0"/>
+                      <a:ext cx="5852160" cy="4403799"/>
+                    </a:xfrm>
+                    <a:prstGeom prst="rect"/>
+                  </pic:spPr>
+                </pic:pic>
+              </a:graphicData>
+            </a:graphic>
+          </wp:inline>
+        </w:drawing>
+      </w:r>
+    </w:p>
+    <w:p>
+      <w:pPr>
+        <w:jc w:val="center"/>
+      </w:pPr>
+      <w:r>
+        <w:rPr>
+          <w:rFonts w:ascii="Calibri" w:hAnsi="Calibri" w:cs="Calibri"/>
+          <w:b w:val="0"/>
+          <w:i/>
+          <w:color w:val="475569"/>
+          <w:sz w:val="20"/>
+        </w:rPr>
+        <w:t>Figura 11. La cuenta ya tiene una sesión en otro equipo.</w:t>
+      </w:r>
+    </w:p>
+    <w:p>
+      <w:pPr/>
+      <w:r>
+        <w:rPr>
+          <w:rFonts w:ascii="Calibri" w:hAnsi="Calibri" w:cs="Calibri"/>
+          <w:b w:val="0"/>
+          <w:i w:val="0"/>
+          <w:color w:val="1E293B"/>
+          <w:sz w:val="24"/>
+        </w:rPr>
+        <w:t>Ejemplo. Luis entra en el salón. Si la misma cuenta intenta entrar en casa, aparece el aviso de la sesión abierta. Salir en el salón deja libre la de casa.</w:t>
       </w:r>
     </w:p>
     <w:sectPr>

--- a/docs/manual-docente/Manual-del-docente.docx
+++ b/docs/manual-docente/Manual-del-docente.docx
@@ -59,7 +59,7 @@
           <w:color w:val="1E293B"/>
           <w:sz w:val="24"/>
         </w:rPr>
-        <w:t>21 de octubre de 2026</w:t>
+        <w:t>22 de octubre de 2026</w:t>
       </w:r>
     </w:p>
     <w:p>
@@ -263,6 +263,16 @@
           <w:sz w:val="24"/>
         </w:rPr>
         <w:t>Validar, Traducir, Ejecutar y Depurar funcionan como para el alumno. Traducir no guarda el código generado. Operadores y Funciones solo muestran la lista.</w:t>
+      </w:r>
+      <w:r>
+        <w:rPr>
+          <w:rFonts w:ascii="Calibri" w:hAnsi="Calibri" w:cs="Calibri"/>
+          <w:b w:val="0"/>
+          <w:i w:val="0"/>
+          <w:color w:val="1E293B"/>
+          <w:sz w:val="24"/>
+        </w:rPr>
+        <w:t xml:space="preserve"> Al escribir una instrucción, el editor ofrece su estructura, como en el manual del alumno.</w:t>
       </w:r>
     </w:p>
     <w:p>
@@ -721,6 +731,99 @@
           <w:sz w:val="24"/>
         </w:rPr>
         <w:t>Ejemplo. Luis escribe Repaso de la semana, una descripción corta y pulsa Crear ruta. La ruta nace como borrador, sin retos y sin alumnos, hasta que agrega retos y guarda la asignación.</w:t>
+      </w:r>
+    </w:p>
+    <w:p>
+      <w:pPr>
+        <w:pStyle w:val="Heading2"/>
+      </w:pPr>
+      <w:r>
+        <w:rPr>
+          <w:rFonts w:ascii="Calibri" w:hAnsi="Calibri" w:cs="Calibri"/>
+          <w:b/>
+          <w:i w:val="0"/>
+          <w:color w:val="3D2A5C"/>
+          <w:sz w:val="32"/>
+        </w:rPr>
+        <w:t>Filtrar los retos por tipo</w:t>
+      </w:r>
+    </w:p>
+    <w:p>
+      <w:r>
+        <w:rPr>
+          <w:rFonts w:ascii="Calibri" w:hAnsi="Calibri" w:cs="Calibri"/>
+          <w:b w:val="0"/>
+          <w:i w:val="0"/>
+          <w:color w:val="1E293B"/>
+          <w:sz w:val="24"/>
+        </w:rPr>
+        <w:t>Dentro de la ruta, en Retos, el filtro Tipo deja la lista en Clasificar, Ordenar, Construir o Predecir. Del catálogo se parte en Tus retos y el catálogo, y solo muestra ese tipo. Todos deja los dos grupos sin ese corte. Agregar coloca el reto elegido. La ruta sigue en borrador hasta que se publica y se asigna.</w:t>
+      </w:r>
+    </w:p>
+    <w:p>
+      <w:pPr>
+        <w:jc w:val="center"/>
+      </w:pPr>
+      <w:r>
+        <w:drawing>
+          <wp:inline xmlns:a="http://schemas.openxmlformats.org/drawingml/2006/main" xmlns:pic="http://schemas.openxmlformats.org/drawingml/2006/picture">
+            <wp:extent cx="5852160" cy="4403799"/>
+            <wp:docPr id="12" name="Picture 12"/>
+            <wp:cNvGraphicFramePr>
+              <a:graphicFrameLocks noChangeAspect="1"/>
+            </wp:cNvGraphicFramePr>
+            <a:graphic>
+              <a:graphicData uri="http://schemas.openxmlformats.org/drawingml/2006/picture">
+                <pic:pic>
+                  <pic:nvPicPr>
+                    <pic:cNvPr id="0" name="17-tipo-ruta.png"/>
+                    <pic:cNvPicPr/>
+                  </pic:nvPicPr>
+                  <pic:blipFill>
+                    <a:blip r:embed="rId20"/>
+                    <a:stretch>
+                      <a:fillRect/>
+                    </a:stretch>
+                  </pic:blipFill>
+                  <pic:spPr>
+                    <a:xfrm>
+                      <a:off x="0" y="0"/>
+                      <a:ext cx="5852160" cy="4403799"/>
+                    </a:xfrm>
+                    <a:prstGeom prst="rect"/>
+                  </pic:spPr>
+                </pic:pic>
+              </a:graphicData>
+            </a:graphic>
+          </wp:inline>
+        </w:drawing>
+      </w:r>
+    </w:p>
+    <w:p>
+      <w:pPr>
+        <w:jc w:val="center"/>
+      </w:pPr>
+      <w:r>
+        <w:rPr>
+          <w:rFonts w:ascii="Calibri" w:hAnsi="Calibri" w:cs="Calibri"/>
+          <w:b w:val="0"/>
+          <w:i/>
+          <w:color w:val="475569"/>
+          <w:sz w:val="20"/>
+        </w:rPr>
+        <w:t>Figura 12. En Repaso de la semana, Tipo está en Construir.</w:t>
+      </w:r>
+    </w:p>
+    <w:p>
+      <w:r>
+        <w:rPr>
+          <w:rFonts w:ascii="Calibri" w:hAnsi="Calibri" w:cs="Calibri"/>
+          <w:b w:val="0"/>
+          <w:i w:val="0"/>
+          <w:color w:val="1E293B"/>
+          <w:sz w:val="24"/>
+        </w:rPr>
+        <w:t>Ejemplo. Luis abre Repaso de la semana y elige Construir. Del catálogo ya no mezcla clasificar, ordenar y predecir: solo quedan retos de construir. Elige uno y pulsa Agregar.</w:t>
       </w:r>
     </w:p>
     <w:p>

--- a/docs/manual-docente/Manual-del-docente.docx
+++ b/docs/manual-docente/Manual-del-docente.docx
@@ -59,7 +59,7 @@
           <w:color w:val="1E293B"/>
           <w:sz w:val="24"/>
         </w:rPr>
-        <w:t>22 de octubre de 2026</w:t>
+        <w:t>24 de octubre de 2026</w:t>
       </w:r>
     </w:p>
     <w:p>
@@ -273,6 +273,16 @@
           <w:sz w:val="24"/>
         </w:rPr>
         <w:t xml:space="preserve"> Al escribir una instrucción, el editor ofrece su estructura, como en el manual del alumno.</w:t>
+      </w:r>
+      <w:r>
+        <w:rPr>
+          <w:rFonts w:ascii="Calibri" w:hAnsi="Calibri" w:cs="Calibri"/>
+          <w:b w:val="0"/>
+          <w:i w:val="0"/>
+          <w:color w:val="1E293B"/>
+          <w:sz w:val="24"/>
+        </w:rPr>
+        <w:t xml:space="preserve"> Lenguajes, entre Actualizar y Laboratorio, ejecuta Python, JavaScript, TypeScript, Java, C, C++ y C# en esta máquina. No es la traducción del pseudocódigo.</w:t>
       </w:r>
     </w:p>
     <w:p>
@@ -828,6 +838,101 @@
     </w:p>
     <w:p>
       <w:pPr>
+        <w:pStyle w:val="Heading2"/>
+      </w:pPr>
+      <w:r>
+        <w:rPr>
+          <w:rFonts w:ascii="Calibri" w:hAnsi="Calibri" w:cs="Calibri"/>
+          <w:b/>
+          <w:i w:val="0"/>
+          <w:color w:val="3D2A5C"/>
+          <w:sz w:val="32"/>
+        </w:rPr>
+        <w:t>Ponderar la nota</w:t>
+      </w:r>
+    </w:p>
+    <w:p>
+      <w:pPr/>
+      <w:r>
+        <w:rPr>
+          <w:rFonts w:ascii="Calibri" w:hAnsi="Calibri" w:cs="Calibri"/>
+          <w:b w:val="0"/>
+          <w:i w:val="0"/>
+          <w:color w:val="1E293B"/>
+          <w:sz w:val="24"/>
+        </w:rPr>
+        <w:t>Dentro del reto, Ponderación de la calificación reparte los 100 puntos entre comprensión, diseño, corrección, lenguaje, explicación y autonomía. La suma tiene que ser 100. Guardar horario y ponderación deja esas cifras en esta ruta y no cambia el reto original. En un construir, lenguaje entra en el reparto. En los otros tipos queda fuera. Si no se cambian, un construir con casos empieza en 15, 20, 20, 20, 15 y 10.</w:t>
+      </w:r>
+    </w:p>
+    <w:p>
+      <w:pPr>
+        <w:jc w:val="center"/>
+      </w:pPr>
+      <w:r>
+        <w:drawing>
+          <wp:inline xmlns:a="http://schemas.openxmlformats.org/drawingml/2006/main" xmlns:pic="http://schemas.openxmlformats.org/drawingml/2006/picture">
+            <wp:extent cx="5852160" cy="4403799"/>
+            <wp:docPr id="13" name="Picture 13"/>
+            <wp:cNvGraphicFramePr>
+              <a:graphicFrameLocks noChangeAspect="1"/>
+            </wp:cNvGraphicFramePr>
+            <a:graphic>
+              <a:graphicData uri="http://schemas.openxmlformats.org/drawingml/2006/picture">
+                <pic:pic>
+                  <pic:nvPicPr>
+                    <pic:cNvPr id="0" name="18-ponderacion.png"/>
+                    <pic:cNvPicPr/>
+                  </pic:nvPicPr>
+                  <pic:blipFill>
+                    <a:blip r:embed="rId21"/>
+                    <a:stretch>
+                      <a:fillRect/>
+                    </a:stretch>
+                  </pic:blipFill>
+                  <pic:spPr>
+                    <a:xfrm>
+                      <a:off x="0" y="0"/>
+                      <a:ext cx="5852160" cy="4403799"/>
+                    </a:xfrm>
+                    <a:prstGeom prst="rect"/>
+                  </pic:spPr>
+                </pic:pic>
+              </a:graphicData>
+            </a:graphic>
+          </wp:inline>
+        </w:drawing>
+      </w:r>
+    </w:p>
+    <w:p>
+      <w:pPr>
+        <w:jc w:val="center"/>
+      </w:pPr>
+      <w:r>
+        <w:rPr>
+          <w:rFonts w:ascii="Calibri" w:hAnsi="Calibri" w:cs="Calibri"/>
+          <w:b w:val="0"/>
+          <w:i/>
+          <w:color w:val="475569"/>
+          <w:sz w:val="20"/>
+        </w:rPr>
+        <w:t>Figura 13. En Suma de dos enteros, las ponderaciones suman 100.</w:t>
+      </w:r>
+    </w:p>
+    <w:p>
+      <w:pPr/>
+      <w:r>
+        <w:rPr>
+          <w:rFonts w:ascii="Calibri" w:hAnsi="Calibri" w:cs="Calibri"/>
+          <w:b w:val="0"/>
+          <w:i w:val="0"/>
+          <w:color w:val="1E293B"/>
+          <w:sz w:val="24"/>
+        </w:rPr>
+        <w:t>Ejemplo. Luis abre Repaso de la semana. En 01 · Suma de dos enteros deja comprensión en 15, diseño en 20, corrección en 20, lenguaje en 20, explicación en 15 y autonomía en 10. La suma dice 100 de 100. Pulsa Guardar horario y ponderación. El reto del banco sigue con su rúbrica.</w:t>
+      </w:r>
+    </w:p>
+    <w:p>
+      <w:pPr>
         <w:pStyle w:val="Heading1"/>
       </w:pPr>
       <w:r>
@@ -852,6 +957,16 @@
           <w:sz w:val="24"/>
         </w:rPr>
         <w:t>Avance muestra las rutas asignadas y una barra por alumno. La barra suma los retos terminados. Progreso de los estudiantes descarga un CSV con nombre, correo, comunidades, nota y una columna por reto. La nota es el promedio entero. Un intento sin terminar cuenta como cero en el promedio y la celda queda vacía si el reto no se completó.</w:t>
+      </w:r>
+      <w:r>
+        <w:rPr>
+          <w:rFonts w:ascii="Calibri" w:hAnsi="Calibri" w:cs="Calibri"/>
+          <w:b w:val="0"/>
+          <w:i w:val="0"/>
+          <w:color w:val="1E293B"/>
+          <w:sz w:val="24"/>
+        </w:rPr>
+        <w:t xml:space="preserve"> Al abrir el trabajo de un reto, la nota ya aparece aunque el alumno no haya terminado. Si sigue en el mismo intento, esa nota se vuelve a calcular y reemplaza la anterior.</w:t>
       </w:r>
     </w:p>
     <w:p>

--- a/docs/manual-docente/Manual-del-docente.docx
+++ b/docs/manual-docente/Manual-del-docente.docx
@@ -59,7 +59,7 @@
           <w:color w:val="1E293B"/>
           <w:sz w:val="24"/>
         </w:rPr>
-        <w:t>24 de octubre de 2026</w:t>
+        <w:t>25 de octubre de 2026</w:t>
       </w:r>
     </w:p>
     <w:p>
@@ -282,7 +282,7 @@
           <w:color w:val="1E293B"/>
           <w:sz w:val="24"/>
         </w:rPr>
-        <w:t xml:space="preserve"> Lenguajes, entre Actualizar y Laboratorio, ejecuta Python, JavaScript, TypeScript, Java, C, C++ y C# en esta máquina. No es la traducción del pseudocódigo.</w:t>
+        <w:t xml:space="preserve"> Lenguajes aparece, entre Actualizar y Laboratorio, si el nivel lo incluye. En el navegador corre en el servidor. En la aplicación de escritorio corre en la máquina. No es la traducción del pseudocódigo.</w:t>
       </w:r>
     </w:p>
     <w:p>

--- a/docs/manual-docente/Manual-del-docente.docx
+++ b/docs/manual-docente/Manual-del-docente.docx
@@ -59,7 +59,7 @@
           <w:color w:val="1E293B"/>
           <w:sz w:val="24"/>
         </w:rPr>
-        <w:t>25 de octubre de 2026</w:t>
+        <w:t>26 de octubre de 2026</w:t>
       </w:r>
     </w:p>
     <w:p>
@@ -283,6 +283,15 @@
           <w:sz w:val="24"/>
         </w:rPr>
         <w:t xml:space="preserve"> Lenguajes aparece, entre Actualizar y Laboratorio, si el nivel lo incluye. En el navegador corre en el servidor. En la aplicación de escritorio corre en la máquina. No es la traducción del pseudocódigo.</w:t>
+      </w:r>
+      <w:r>
+        <w:rPr>
+          <w:rFonts w:ascii="Calibri" w:hAnsi="Calibri"/>
+          <w:b w:val="0"/>
+          <w:color w:val="1E293B"/>
+          <w:sz w:val="24"/>
+        </w:rPr>
+        <w:t xml:space="preserve"> El nivel también cuenta las ejecuciones del día. El administrador fija ese número, con un mínimo de 3, o lo deja vacío.</w:t>
       </w:r>
     </w:p>
     <w:p>

--- a/docs/manual-docente/Manual-del-docente.docx
+++ b/docs/manual-docente/Manual-del-docente.docx
@@ -59,7 +59,7 @@
           <w:color w:val="1E293B"/>
           <w:sz w:val="24"/>
         </w:rPr>
-        <w:t>26 de octubre de 2026</w:t>
+        <w:t>27 de octubre de 2026</w:t>
       </w:r>
     </w:p>
     <w:p>
@@ -197,6 +197,15 @@
         </w:rPr>
         <w:t>El docente tiene los mismos menús del editor y, además, Comunidades. En Laboratorio aparecen Banco, Rutas y Avance. El proyecto Ejemplos trae los trece algoritmos y no cuenta para el cupo.</w:t>
       </w:r>
+      <w:r>
+        <w:rPr>
+          <w:rFonts w:ascii="Calibri" w:hAnsi="Calibri"/>
+          <w:b w:val="0"/>
+          <w:color w:val="1E293B"/>
+          <w:sz w:val="24"/>
+        </w:rPr>
+        <w:t xml:space="preserve"> Junto a los puntos, la identidad muestra las ejecuciones que quedan hoy. Si el nivel no tiene tope, se ve el signo de infinito.</w:t>
+      </w:r>
     </w:p>
     <w:p>
       <w:pPr>
@@ -293,6 +302,15 @@
         </w:rPr>
         <w:t xml:space="preserve"> El nivel también cuenta las ejecuciones del día. El administrador fija ese número, con un mínimo de 3, o lo deja vacío.</w:t>
       </w:r>
+      <w:r>
+        <w:rPr>
+          <w:rFonts w:ascii="Calibri" w:hAnsi="Calibri"/>
+          <w:b w:val="0"/>
+          <w:color w:val="1E293B"/>
+          <w:sz w:val="24"/>
+        </w:rPr>
+        <w:t xml:space="preserve"> Comunidades abre una pantalla propia, no un panel dentro del editor.</w:t>
+      </w:r>
     </w:p>
     <w:p>
       <w:pPr/>
@@ -334,6 +352,15 @@
         </w:rPr>
         <w:t>Comunidades abre el panel del grupo. Nueva comunidad y Crear agregan una. Hay un tope de 30 comunidades y de 200 personas en cada una. Eliminar pide confirmación.</w:t>
       </w:r>
+      <w:r>
+        <w:rPr>
+          <w:rFonts w:ascii="Calibri" w:hAnsi="Calibri"/>
+          <w:b w:val="0"/>
+          <w:color w:val="1E293B"/>
+          <w:sz w:val="24"/>
+        </w:rPr>
+        <w:t xml:space="preserve"> Es una pantalla completa. Volver al editor regresa al banco de trabajo. A la izquierda se escribe el nombre y se pulsa Crear. A la derecha queda la comunidad elegida.</w:t>
+      </w:r>
     </w:p>
     <w:p>
       <w:pPr>
@@ -343,7 +370,7 @@
         <w:drawing>
           <wp:inline xmlns:a="http://schemas.openxmlformats.org/drawingml/2006/main" xmlns:pic="http://schemas.openxmlformats.org/drawingml/2006/picture">
             <wp:extent cx="5852160" cy="4403799"/>
-            <wp:docPr id="3" name="Picture 3"/>
+            <wp:docPr id="14" name="Picture 14"/>
             <wp:cNvGraphicFramePr>
               <a:graphicFrameLocks noChangeAspect="1"/>
             </wp:cNvGraphicFramePr>
@@ -355,7 +382,7 @@
                     <pic:cNvPicPr/>
                   </pic:nvPicPr>
                   <pic:blipFill>
-                    <a:blip r:embed="rId11"/>
+                    <a:blip r:embed="rId22"/>
                     <a:stretch>
                       <a:fillRect/>
                     </a:stretch>
@@ -399,7 +426,16 @@
           <w:color w:val="1E293B"/>
           <w:sz w:val="24"/>
         </w:rPr>
-        <w:t>Traducción de código para este grupo, encendida, deja traducir a los alumnos. Bloquear pegar texto en este grupo, encendido, impide pegar en el editor de esos alumnos. El docente siempre puede traducir y pegar. Cambiar el interruptor del grupo devuelve el ajuste de cada alumno a heredar el del grupo. La búsqueda pide al menos dos letras. Agregar suma a la persona. Quitar la saca de la comunidad.</w:t>
+        <w:t>Traducción de código para este grupo, encendida, deja traducir a los alumnos. Bloquear pegar código en el editor y en el reto, encendido, impide pegar en el editor de esos alumnos. El docente siempre puede traducir y pegar. Cambiar el interruptor del grupo devuelve el ajuste de cada alumno a heredar el del grupo. La búsqueda pide al menos dos letras. Agregar suma a la persona. Quitar la saca de la comunidad.</w:t>
+      </w:r>
+      <w:r>
+        <w:rPr>
+          <w:rFonts w:ascii="Calibri" w:hAnsi="Calibri"/>
+          <w:b w:val="0"/>
+          <w:color w:val="1E293B"/>
+          <w:sz w:val="24"/>
+        </w:rPr>
+        <w:t xml:space="preserve"> Filtrar alumnos reduce la lista por nombre o correo. Si hay más de 15, aparecen las páginas y el recuento, por ejemplo 1–15 de 40.</w:t>
       </w:r>
     </w:p>
     <w:p>
@@ -412,7 +448,16 @@
           <w:color w:val="1E293B"/>
           <w:sz w:val="24"/>
         </w:rPr>
-        <w:t>Ejemplo. Luis crea Programación 1, busca Ana y pulsa Agregar. La traducción queda encendida y el bloqueo de pegar, apagado. Ana puede traducir y pegar. Si Luis enciende Bloquear pegar texto en este grupo, Ana ya no puede pegar en el editor, aunque sigue pudiendo escribir.</w:t>
+        <w:t>Ejemplo. Luis crea Programación 1, busca Ana y pulsa Agregar. La traducción queda encendida y el bloqueo de pegar, apagado. Ana puede traducir y pegar. Si Luis enciende Bloquear pegar código en el editor y en el reto, Ana ya no puede pegar en el editor, aunque sigue pudiendo escribir.</w:t>
+      </w:r>
+      <w:r>
+        <w:rPr>
+          <w:rFonts w:ascii="Calibri" w:hAnsi="Calibri"/>
+          <w:b w:val="0"/>
+          <w:color w:val="1E293B"/>
+          <w:sz w:val="24"/>
+        </w:rPr>
+        <w:t xml:space="preserve"> El administrador puede bloquear una cuenta. Si eso ocurre, al entrar el aviso es que la cuenta está bloqueada.</w:t>
       </w:r>
     </w:p>
     <w:p>
@@ -977,6 +1022,15 @@
         </w:rPr>
         <w:t xml:space="preserve"> Al abrir el trabajo de un reto, la nota ya aparece aunque el alumno no haya terminado. Si sigue en el mismo intento, esa nota se vuelve a calcular y reemplaza la anterior.</w:t>
       </w:r>
+      <w:r>
+        <w:rPr>
+          <w:rFonts w:ascii="Calibri" w:hAnsi="Calibri"/>
+          <w:b w:val="0"/>
+          <w:color w:val="1E293B"/>
+          <w:sz w:val="24"/>
+        </w:rPr>
+        <w:t xml:space="preserve"> Antes del tablero hay que elegir una comunidad. La nota dice que se verá el avance solo de sus alumnos. Volver a las comunidades regresa a esa lista. El CSV pedido desde ahí trae solo a los alumnos de la comunidad elegida.</w:t>
+      </w:r>
     </w:p>
     <w:p>
       <w:pPr>
@@ -986,7 +1040,7 @@
         <w:drawing>
           <wp:inline xmlns:a="http://schemas.openxmlformats.org/drawingml/2006/main" xmlns:pic="http://schemas.openxmlformats.org/drawingml/2006/picture">
             <wp:extent cx="5852160" cy="4403799"/>
-            <wp:docPr id="7" name="Picture 7"/>
+            <wp:docPr id="15" name="Picture 15"/>
             <wp:cNvGraphicFramePr>
               <a:graphicFrameLocks noChangeAspect="1"/>
             </wp:cNvGraphicFramePr>
@@ -994,11 +1048,11 @@
               <a:graphicData uri="http://schemas.openxmlformats.org/drawingml/2006/picture">
                 <pic:pic>
                   <pic:nvPicPr>
-                    <pic:cNvPr id="0" name="10-avance.png"/>
+                    <pic:cNvPr id="0" name="07-avance.png"/>
                     <pic:cNvPicPr/>
                   </pic:nvPicPr>
                   <pic:blipFill>
-                    <a:blip r:embed="rId15"/>
+                    <a:blip r:embed="rId23"/>
                     <a:stretch>
                       <a:fillRect/>
                     </a:stretch>
@@ -1029,7 +1083,7 @@
           <w:color w:val="475569"/>
           <w:sz w:val="20"/>
         </w:rPr>
-        <w:t>Figura 7. Avance de Ana Ruiz en las rutas que tiene asignadas.</w:t>
+        <w:t>Figura 7. El avance pide elegir la comunidad. Programación 1 tiene un alumno.</w:t>
       </w:r>
     </w:p>
     <w:p>

--- a/docs/manual-docente/Manual-del-docente.docx
+++ b/docs/manual-docente/Manual-del-docente.docx
@@ -205,6 +205,15 @@
           <w:sz w:val="24"/>
         </w:rPr>
         <w:t xml:space="preserve"> Junto a los puntos, la identidad muestra las ejecuciones que quedan hoy. Si el nivel no tiene tope, se ve el signo de infinito.</w:t>
+      </w:r>
+      <w:r>
+        <w:rPr>
+          <w:rFonts w:ascii="Calibri" w:hAnsi="Calibri"/>
+          <w:b w:val="0"/>
+          <w:color w:val="1E293B"/>
+          <w:sz w:val="24"/>
+        </w:rPr>
+        <w:t xml:space="preserve"> Armar Nassi-Shneiderman está junto a Armar diagrama. Dibuja el mismo algoritmo en columnas y también convierte las figuras en pseudocódigo.</w:t>
       </w:r>
     </w:p>
     <w:p>
@@ -662,6 +671,15 @@
         </w:rPr>
         <w:t>Los filtros son Tema y Tipo: Clasificar, Ordenar, Construir y Predecir. Un reto propio se puede editar y retirar. Uno del sistema, no.</w:t>
       </w:r>
+      <w:r>
+        <w:rPr>
+          <w:rFonts w:ascii="Calibri" w:hAnsi="Calibri"/>
+          <w:b w:val="0"/>
+          <w:color w:val="1E293B"/>
+          <w:sz w:val="24"/>
+        </w:rPr>
+        <w:t xml:space="preserve"> En un reto de construir, Validar con casos de entrada y salida puede apagarse. Sin casos, el alumno entrega el programa y un lenguaje, y no tiene que coincidir con una salida. Sirve para un juego que pide datos en cada turno. Si se dejan los casos, cada uno admite hasta 40 entradas.</w:t>
+      </w:r>
     </w:p>
     <w:p>
       <w:pPr/>
@@ -822,6 +840,15 @@
           <w:sz w:val="24"/>
         </w:rPr>
         <w:t>Dentro de la ruta, en Retos, el filtro Tipo deja la lista en Clasificar, Ordenar, Construir o Predecir. Del catálogo se parte en Tus retos y el catálogo, y solo muestra ese tipo. Todos deja los dos grupos sin ese corte. Agregar coloca el reto elegido. La ruta sigue en borrador hasta que se publica y se asigna.</w:t>
+      </w:r>
+      <w:r>
+        <w:rPr>
+          <w:rFonts w:ascii="Calibri" w:hAnsi="Calibri"/>
+          <w:b w:val="0"/>
+          <w:color w:val="1E293B"/>
+          <w:sz w:val="24"/>
+        </w:rPr>
+        <w:t xml:space="preserve"> El mismo reto se puede agregar otra vez. La copia nueva tiene su propio horario y los intentos de la anterior se conservan. Quien ya lo terminó lo sigue viendo terminado. Quien lo tenía cerrado puede abrirlo de nuevo. Los puntos se suman solo la primera vez.</w:t>
       </w:r>
     </w:p>
     <w:p>

--- a/docs/manual-docente/Manual-del-docente.docx
+++ b/docs/manual-docente/Manual-del-docente.docx
@@ -59,7 +59,7 @@
           <w:color w:val="1E293B"/>
           <w:sz w:val="24"/>
         </w:rPr>
-        <w:t>27 de octubre de 2026</w:t>
+        <w:t>28 de octubre de 2026</w:t>
       </w:r>
     </w:p>
     <w:p>
@@ -214,6 +214,15 @@
           <w:sz w:val="24"/>
         </w:rPr>
         <w:t xml:space="preserve"> Armar Nassi-Shneiderman está junto a Armar diagrama. Dibuja el mismo algoritmo en columnas y también convierte las figuras en pseudocódigo.</w:t>
+      </w:r>
+      <w:r>
+        <w:rPr>
+          <w:rFonts w:ascii="Calibri" w:hAnsi="Calibri"/>
+          <w:b w:val="0"/>
+          <w:color w:val="1E293B"/>
+          <w:sz w:val="24"/>
+        </w:rPr>
+        <w:t xml:space="preserve"> Armar diagrama separa las figuras mientras se elige o se arrastra una, y las junta al soltar.</w:t>
       </w:r>
     </w:p>
     <w:p>
@@ -370,6 +379,24 @@
         </w:rPr>
         <w:t xml:space="preserve"> Es una pantalla completa. Volver al editor regresa al banco de trabajo. A la izquierda se escribe el nombre y se pulsa Crear. A la derecha queda la comunidad elegida.</w:t>
       </w:r>
+      <w:r>
+        <w:rPr>
+          <w:rFonts w:ascii="Calibri" w:hAnsi="Calibri"/>
+          <w:b w:val="0"/>
+          <w:color w:val="1E293B"/>
+          <w:sz w:val="24"/>
+        </w:rPr>
+        <w:t xml:space="preserve"> Cada comunidad muestra un código de 6 caracteres. Copiar lo deja en el portapapeles. Nuevo código pide confirmación y el anterior deja de servir. El alumno lo escribe en Unirme, en su banco de trabajo. El docente también puede unirse a la comunidad de otro con ese código. El dueño no entra a la suya.</w:t>
+      </w:r>
+      <w:r>
+        <w:rPr>
+          <w:rFonts w:ascii="Calibri" w:hAnsi="Calibri"/>
+          <w:b w:val="0"/>
+          <w:color w:val="1E293B"/>
+          <w:sz w:val="24"/>
+        </w:rPr>
+        <w:t xml:space="preserve"> Quien entra queda en Alumnos o en Docentes, según su cuenta.</w:t>
+      </w:r>
     </w:p>
     <w:p>
       <w:pPr>
@@ -379,7 +406,7 @@
         <w:drawing>
           <wp:inline xmlns:a="http://schemas.openxmlformats.org/drawingml/2006/main" xmlns:pic="http://schemas.openxmlformats.org/drawingml/2006/picture">
             <wp:extent cx="5852160" cy="4403799"/>
-            <wp:docPr id="14" name="Picture 14"/>
+            <wp:docPr id="16" name="Picture 16"/>
             <wp:cNvGraphicFramePr>
               <a:graphicFrameLocks noChangeAspect="1"/>
             </wp:cNvGraphicFramePr>
@@ -391,7 +418,7 @@
                     <pic:cNvPicPr/>
                   </pic:nvPicPr>
                   <pic:blipFill>
-                    <a:blip r:embed="rId22"/>
+                    <a:blip r:embed="rId24"/>
                     <a:stretch>
                       <a:fillRect/>
                     </a:stretch>
@@ -422,7 +449,7 @@
           <w:color w:val="475569"/>
           <w:sz w:val="20"/>
         </w:rPr>
-        <w:t>Figura 3. La comunidad Programación 1, con Ana Ruiz.</w:t>
+        <w:t>Figura 3. Programación 1 muestra el código. Ana lo escribe en Unirme.</w:t>
       </w:r>
     </w:p>
     <w:p>

--- a/docs/manual-docente/Manual-del-docente.docx
+++ b/docs/manual-docente/Manual-del-docente.docx
@@ -1191,7 +1191,7 @@
           <w:color w:val="1E293B"/>
           <w:sz w:val="24"/>
         </w:rPr>
-        <w:t>Operadores muestra la misma lista que ve el alumno. No cambia el algoritmo abierto. ^ liga más fuerte, luego * / DIV MOD, luego + y -, luego las comparaciones, y al final NO, Y y O.</w:t>
+        <w:t>Operadores muestra la misma lista que ve el alumno. No cambia el algoritmo abierto. &lt;- y = asignan. == compara. ^ liga más fuerte, luego * / DIV MOD, luego + y -, luego las comparaciones, y al final NO, Y y O.</w:t>
       </w:r>
     </w:p>
     <w:p>
@@ -1202,7 +1202,7 @@
         <w:drawing>
           <wp:inline xmlns:a="http://schemas.openxmlformats.org/drawingml/2006/main" xmlns:pic="http://schemas.openxmlformats.org/drawingml/2006/picture">
             <wp:extent cx="5852160" cy="4403799"/>
-            <wp:docPr id="8" name="Picture 8"/>
+            <wp:docPr id="17" name="Picture 17"/>
             <wp:cNvGraphicFramePr>
               <a:graphicFrameLocks noChangeAspect="1"/>
             </wp:cNvGraphicFramePr>
@@ -1210,11 +1210,11 @@
               <a:graphicData uri="http://schemas.openxmlformats.org/drawingml/2006/picture">
                 <pic:pic>
                   <pic:nvPicPr>
-                    <pic:cNvPr id="0" name="12-operadores.png"/>
+                    <pic:cNvPr id="0" name="11-operadores.png"/>
                     <pic:cNvPicPr/>
                   </pic:nvPicPr>
                   <pic:blipFill>
-                    <a:blip r:embed="rId16"/>
+                    <a:blip r:embed="rId25"/>
                     <a:stretch>
                       <a:fillRect/>
                     </a:stretch>
@@ -1245,7 +1245,7 @@
           <w:color w:val="475569"/>
           <w:sz w:val="20"/>
         </w:rPr>
-        <w:t>Figura 8. Operadores en la sesión del docente.</w:t>
+        <w:t>Figura 8. Operadores en la sesión del docente. &lt;- y = asignan.</w:t>
       </w:r>
     </w:p>
     <w:p>
